--- a/platform/Template TIN English 2023.docx
+++ b/platform/Template TIN English 2023.docx
@@ -5,6 +5,7 @@
     <w:p>
       <w:pPr>
         <w:pStyle w:val="Title"/>
+        <w:spacing w:after="240"/>
         <w:rPr>
           <w:caps/>
           <w:sz w:val="30"/>
@@ -16,54 +17,28 @@
           <w:sz w:val="30"/>
           <w:szCs w:val="30"/>
         </w:rPr>
-        <w:t>A Systematic Review For Stock Price Prediction</w:t>
+        <w:t xml:space="preserve">A Systematic Review </w:t>
       </w:r>
       <w:r>
         <w:rPr>
           <w:sz w:val="30"/>
           <w:szCs w:val="30"/>
         </w:rPr>
-        <w:t xml:space="preserve">   </w:t>
-      </w:r>
-    </w:p>
-    <w:p>
-      <w:pPr>
-        <w:pStyle w:val="Heading1"/>
-        <w:spacing w:after="240"/>
-        <w:ind w:left="0" w:right="-1" w:firstLine="0"/>
-        <w:jc w:val="center"/>
-        <w:rPr>
-          <w:b w:val="0"/>
-          <w:bCs/>
-          <w:color w:val="C00000"/>
-          <w:sz w:val="16"/>
-          <w:szCs w:val="16"/>
-        </w:rPr>
-      </w:pPr>
-      <w:r>
-        <w:rPr>
-          <w:color w:val="C00000"/>
-          <w:sz w:val="16"/>
-          <w:szCs w:val="16"/>
-        </w:rPr>
-        <w:t>(Center, Bold, Times New Roman 15, Maximum 14 words, Initial Letter Uppercase</w:t>
-      </w:r>
-      <w:r>
-        <w:rPr>
-          <w:color w:val="C00000"/>
-          <w:sz w:val="16"/>
-          <w:szCs w:val="16"/>
-          <w:lang w:val="en-US"/>
-        </w:rPr>
-        <w:t>, After 12 pt</w:t>
-      </w:r>
-      <w:r>
-        <w:rPr>
-          <w:color w:val="C00000"/>
-          <w:sz w:val="16"/>
-          <w:szCs w:val="16"/>
-        </w:rPr>
-        <w:t>)</w:t>
+        <w:t>for</w:t>
+      </w:r>
+      <w:r>
+        <w:rPr>
+          <w:sz w:val="30"/>
+          <w:szCs w:val="30"/>
+        </w:rPr>
+        <w:t xml:space="preserve"> Stock Price Prediction</w:t>
+      </w:r>
+      <w:r>
+        <w:rPr>
+          <w:sz w:val="30"/>
+          <w:szCs w:val="30"/>
+        </w:rPr>
+        <w:t xml:space="preserve"> Using Machine Learning</w:t>
       </w:r>
     </w:p>
     <w:p>
@@ -142,15 +117,6 @@
           <w:szCs w:val="16"/>
         </w:rPr>
         <w:tab/>
-      </w:r>
-      <w:r>
-        <w:rPr>
-          <w:rFonts w:ascii="Times New Roman" w:hAnsi="Times New Roman" w:cs="Times New Roman"/>
-          <w:color w:val="C00000"/>
-          <w:sz w:val="16"/>
-          <w:szCs w:val="16"/>
-        </w:rPr>
-        <w:t>(Center, Times New Roman 10,  First name  Middle name Last name)</w:t>
       </w:r>
     </w:p>
     <w:p>
@@ -192,7 +158,55 @@
           <w:sz w:val="18"/>
           <w:szCs w:val="18"/>
         </w:rPr>
-        <w:t xml:space="preserve">Faculty, Study Program, Name of Institution, </w:t>
+        <w:t>Faculty</w:t>
+      </w:r>
+      <w:r>
+        <w:rPr>
+          <w:rFonts w:ascii="Times New Roman" w:hAnsi="Times New Roman" w:cs="Times New Roman"/>
+          <w:sz w:val="18"/>
+          <w:szCs w:val="18"/>
+        </w:rPr>
+        <w:t xml:space="preserve"> of Science and Technology</w:t>
+      </w:r>
+      <w:r>
+        <w:rPr>
+          <w:rFonts w:ascii="Times New Roman" w:hAnsi="Times New Roman" w:cs="Times New Roman"/>
+          <w:sz w:val="18"/>
+          <w:szCs w:val="18"/>
+        </w:rPr>
+        <w:t xml:space="preserve">, </w:t>
+      </w:r>
+      <w:r>
+        <w:rPr>
+          <w:rFonts w:ascii="Times New Roman" w:hAnsi="Times New Roman" w:cs="Times New Roman"/>
+          <w:sz w:val="18"/>
+          <w:szCs w:val="18"/>
+        </w:rPr>
+        <w:t>Master of Informatics</w:t>
+      </w:r>
+      <w:r>
+        <w:rPr>
+          <w:rFonts w:ascii="Times New Roman" w:hAnsi="Times New Roman" w:cs="Times New Roman"/>
+          <w:sz w:val="18"/>
+          <w:szCs w:val="18"/>
+        </w:rPr>
+        <w:t xml:space="preserve">, </w:t>
+      </w:r>
+      <w:r>
+        <w:rPr>
+          <w:rFonts w:ascii="Times New Roman" w:hAnsi="Times New Roman" w:cs="Times New Roman"/>
+          <w:sz w:val="18"/>
+          <w:szCs w:val="18"/>
+        </w:rPr>
+        <w:t>Universitas Islam Negeri Maulana Malik Ibrahim</w:t>
+      </w:r>
+      <w:r>
+        <w:rPr>
+          <w:rFonts w:ascii="Times New Roman" w:hAnsi="Times New Roman" w:cs="Times New Roman"/>
+          <w:sz w:val="18"/>
+          <w:szCs w:val="18"/>
+        </w:rPr>
+        <w:t xml:space="preserve">, </w:t>
       </w:r>
       <w:r>
         <w:rPr>
@@ -232,97 +246,69 @@
           <w:szCs w:val="18"/>
           <w:lang w:val="en-US"/>
         </w:rPr>
-        <w:t>Full Address (Street Name, Number, Zip Code, City), Indonesia</w:t>
-      </w:r>
-    </w:p>
-    <w:p>
-      <w:pPr>
-        <w:spacing w:after="0" w:line="240" w:lineRule="auto"/>
-        <w:jc w:val="center"/>
-        <w:rPr>
-          <w:rFonts w:ascii="Times New Roman" w:hAnsi="Times New Roman" w:cs="Times New Roman"/>
-          <w:color w:val="C00000"/>
+        <w:t xml:space="preserve">Jl. </w:t>
+      </w:r>
+      <w:proofErr w:type="spellStart"/>
+      <w:r>
+        <w:rPr>
+          <w:rFonts w:ascii="Times New Roman" w:hAnsi="Times New Roman" w:cs="Times New Roman"/>
           <w:sz w:val="18"/>
           <w:szCs w:val="18"/>
-        </w:rPr>
-      </w:pPr>
-      <w:r>
-        <w:rPr>
-          <w:rFonts w:ascii="Times New Roman" w:hAnsi="Times New Roman" w:cs="Times New Roman"/>
-          <w:color w:val="C00000"/>
-          <w:sz w:val="16"/>
-          <w:szCs w:val="16"/>
-        </w:rPr>
-        <w:t xml:space="preserve">(Center, Times New Roman 9,   </w:t>
-      </w:r>
-      <w:r>
-        <w:rPr>
-          <w:rFonts w:ascii="Times New Roman" w:hAnsi="Times New Roman" w:cs="Times New Roman"/>
-          <w:color w:val="C00000"/>
-          <w:sz w:val="16"/>
-          <w:szCs w:val="16"/>
-          <w:vertAlign w:val="superscript"/>
-        </w:rPr>
-        <w:t>1</w:t>
-      </w:r>
-      <w:r>
-        <w:rPr>
-          <w:rFonts w:ascii="Times New Roman" w:hAnsi="Times New Roman" w:cs="Times New Roman"/>
-          <w:color w:val="C00000"/>
-          <w:sz w:val="16"/>
-          <w:szCs w:val="16"/>
-        </w:rPr>
-        <w:t>If the author is in the same institution)</w:t>
-      </w:r>
-    </w:p>
-    <w:p>
-      <w:pPr>
-        <w:spacing w:after="0" w:line="240" w:lineRule="auto"/>
-        <w:jc w:val="center"/>
+          <w:lang w:val="en-US"/>
+        </w:rPr>
+        <w:t>Gajayana</w:t>
+      </w:r>
+      <w:proofErr w:type="spellEnd"/>
+      <w:r>
         <w:rPr>
           <w:rFonts w:ascii="Times New Roman" w:hAnsi="Times New Roman" w:cs="Times New Roman"/>
           <w:sz w:val="18"/>
           <w:szCs w:val="18"/>
-        </w:rPr>
-      </w:pPr>
+          <w:lang w:val="en-US"/>
+        </w:rPr>
+        <w:t xml:space="preserve"> No. 50 </w:t>
+      </w:r>
+      <w:proofErr w:type="spellStart"/>
       <w:r>
         <w:rPr>
           <w:rFonts w:ascii="Times New Roman" w:hAnsi="Times New Roman" w:cs="Times New Roman"/>
           <w:sz w:val="18"/>
           <w:szCs w:val="18"/>
-          <w:vertAlign w:val="superscript"/>
-        </w:rPr>
-        <w:t>2</w:t>
-      </w:r>
+          <w:lang w:val="en-US"/>
+        </w:rPr>
+        <w:t>Dinoyo</w:t>
+      </w:r>
+      <w:proofErr w:type="spellEnd"/>
       <w:r>
         <w:rPr>
           <w:rFonts w:ascii="Times New Roman" w:hAnsi="Times New Roman" w:cs="Times New Roman"/>
           <w:sz w:val="18"/>
           <w:szCs w:val="18"/>
-          <w:vertAlign w:val="superscript"/>
-          <w:lang w:val="en-US"/>
-        </w:rPr>
-        <w:t xml:space="preserve"> </w:t>
-      </w:r>
+          <w:lang w:val="en-US"/>
+        </w:rPr>
+        <w:t xml:space="preserve">, </w:t>
+      </w:r>
+      <w:proofErr w:type="spellStart"/>
       <w:r>
         <w:rPr>
           <w:rFonts w:ascii="Times New Roman" w:hAnsi="Times New Roman" w:cs="Times New Roman"/>
           <w:sz w:val="18"/>
           <w:szCs w:val="18"/>
-        </w:rPr>
-        <w:t>Faculty, Study Program, Name of Institution, City, Indonesia</w:t>
-      </w:r>
-    </w:p>
-    <w:p>
-      <w:pPr>
-        <w:spacing w:after="0" w:line="240" w:lineRule="auto"/>
-        <w:jc w:val="center"/>
+          <w:lang w:val="en-US"/>
+        </w:rPr>
+        <w:t>Kec</w:t>
+      </w:r>
+      <w:proofErr w:type="spellEnd"/>
+      <w:r>
         <w:rPr>
           <w:rFonts w:ascii="Times New Roman" w:hAnsi="Times New Roman" w:cs="Times New Roman"/>
           <w:sz w:val="18"/>
           <w:szCs w:val="18"/>
-        </w:rPr>
-      </w:pPr>
+          <w:lang w:val="en-US"/>
+        </w:rPr>
+        <w:t xml:space="preserve">. </w:t>
+      </w:r>
+      <w:proofErr w:type="spellStart"/>
       <w:r>
         <w:rPr>
           <w:rFonts w:ascii="Times New Roman" w:hAnsi="Times New Roman" w:cs="Times New Roman"/>
@@ -330,7 +316,26 @@
           <w:szCs w:val="18"/>
           <w:lang w:val="en-US"/>
         </w:rPr>
-        <w:t>Full Address (Street Name, Number, Zip Code, City), Indonesia</w:t>
+        <w:t>Lowokwaru</w:t>
+      </w:r>
+      <w:proofErr w:type="spellEnd"/>
+      <w:r>
+        <w:rPr>
+          <w:rFonts w:ascii="Times New Roman" w:hAnsi="Times New Roman" w:cs="Times New Roman"/>
+          <w:sz w:val="18"/>
+          <w:szCs w:val="18"/>
+          <w:lang w:val="en-US"/>
+        </w:rPr>
+        <w:t>, Kota Malang, Jawa Timur, 65144</w:t>
+      </w:r>
+      <w:r>
+        <w:rPr>
+          <w:rFonts w:ascii="Times New Roman" w:hAnsi="Times New Roman" w:cs="Times New Roman"/>
+          <w:sz w:val="18"/>
+          <w:szCs w:val="18"/>
+          <w:lang w:val="en-US"/>
+        </w:rPr>
+        <w:t>, Indonesia</w:t>
       </w:r>
     </w:p>
     <w:p>
@@ -370,137 +375,24 @@
           <w:sz w:val="18"/>
           <w:szCs w:val="18"/>
         </w:rPr>
-        <w:t>Author1@</w:t>
+        <w:t>250605210001</w:t>
       </w:r>
       <w:r>
         <w:rPr>
           <w:rFonts w:ascii="Times New Roman" w:hAnsi="Times New Roman" w:cs="Times New Roman"/>
           <w:sz w:val="18"/>
           <w:szCs w:val="18"/>
-          <w:lang w:val="en-US"/>
-        </w:rPr>
-        <w:t>g</w:t>
+        </w:rPr>
+        <w:t>@</w:t>
       </w:r>
       <w:r>
         <w:rPr>
           <w:rFonts w:ascii="Times New Roman" w:hAnsi="Times New Roman" w:cs="Times New Roman"/>
           <w:sz w:val="18"/>
           <w:szCs w:val="18"/>
-        </w:rPr>
-        <w:t xml:space="preserve">mail.com, </w:t>
-      </w:r>
-      <w:r>
-        <w:rPr>
-          <w:rFonts w:ascii="Times New Roman" w:hAnsi="Times New Roman" w:cs="Times New Roman"/>
-          <w:sz w:val="18"/>
-          <w:szCs w:val="18"/>
-          <w:vertAlign w:val="superscript"/>
-        </w:rPr>
-        <w:t>2</w:t>
-      </w:r>
-      <w:r>
-        <w:rPr>
-          <w:rFonts w:ascii="Times New Roman" w:hAnsi="Times New Roman" w:cs="Times New Roman"/>
-          <w:sz w:val="18"/>
-          <w:szCs w:val="18"/>
-        </w:rPr>
-        <w:t>Author2@</w:t>
-      </w:r>
-      <w:r>
-        <w:rPr>
-          <w:rFonts w:ascii="Times New Roman" w:hAnsi="Times New Roman" w:cs="Times New Roman"/>
-          <w:sz w:val="18"/>
-          <w:szCs w:val="18"/>
-          <w:lang w:val="en-US"/>
-        </w:rPr>
-        <w:t>g</w:t>
-      </w:r>
-      <w:r>
-        <w:rPr>
-          <w:rFonts w:ascii="Times New Roman" w:hAnsi="Times New Roman" w:cs="Times New Roman"/>
-          <w:sz w:val="18"/>
-          <w:szCs w:val="18"/>
-        </w:rPr>
-        <w:t>mail.com</w:t>
-      </w:r>
-      <w:r>
-        <w:rPr>
-          <w:rFonts w:ascii="Times New Roman" w:hAnsi="Times New Roman" w:cs="Times New Roman"/>
-          <w:sz w:val="18"/>
-          <w:szCs w:val="18"/>
-          <w:lang w:val="en-US"/>
-        </w:rPr>
-        <w:t>,</w:t>
-      </w:r>
-      <w:r>
-        <w:rPr>
-          <w:rFonts w:ascii="Times New Roman" w:hAnsi="Times New Roman" w:cs="Times New Roman"/>
-          <w:sz w:val="18"/>
-          <w:szCs w:val="18"/>
-          <w:vertAlign w:val="superscript"/>
-        </w:rPr>
-        <w:t xml:space="preserve"> </w:t>
-      </w:r>
-      <w:r>
-        <w:rPr>
-          <w:rFonts w:ascii="Times New Roman" w:hAnsi="Times New Roman" w:cs="Times New Roman"/>
-          <w:sz w:val="18"/>
-          <w:szCs w:val="18"/>
-          <w:vertAlign w:val="superscript"/>
-          <w:lang w:val="en-US"/>
-        </w:rPr>
-        <w:t>3,</w:t>
-      </w:r>
-      <w:r>
-        <w:rPr>
-          <w:rFonts w:ascii="Times New Roman" w:hAnsi="Times New Roman" w:cs="Times New Roman"/>
-          <w:sz w:val="18"/>
-          <w:szCs w:val="18"/>
-          <w:vertAlign w:val="superscript"/>
-        </w:rPr>
-        <w:t>*</w:t>
-      </w:r>
-      <w:r>
-        <w:rPr>
-          <w:rFonts w:ascii="Times New Roman" w:hAnsi="Times New Roman" w:cs="Times New Roman"/>
-          <w:sz w:val="18"/>
-          <w:szCs w:val="18"/>
-        </w:rPr>
-        <w:t>Author</w:t>
-      </w:r>
-      <w:r>
-        <w:rPr>
-          <w:rFonts w:ascii="Times New Roman" w:hAnsi="Times New Roman" w:cs="Times New Roman"/>
-          <w:sz w:val="18"/>
-          <w:szCs w:val="18"/>
-          <w:lang w:val="en-US"/>
-        </w:rPr>
-        <w:t>3</w:t>
-      </w:r>
-      <w:r>
-        <w:rPr>
-          <w:rFonts w:ascii="Times New Roman" w:hAnsi="Times New Roman" w:cs="Times New Roman"/>
-          <w:sz w:val="18"/>
-          <w:szCs w:val="18"/>
-        </w:rPr>
-        <w:t>@</w:t>
-      </w:r>
-      <w:r>
-        <w:rPr>
-          <w:rFonts w:ascii="Times New Roman" w:hAnsi="Times New Roman" w:cs="Times New Roman"/>
-          <w:sz w:val="18"/>
-          <w:szCs w:val="18"/>
-          <w:lang w:val="en-US"/>
-        </w:rPr>
-        <w:t>g</w:t>
-      </w:r>
-      <w:r>
-        <w:rPr>
-          <w:rFonts w:ascii="Times New Roman" w:hAnsi="Times New Roman" w:cs="Times New Roman"/>
-          <w:sz w:val="18"/>
-          <w:szCs w:val="18"/>
-        </w:rPr>
-        <w:t>mail.com</w:t>
+          <w:lang w:val="en-US"/>
+        </w:rPr>
+        <w:t>student.uin-malang.ac.id</w:t>
       </w:r>
     </w:p>
     <w:p>
@@ -535,31 +427,40 @@
         </w:rPr>
         <w:t xml:space="preserve">: </w:t>
       </w:r>
-      <w:hyperlink r:id="rId8" w:history="1">
-        <w:r>
-          <w:rPr>
-            <w:rStyle w:val="Hyperlink"/>
-            <w:rFonts w:ascii="Times New Roman" w:hAnsi="Times New Roman" w:cs="Times New Roman"/>
-            <w:color w:val="auto"/>
-            <w:sz w:val="18"/>
-            <w:szCs w:val="18"/>
-            <w:u w:val="none"/>
-            <w:lang w:val="en-US"/>
-          </w:rPr>
-          <w:t>emailpenuliskorespondensi</w:t>
-        </w:r>
-        <w:r>
-          <w:rPr>
-            <w:rStyle w:val="Hyperlink"/>
-            <w:rFonts w:ascii="Times New Roman" w:hAnsi="Times New Roman" w:cs="Times New Roman"/>
-            <w:color w:val="auto"/>
-            <w:sz w:val="18"/>
-            <w:szCs w:val="18"/>
-            <w:u w:val="none"/>
-          </w:rPr>
-          <w:t>@email.com</w:t>
-        </w:r>
-      </w:hyperlink>
+      <w:r>
+        <w:rPr>
+          <w:rFonts w:ascii="Times New Roman" w:hAnsi="Times New Roman" w:cs="Times New Roman"/>
+          <w:sz w:val="18"/>
+          <w:szCs w:val="18"/>
+          <w:vertAlign w:val="superscript"/>
+        </w:rPr>
+        <w:t>1</w:t>
+      </w:r>
+      <w:r>
+        <w:rPr>
+          <w:rFonts w:ascii="Times New Roman" w:hAnsi="Times New Roman" w:cs="Times New Roman"/>
+          <w:sz w:val="18"/>
+          <w:szCs w:val="18"/>
+        </w:rPr>
+        <w:t>250605210001</w:t>
+      </w:r>
+      <w:r>
+        <w:rPr>
+          <w:rFonts w:ascii="Times New Roman" w:hAnsi="Times New Roman" w:cs="Times New Roman"/>
+          <w:sz w:val="18"/>
+          <w:szCs w:val="18"/>
+        </w:rPr>
+        <w:t>@</w:t>
+      </w:r>
+      <w:r>
+        <w:rPr>
+          <w:rFonts w:ascii="Times New Roman" w:hAnsi="Times New Roman" w:cs="Times New Roman"/>
+          <w:sz w:val="18"/>
+          <w:szCs w:val="18"/>
+          <w:lang w:val="en-US"/>
+        </w:rPr>
+        <w:t>student.uin-malang.ac.id</w:t>
+      </w:r>
     </w:p>
     <w:p>
       <w:pPr>
@@ -571,53 +472,6 @@
           <w:szCs w:val="16"/>
         </w:rPr>
       </w:pPr>
-      <w:r>
-        <w:rPr>
-          <w:rFonts w:ascii="Times New Roman" w:hAnsi="Times New Roman" w:cs="Times New Roman"/>
-          <w:color w:val="C00000"/>
-          <w:sz w:val="16"/>
-          <w:szCs w:val="16"/>
-        </w:rPr>
-        <w:t>(</w:t>
-      </w:r>
-      <w:r>
-        <w:rPr>
-          <w:rFonts w:ascii="Times New Roman" w:hAnsi="Times New Roman" w:cs="Times New Roman"/>
-          <w:color w:val="C00000"/>
-          <w:sz w:val="16"/>
-          <w:szCs w:val="16"/>
-          <w:lang w:val="en-US"/>
-        </w:rPr>
-        <w:t>Justify</w:t>
-      </w:r>
-      <w:r>
-        <w:rPr>
-          <w:rFonts w:ascii="Times New Roman" w:hAnsi="Times New Roman" w:cs="Times New Roman"/>
-          <w:color w:val="C00000"/>
-          <w:sz w:val="16"/>
-          <w:szCs w:val="16"/>
-        </w:rPr>
-        <w:t>, Bold, Times New Roman 9</w:t>
-      </w:r>
-      <w:r>
-        <w:rPr>
-          <w:rFonts w:ascii="Times New Roman" w:hAnsi="Times New Roman" w:cs="Times New Roman"/>
-          <w:color w:val="C00000"/>
-          <w:sz w:val="16"/>
-          <w:szCs w:val="16"/>
-          <w:lang w:val="en-US"/>
-        </w:rPr>
-        <w:t>, Before 6 Pt</w:t>
-      </w:r>
-      <w:r>
-        <w:rPr>
-          <w:rFonts w:ascii="Times New Roman" w:hAnsi="Times New Roman" w:cs="Times New Roman"/>
-          <w:color w:val="C00000"/>
-          <w:sz w:val="16"/>
-          <w:szCs w:val="16"/>
-        </w:rPr>
-        <w:t>)</w:t>
-      </w:r>
     </w:p>
     <w:p>
       <w:pPr>
@@ -751,7 +605,7 @@
           <w:sz w:val="18"/>
           <w:szCs w:val="18"/>
         </w:rPr>
-        <w:t>: Keyword1</w:t>
+        <w:t xml:space="preserve">: </w:t>
       </w:r>
       <w:r>
         <w:rPr>
@@ -760,7 +614,7 @@
           <w:sz w:val="18"/>
           <w:szCs w:val="18"/>
         </w:rPr>
-        <w:t xml:space="preserve">; </w:t>
+        <w:t>SLR</w:t>
       </w:r>
       <w:r>
         <w:rPr>
@@ -769,7 +623,7 @@
           <w:sz w:val="18"/>
           <w:szCs w:val="18"/>
         </w:rPr>
-        <w:t>Keyword2</w:t>
+        <w:t xml:space="preserve">; </w:t>
       </w:r>
       <w:r>
         <w:rPr>
@@ -778,7 +632,7 @@
           <w:sz w:val="18"/>
           <w:szCs w:val="18"/>
         </w:rPr>
-        <w:t xml:space="preserve">; </w:t>
+        <w:t>Stock Price</w:t>
       </w:r>
       <w:r>
         <w:rPr>
@@ -787,7 +641,7 @@
           <w:sz w:val="18"/>
           <w:szCs w:val="18"/>
         </w:rPr>
-        <w:t>Keyword3</w:t>
+        <w:t xml:space="preserve">; </w:t>
       </w:r>
       <w:r>
         <w:rPr>
@@ -796,7 +650,7 @@
           <w:sz w:val="18"/>
           <w:szCs w:val="18"/>
         </w:rPr>
-        <w:t xml:space="preserve">; </w:t>
+        <w:t>Machine Learning</w:t>
       </w:r>
       <w:r>
         <w:rPr>
@@ -805,7 +659,7 @@
           <w:sz w:val="18"/>
           <w:szCs w:val="18"/>
         </w:rPr>
-        <w:t>Keyword4</w:t>
+        <w:t xml:space="preserve">; </w:t>
       </w:r>
       <w:r>
         <w:rPr>
@@ -814,7 +668,7 @@
           <w:sz w:val="18"/>
           <w:szCs w:val="18"/>
         </w:rPr>
-        <w:t xml:space="preserve">; </w:t>
+        <w:t>Deep Learning</w:t>
       </w:r>
       <w:r>
         <w:rPr>
@@ -823,7 +677,7 @@
           <w:sz w:val="18"/>
           <w:szCs w:val="18"/>
         </w:rPr>
-        <w:t>Keyword5</w:t>
+        <w:t xml:space="preserve">; </w:t>
       </w:r>
       <w:r>
         <w:rPr>
@@ -832,24 +686,7 @@
           <w:sz w:val="18"/>
           <w:szCs w:val="18"/>
         </w:rPr>
-        <w:t xml:space="preserve"> </w:t>
-      </w:r>
-      <w:r>
-        <w:rPr>
-          <w:iCs/>
-          <w:color w:val="C00000"/>
-          <w:sz w:val="18"/>
-          <w:szCs w:val="18"/>
-        </w:rPr>
-        <w:t>(at least 5 words related to the contents of the research separated by semicolons</w:t>
-      </w:r>
-      <w:r>
-        <w:rPr>
-          <w:color w:val="C00000"/>
-          <w:sz w:val="18"/>
-          <w:szCs w:val="18"/>
-        </w:rPr>
-        <w:t>)</w:t>
+        <w:t>Prediction</w:t>
       </w:r>
     </w:p>
     <w:p>
@@ -880,65 +717,6 @@
         </w:rPr>
         <w:t>INTRODUCTION</w:t>
       </w:r>
-      <w:r>
-        <w:rPr>
-          <w:rFonts w:ascii="Times New Roman" w:hAnsi="Times New Roman" w:cs="Times New Roman"/>
-          <w:iCs/>
-          <w:color w:val="C00000"/>
-          <w:sz w:val="16"/>
-          <w:szCs w:val="20"/>
-        </w:rPr>
-        <w:t xml:space="preserve"> </w:t>
-      </w:r>
-      <w:r>
-        <w:rPr>
-          <w:rFonts w:ascii="Times New Roman" w:hAnsi="Times New Roman" w:cs="Times New Roman"/>
-          <w:iCs/>
-          <w:color w:val="C00000"/>
-          <w:sz w:val="16"/>
-          <w:szCs w:val="20"/>
-        </w:rPr>
-        <w:t>(</w:t>
-      </w:r>
-      <w:r>
-        <w:rPr>
-          <w:rFonts w:ascii="Times New Roman" w:hAnsi="Times New Roman" w:cs="Times New Roman"/>
-          <w:iCs/>
-          <w:color w:val="C00000"/>
-          <w:sz w:val="16"/>
-          <w:szCs w:val="20"/>
-          <w:lang w:val="en-US"/>
-        </w:rPr>
-        <w:t xml:space="preserve">SUB JUDUL </w:t>
-      </w:r>
-      <w:r>
-        <w:rPr>
-          <w:rFonts w:ascii="Times New Roman" w:hAnsi="Times New Roman" w:cs="Times New Roman"/>
-          <w:color w:val="C00000"/>
-          <w:sz w:val="16"/>
-          <w:szCs w:val="20"/>
-        </w:rPr>
-        <w:t>Center, Bold, Times New Roman 13, UPPER CASE</w:t>
-      </w:r>
-      <w:r>
-        <w:rPr>
-          <w:rFonts w:ascii="Times New Roman" w:hAnsi="Times New Roman" w:cs="Times New Roman"/>
-          <w:color w:val="C00000"/>
-          <w:sz w:val="16"/>
-          <w:szCs w:val="20"/>
-          <w:lang w:val="en-US"/>
-        </w:rPr>
-        <w:t>, After 6 pt, Before 18 pt</w:t>
-      </w:r>
-      <w:r>
-        <w:rPr>
-          <w:rFonts w:ascii="Times New Roman" w:hAnsi="Times New Roman" w:cs="Times New Roman"/>
-          <w:color w:val="C00000"/>
-          <w:sz w:val="16"/>
-          <w:szCs w:val="20"/>
-        </w:rPr>
-        <w:t>)</w:t>
-      </w:r>
     </w:p>
     <w:p>
       <w:pPr>
@@ -960,7 +738,57 @@
           <w:szCs w:val="20"/>
           <w:shd w:val="clear" w:color="auto" w:fill="FFFFFF"/>
         </w:rPr>
-        <w:t>Stock price prediction using AI methods has emerged as a significant area of research due to the inherent complexity and volatility of financial markets. The integration of artificial intelligence (AI) and machine learning (ML) techniques offers a promising approach to enhance the accuracy of stock market forecasts. AI's ability to process large datasets rapidly and discern complex patterns makes it superior to traditional analytical methods, which often struggle with the non-linear and dynamic nature of stock prices</w:t>
+        <w:t xml:space="preserve">Stock price prediction using AI methods has emerged as a significant area of research due to the inherent complexity and volatility of financial markets. The integration of artificial intelligence (AI) and machine learning (ML) techniques offers a promising approach to </w:t>
+      </w:r>
+      <w:r>
+        <w:rPr>
+          <w:rStyle w:val="longtext"/>
+          <w:rFonts w:ascii="Times New Roman" w:hAnsi="Times New Roman" w:cs="Times New Roman"/>
+          <w:sz w:val="20"/>
+          <w:szCs w:val="20"/>
+          <w:shd w:val="clear" w:color="auto" w:fill="FFFFFF"/>
+        </w:rPr>
+        <w:t>enhancing</w:t>
+      </w:r>
+      <w:r>
+        <w:rPr>
+          <w:rStyle w:val="longtext"/>
+          <w:rFonts w:ascii="Times New Roman" w:hAnsi="Times New Roman" w:cs="Times New Roman"/>
+          <w:sz w:val="20"/>
+          <w:szCs w:val="20"/>
+          <w:shd w:val="clear" w:color="auto" w:fill="FFFFFF"/>
+        </w:rPr>
+        <w:t xml:space="preserve"> the accuracy of stock market forecasts. AI's ability to process large datasets rapidly and discern complex patterns makes it superior to traditional analytical methods, which often struggle with the </w:t>
+      </w:r>
+      <w:r>
+        <w:rPr>
+          <w:rStyle w:val="longtext"/>
+          <w:rFonts w:ascii="Times New Roman" w:hAnsi="Times New Roman" w:cs="Times New Roman"/>
+          <w:sz w:val="20"/>
+          <w:szCs w:val="20"/>
+          <w:shd w:val="clear" w:color="auto" w:fill="FFFFFF"/>
+        </w:rPr>
+        <w:t>nonlinearity and dynamics</w:t>
+      </w:r>
+      <w:r>
+        <w:rPr>
+          <w:rStyle w:val="longtext"/>
+          <w:rFonts w:ascii="Times New Roman" w:hAnsi="Times New Roman" w:cs="Times New Roman"/>
+          <w:sz w:val="20"/>
+          <w:szCs w:val="20"/>
+          <w:shd w:val="clear" w:color="auto" w:fill="FFFFFF"/>
+        </w:rPr>
+        <w:t xml:space="preserve"> of stock prices</w:t>
+      </w:r>
+      <w:r>
+        <w:rPr>
+          <w:rStyle w:val="longtext"/>
+          <w:rFonts w:ascii="Times New Roman" w:hAnsi="Times New Roman" w:cs="Times New Roman"/>
+          <w:sz w:val="20"/>
+          <w:szCs w:val="20"/>
+          <w:shd w:val="clear" w:color="auto" w:fill="FFFFFF"/>
+        </w:rPr>
+        <w:t>.</w:t>
       </w:r>
       <w:r>
         <w:rPr>
@@ -1055,7 +883,7 @@
           <w:szCs w:val="20"/>
           <w:shd w:val="clear" w:color="auto" w:fill="FFFFFF"/>
         </w:rPr>
-        <w:t>Various AI techniques, including neural networks, support vector machines, and deep learning models like Long Short-Term Memory (LSTM), have been employed to predict stock prices by analyzing historical data, technical indicators, and sentiment analysis from news and social media</w:t>
+        <w:t xml:space="preserve">Various AI techniques, including neural networks, support vector machines, and deep learning models </w:t>
       </w:r>
       <w:r>
         <w:rPr>
@@ -1065,6 +893,36 @@
           <w:szCs w:val="20"/>
           <w:shd w:val="clear" w:color="auto" w:fill="FFFFFF"/>
         </w:rPr>
+        <w:t xml:space="preserve">such as Long Short-Term Memory (LSTM), have been employed to predict stock prices by analyzing historical data, technical indicators, and sentiment </w:t>
+      </w:r>
+      <w:r>
+        <w:rPr>
+          <w:rStyle w:val="longtext"/>
+          <w:rFonts w:ascii="Times New Roman" w:hAnsi="Times New Roman" w:cs="Times New Roman"/>
+          <w:sz w:val="20"/>
+          <w:szCs w:val="20"/>
+          <w:shd w:val="clear" w:color="auto" w:fill="FFFFFF"/>
+        </w:rPr>
+        <w:t>from news and social media</w:t>
+      </w:r>
+      <w:r>
+        <w:rPr>
+          <w:rStyle w:val="longtext"/>
+          <w:rFonts w:ascii="Times New Roman" w:hAnsi="Times New Roman" w:cs="Times New Roman"/>
+          <w:sz w:val="20"/>
+          <w:szCs w:val="20"/>
+          <w:shd w:val="clear" w:color="auto" w:fill="FFFFFF"/>
+        </w:rPr>
+        <w:t>.</w:t>
+      </w:r>
+      <w:r>
+        <w:rPr>
+          <w:rStyle w:val="longtext"/>
+          <w:rFonts w:ascii="Times New Roman" w:hAnsi="Times New Roman" w:cs="Times New Roman"/>
+          <w:sz w:val="20"/>
+          <w:szCs w:val="20"/>
+          <w:shd w:val="clear" w:color="auto" w:fill="FFFFFF"/>
+        </w:rPr>
         <w:t xml:space="preserve"> </w:t>
       </w:r>
       <w:r>
@@ -1126,7 +984,27 @@
           <w:szCs w:val="20"/>
           <w:shd w:val="clear" w:color="auto" w:fill="FFFFFF"/>
         </w:rPr>
-        <w:t>.Hybrid models that combine multiple AI techniques have shown to outperform traditional methods by effectively handling non-linear complexities and temporal dynamics</w:t>
+        <w:t xml:space="preserve">.Hybrid models that combine multiple AI techniques have </w:t>
+      </w:r>
+      <w:r>
+        <w:rPr>
+          <w:rStyle w:val="longtext"/>
+          <w:rFonts w:ascii="Times New Roman" w:hAnsi="Times New Roman" w:cs="Times New Roman"/>
+          <w:sz w:val="20"/>
+          <w:szCs w:val="20"/>
+          <w:shd w:val="clear" w:color="auto" w:fill="FFFFFF"/>
+        </w:rPr>
+        <w:t xml:space="preserve">been </w:t>
+      </w:r>
+      <w:r>
+        <w:rPr>
+          <w:rStyle w:val="longtext"/>
+          <w:rFonts w:ascii="Times New Roman" w:hAnsi="Times New Roman" w:cs="Times New Roman"/>
+          <w:sz w:val="20"/>
+          <w:szCs w:val="20"/>
+          <w:shd w:val="clear" w:color="auto" w:fill="FFFFFF"/>
+        </w:rPr>
+        <w:t>shown to outperform traditional methods by effectively handling non-linear complexities and temporal dynamics</w:t>
       </w:r>
       <w:r>
         <w:rPr>
@@ -1221,7 +1099,7 @@
           <w:szCs w:val="20"/>
           <w:shd w:val="clear" w:color="auto" w:fill="FFFFFF"/>
         </w:rPr>
-        <w:t>Despite these advancements, challenges remain, such as the integration of qualitative factors like a company's strategic decisions and the impact of unforeseen events like pandemics or geopolitical tensions, which are difficult to quantify and incorporate into predictive models</w:t>
+        <w:t xml:space="preserve">Despite these advancements, challenges remain, such as </w:t>
       </w:r>
       <w:r>
         <w:rPr>
@@ -1231,6 +1109,36 @@
           <w:szCs w:val="20"/>
           <w:shd w:val="clear" w:color="auto" w:fill="FFFFFF"/>
         </w:rPr>
+        <w:t>integrating</w:t>
+      </w:r>
+      <w:r>
+        <w:rPr>
+          <w:rStyle w:val="longtext"/>
+          <w:rFonts w:ascii="Times New Roman" w:hAnsi="Times New Roman" w:cs="Times New Roman"/>
+          <w:sz w:val="20"/>
+          <w:szCs w:val="20"/>
+          <w:shd w:val="clear" w:color="auto" w:fill="FFFFFF"/>
+        </w:rPr>
+        <w:t xml:space="preserve"> qualitative factors like a company's strategic decisions and the impact of unforeseen events like pandemics or geopolitical tensions, which are difficult to quantify and incorporate into predictive models</w:t>
+      </w:r>
+      <w:r>
+        <w:rPr>
+          <w:rStyle w:val="longtext"/>
+          <w:rFonts w:ascii="Times New Roman" w:hAnsi="Times New Roman" w:cs="Times New Roman"/>
+          <w:sz w:val="20"/>
+          <w:szCs w:val="20"/>
+          <w:shd w:val="clear" w:color="auto" w:fill="FFFFFF"/>
+        </w:rPr>
+        <w:t>.</w:t>
+      </w:r>
+      <w:r>
+        <w:rPr>
+          <w:rStyle w:val="longtext"/>
+          <w:rFonts w:ascii="Times New Roman" w:hAnsi="Times New Roman" w:cs="Times New Roman"/>
+          <w:sz w:val="20"/>
+          <w:szCs w:val="20"/>
+          <w:shd w:val="clear" w:color="auto" w:fill="FFFFFF"/>
+        </w:rPr>
         <w:t xml:space="preserve"> </w:t>
       </w:r>
       <w:r>
@@ -1312,7 +1220,37 @@
           <w:szCs w:val="20"/>
           <w:shd w:val="clear" w:color="auto" w:fill="FFFFFF"/>
         </w:rPr>
-        <w:t>Moreover, the quality of data and model interpretability are ongoing concerns that researchers aim to address through the development of more sophisticated models and the incorporation of cutting-edge technologies like reinforcement learning</w:t>
+        <w:t xml:space="preserve">Moreover, the quality of data and model interpretability </w:t>
+      </w:r>
+      <w:r>
+        <w:rPr>
+          <w:rStyle w:val="longtext"/>
+          <w:rFonts w:ascii="Times New Roman" w:hAnsi="Times New Roman" w:cs="Times New Roman"/>
+          <w:sz w:val="20"/>
+          <w:szCs w:val="20"/>
+          <w:shd w:val="clear" w:color="auto" w:fill="FFFFFF"/>
+        </w:rPr>
+        <w:t>remain ongoing concerns that researchers aim to address by developing more sophisticated models and incorporating cutting-edge technologies such as</w:t>
+      </w:r>
+      <w:r>
+        <w:rPr>
+          <w:rStyle w:val="longtext"/>
+          <w:rFonts w:ascii="Times New Roman" w:hAnsi="Times New Roman" w:cs="Times New Roman"/>
+          <w:sz w:val="20"/>
+          <w:szCs w:val="20"/>
+          <w:shd w:val="clear" w:color="auto" w:fill="FFFFFF"/>
+        </w:rPr>
+        <w:t xml:space="preserve"> reinforcement learning</w:t>
+      </w:r>
+      <w:r>
+        <w:rPr>
+          <w:rStyle w:val="longtext"/>
+          <w:rFonts w:ascii="Times New Roman" w:hAnsi="Times New Roman" w:cs="Times New Roman"/>
+          <w:sz w:val="20"/>
+          <w:szCs w:val="20"/>
+          <w:shd w:val="clear" w:color="auto" w:fill="FFFFFF"/>
+        </w:rPr>
+        <w:t>.</w:t>
       </w:r>
       <w:r>
         <w:rPr>
@@ -1417,6 +1355,16 @@
           <w:szCs w:val="20"/>
           <w:shd w:val="clear" w:color="auto" w:fill="FFFFFF"/>
         </w:rPr>
+        <w:t>.</w:t>
+      </w:r>
+      <w:r>
+        <w:rPr>
+          <w:rStyle w:val="longtext"/>
+          <w:rFonts w:ascii="Times New Roman" w:hAnsi="Times New Roman" w:cs="Times New Roman"/>
+          <w:sz w:val="20"/>
+          <w:szCs w:val="20"/>
+          <w:shd w:val="clear" w:color="auto" w:fill="FFFFFF"/>
+        </w:rPr>
         <w:t xml:space="preserve"> </w:t>
       </w:r>
       <w:r>
@@ -1479,6 +1427,16 @@
           <w:shd w:val="clear" w:color="auto" w:fill="FFFFFF"/>
         </w:rPr>
         <w:t>. As AI technologies advance, their role in stock market prediction is expected to grow, offering more refined and reliable forecasting tools for investors and financial analysts alike</w:t>
+      </w:r>
+      <w:r>
+        <w:rPr>
+          <w:rStyle w:val="longtext"/>
+          <w:rFonts w:ascii="Times New Roman" w:hAnsi="Times New Roman" w:cs="Times New Roman"/>
+          <w:sz w:val="20"/>
+          <w:szCs w:val="20"/>
+          <w:shd w:val="clear" w:color="auto" w:fill="FFFFFF"/>
+        </w:rPr>
+        <w:t>.</w:t>
       </w:r>
       <w:r>
         <w:rPr>
@@ -1613,6 +1571,16 @@
           <w:szCs w:val="20"/>
           <w:lang w:val="en-US"/>
         </w:rPr>
+        <w:t>.</w:t>
+      </w:r>
+      <w:r>
+        <w:rPr>
+          <w:rFonts w:ascii="Times New Roman" w:hAnsi="Times New Roman" w:cs="Times New Roman"/>
+          <w:bCs/>
+          <w:sz w:val="20"/>
+          <w:szCs w:val="20"/>
+          <w:lang w:val="en-US"/>
+        </w:rPr>
         <w:t xml:space="preserve"> </w:t>
       </w:r>
       <w:r>
@@ -1735,7 +1703,27 @@
           <w:szCs w:val="20"/>
           <w:lang w:val="en-US"/>
         </w:rPr>
-        <w:t xml:space="preserve"> enhances the understanding, usage, and</w:t>
+        <w:t xml:space="preserve"> </w:t>
+      </w:r>
+      <w:r>
+        <w:rPr>
+          <w:rFonts w:ascii="Times New Roman" w:hAnsi="Times New Roman" w:cs="Times New Roman"/>
+          <w:bCs/>
+          <w:sz w:val="20"/>
+          <w:szCs w:val="20"/>
+          <w:lang w:val="en-US"/>
+        </w:rPr>
+        <w:t>Enhances</w:t>
+      </w:r>
+      <w:r>
+        <w:rPr>
+          <w:rFonts w:ascii="Times New Roman" w:hAnsi="Times New Roman" w:cs="Times New Roman"/>
+          <w:bCs/>
+          <w:sz w:val="20"/>
+          <w:szCs w:val="20"/>
+          <w:lang w:val="en-US"/>
+        </w:rPr>
+        <w:t xml:space="preserve"> the understanding, usage, and</w:t>
       </w:r>
     </w:p>
     <w:p>
@@ -1832,6 +1820,16 @@
           <w:szCs w:val="20"/>
           <w:lang w:val="en-US"/>
         </w:rPr>
+        <w:t>.</w:t>
+      </w:r>
+      <w:r>
+        <w:rPr>
+          <w:rFonts w:ascii="Times New Roman" w:hAnsi="Times New Roman" w:cs="Times New Roman"/>
+          <w:bCs/>
+          <w:sz w:val="20"/>
+          <w:szCs w:val="20"/>
+          <w:lang w:val="en-US"/>
+        </w:rPr>
         <w:t xml:space="preserve"> </w:t>
       </w:r>
       <w:r>
@@ -1893,7 +1891,7 @@
           <w:szCs w:val="20"/>
           <w:lang w:val="en-US"/>
         </w:rPr>
-        <w:t xml:space="preserve"> and searched for pertinent</w:t>
+        <w:t xml:space="preserve"> </w:t>
       </w:r>
       <w:r>
         <w:rPr>
@@ -1903,6 +1901,26 @@
           <w:szCs w:val="20"/>
           <w:lang w:val="en-US"/>
         </w:rPr>
+        <w:t>And</w:t>
+      </w:r>
+      <w:r>
+        <w:rPr>
+          <w:rFonts w:ascii="Times New Roman" w:hAnsi="Times New Roman" w:cs="Times New Roman"/>
+          <w:bCs/>
+          <w:sz w:val="20"/>
+          <w:szCs w:val="20"/>
+          <w:lang w:val="en-US"/>
+        </w:rPr>
+        <w:t xml:space="preserve"> searched for pertinent</w:t>
+      </w:r>
+      <w:r>
+        <w:rPr>
+          <w:rFonts w:ascii="Times New Roman" w:hAnsi="Times New Roman" w:cs="Times New Roman"/>
+          <w:bCs/>
+          <w:sz w:val="20"/>
+          <w:szCs w:val="20"/>
+          <w:lang w:val="en-US"/>
+        </w:rPr>
         <w:t xml:space="preserve"> </w:t>
       </w:r>
       <w:r>
@@ -1963,7 +1981,7 @@
           <w:szCs w:val="20"/>
           <w:lang w:val="en-US"/>
         </w:rPr>
-        <w:t>The first step in this methodical strategy was to look for useful scholarly articles in three well-known databases: SCOPUS</w:t>
+        <w:t xml:space="preserve">The first step in this methodical strategy was to look for </w:t>
       </w:r>
       <w:r>
         <w:rPr>
@@ -1973,6 +1991,26 @@
           <w:szCs w:val="20"/>
           <w:lang w:val="en-US"/>
         </w:rPr>
+        <w:t>helpful</w:t>
+      </w:r>
+      <w:r>
+        <w:rPr>
+          <w:rFonts w:ascii="Times New Roman" w:hAnsi="Times New Roman" w:cs="Times New Roman"/>
+          <w:bCs/>
+          <w:sz w:val="20"/>
+          <w:szCs w:val="20"/>
+          <w:lang w:val="en-US"/>
+        </w:rPr>
+        <w:t xml:space="preserve"> scholarly articles in three well-known databases: SCOPUS</w:t>
+      </w:r>
+      <w:r>
+        <w:rPr>
+          <w:rFonts w:ascii="Times New Roman" w:hAnsi="Times New Roman" w:cs="Times New Roman"/>
+          <w:bCs/>
+          <w:sz w:val="20"/>
+          <w:szCs w:val="20"/>
+          <w:lang w:val="en-US"/>
+        </w:rPr>
         <w:t>. We employed inclusion and exclusion</w:t>
       </w:r>
       <w:r>
@@ -2053,7 +2091,7 @@
           <w:szCs w:val="20"/>
           <w:lang w:val="en-US"/>
         </w:rPr>
-        <w:t>predictor methodologies, informational sources, performance metrics of</w:t>
+        <w:t xml:space="preserve">predictor methodologies, </w:t>
       </w:r>
       <w:r>
         <w:rPr>
@@ -2063,7 +2101,7 @@
           <w:szCs w:val="20"/>
           <w:lang w:val="en-US"/>
         </w:rPr>
-        <w:t xml:space="preserve"> </w:t>
+        <w:t>information sources, predictive model performance metrics</w:t>
       </w:r>
       <w:r>
         <w:rPr>
@@ -2073,7 +2111,7 @@
           <w:szCs w:val="20"/>
           <w:lang w:val="en-US"/>
         </w:rPr>
-        <w:t>the predictive model, limitations, and future recommendations.</w:t>
+        <w:t>, limitations, and future recommendations.</w:t>
       </w:r>
       <w:r>
         <w:rPr>
@@ -2181,90 +2219,6 @@
           <w:lang w:val="en-US"/>
         </w:rPr>
         <w:t>Literature Selection Criteria</w:t>
-      </w:r>
-      <w:r>
-        <w:rPr>
-          <w:rFonts w:ascii="Times New Roman" w:hAnsi="Times New Roman" w:cs="Times New Roman"/>
-          <w:b/>
-          <w:bCs/>
-          <w:sz w:val="20"/>
-          <w:szCs w:val="20"/>
-          <w:lang w:val="en-US"/>
-        </w:rPr>
-        <w:t xml:space="preserve"> </w:t>
-      </w:r>
-      <w:r>
-        <w:rPr>
-          <w:rFonts w:ascii="Times New Roman" w:hAnsi="Times New Roman" w:cs="Times New Roman"/>
-          <w:bCs/>
-          <w:color w:val="C00000"/>
-          <w:sz w:val="16"/>
-          <w:szCs w:val="16"/>
-          <w:lang w:val="en-US"/>
-        </w:rPr>
-        <w:t>(</w:t>
-      </w:r>
-      <w:r>
-        <w:rPr>
-          <w:rFonts w:ascii="Times New Roman" w:hAnsi="Times New Roman" w:cs="Times New Roman"/>
-          <w:bCs/>
-          <w:color w:val="C00000"/>
-          <w:sz w:val="16"/>
-          <w:szCs w:val="16"/>
-          <w:lang w:val="en-US"/>
-        </w:rPr>
-        <w:t xml:space="preserve">Subtitle </w:t>
-      </w:r>
-      <w:r>
-        <w:rPr>
-          <w:rFonts w:ascii="Times New Roman" w:hAnsi="Times New Roman" w:cs="Times New Roman"/>
-          <w:color w:val="C00000"/>
-          <w:sz w:val="16"/>
-          <w:szCs w:val="16"/>
-          <w:lang w:eastAsia="ja-JP"/>
-        </w:rPr>
-        <w:t>Times New Roman 1</w:t>
-      </w:r>
-      <w:r>
-        <w:rPr>
-          <w:rFonts w:ascii="Times New Roman" w:hAnsi="Times New Roman" w:cs="Times New Roman"/>
-          <w:color w:val="C00000"/>
-          <w:sz w:val="16"/>
-          <w:szCs w:val="16"/>
-          <w:lang w:val="en-US" w:eastAsia="ja-JP"/>
-        </w:rPr>
-        <w:t>0</w:t>
-      </w:r>
-      <w:r>
-        <w:rPr>
-          <w:rFonts w:ascii="Times New Roman" w:hAnsi="Times New Roman" w:cs="Times New Roman"/>
-          <w:color w:val="C00000"/>
-          <w:sz w:val="16"/>
-          <w:szCs w:val="16"/>
-          <w:lang w:eastAsia="ja-JP"/>
-        </w:rPr>
-        <w:t>, Left</w:t>
-      </w:r>
-      <w:r>
-        <w:rPr>
-          <w:rFonts w:ascii="Times New Roman" w:hAnsi="Times New Roman" w:cs="Times New Roman"/>
-          <w:color w:val="C00000"/>
-          <w:sz w:val="16"/>
-          <w:szCs w:val="16"/>
-          <w:lang w:val="en-US" w:eastAsia="ja-JP"/>
-        </w:rPr>
-        <w:t>,</w:t>
-      </w:r>
-      <w:r>
-        <w:rPr>
-          <w:rFonts w:ascii="Times New Roman" w:hAnsi="Times New Roman" w:cs="Times New Roman"/>
-          <w:bCs/>
-          <w:color w:val="C00000"/>
-          <w:sz w:val="16"/>
-          <w:szCs w:val="16"/>
-          <w:lang w:val="en-US"/>
-        </w:rPr>
-        <w:t xml:space="preserve"> After 6 pt)</w:t>
       </w:r>
     </w:p>
     <w:p>
@@ -2287,26 +2241,107 @@
           <w:szCs w:val="20"/>
           <w:lang w:val="en-US"/>
         </w:rPr>
+        <w:t xml:space="preserve">Our research phase involved retrieving relevant publications for the systematic review and selecting papers based on predetermined criteria. </w:t>
+      </w:r>
+      <w:r>
+        <w:rPr>
+          <w:rFonts w:ascii="Times New Roman" w:hAnsi="Times New Roman" w:cs="Times New Roman"/>
+          <w:sz w:val="20"/>
+          <w:szCs w:val="20"/>
+          <w:lang w:val="en-US"/>
+        </w:rPr>
+        <w:t xml:space="preserve">The strategic selection of databases further emphasized the importance of this phase, careful selection of search terms, effective use of </w:t>
+      </w:r>
+      <w:r>
+        <w:rPr>
+          <w:rFonts w:ascii="Times New Roman" w:hAnsi="Times New Roman" w:cs="Times New Roman"/>
+          <w:sz w:val="20"/>
+          <w:szCs w:val="20"/>
+          <w:lang w:val="en-US"/>
+        </w:rPr>
+        <w:t>filtering tools, and a rigorous review process.</w:t>
+      </w:r>
+      <w:r>
+        <w:rPr>
+          <w:rFonts w:ascii="Times New Roman" w:hAnsi="Times New Roman" w:cs="Times New Roman"/>
+          <w:sz w:val="20"/>
+          <w:szCs w:val="20"/>
+          <w:lang w:val="en-US"/>
+        </w:rPr>
+        <w:t xml:space="preserve"> </w:t>
+      </w:r>
+      <w:r>
+        <w:rPr>
+          <w:rFonts w:ascii="Times New Roman" w:hAnsi="Times New Roman" w:cs="Times New Roman"/>
+          <w:sz w:val="20"/>
+          <w:szCs w:val="20"/>
+          <w:lang w:val="en-US"/>
+        </w:rPr>
+        <w:t xml:space="preserve">Databases were strategically </w:t>
+      </w:r>
+      <w:r>
+        <w:rPr>
+          <w:rFonts w:ascii="Times New Roman" w:hAnsi="Times New Roman" w:cs="Times New Roman"/>
+          <w:sz w:val="20"/>
+          <w:szCs w:val="20"/>
+          <w:lang w:val="en-US"/>
+        </w:rPr>
         <w:lastRenderedPageBreak/>
-        <w:t>Our research phase involved retrieving relevant publications for the systematic review and selecting papers based on predetermined criteria. The importance of this phase was further emphasized through strategic database selection, careful selection of search terms, the use of effective filtering tools, and a rigorous review process.</w:t>
-      </w:r>
-      <w:r>
-        <w:rPr>
-          <w:rFonts w:ascii="Times New Roman" w:hAnsi="Times New Roman" w:cs="Times New Roman"/>
-          <w:sz w:val="20"/>
-          <w:szCs w:val="20"/>
-          <w:lang w:val="en-US"/>
-        </w:rPr>
-        <w:t xml:space="preserve"> </w:t>
-      </w:r>
-      <w:r>
-        <w:rPr>
-          <w:rFonts w:ascii="Times New Roman" w:hAnsi="Times New Roman" w:cs="Times New Roman"/>
-          <w:sz w:val="20"/>
-          <w:szCs w:val="20"/>
-          <w:lang w:val="en-US"/>
-        </w:rPr>
-        <w:t>Databases were strategically selected, considering the broad scope of literature relevant to our research topic. Therefore, the Scopus database was used for paper extraction, due to its reputation as a respected academic reference and known for its diverse range of high-quality academic articles (Wang et al., 2016).</w:t>
+        <w:t>selected</w:t>
+      </w:r>
+      <w:r>
+        <w:rPr>
+          <w:rFonts w:ascii="Times New Roman" w:hAnsi="Times New Roman" w:cs="Times New Roman"/>
+          <w:sz w:val="20"/>
+          <w:szCs w:val="20"/>
+          <w:lang w:val="en-US"/>
+        </w:rPr>
+        <w:t xml:space="preserve"> to capture</w:t>
+      </w:r>
+      <w:r>
+        <w:rPr>
+          <w:rFonts w:ascii="Times New Roman" w:hAnsi="Times New Roman" w:cs="Times New Roman"/>
+          <w:sz w:val="20"/>
+          <w:szCs w:val="20"/>
+          <w:lang w:val="en-US"/>
+        </w:rPr>
+        <w:t xml:space="preserve"> the broad scope of literature relevant to our research topic. Therefore, the Scopus database was used for paper extraction, </w:t>
+      </w:r>
+      <w:r>
+        <w:rPr>
+          <w:rFonts w:ascii="Times New Roman" w:hAnsi="Times New Roman" w:cs="Times New Roman"/>
+          <w:sz w:val="20"/>
+          <w:szCs w:val="20"/>
+          <w:lang w:val="en-US"/>
+        </w:rPr>
+        <w:t>given its reputation as a respected academic reference and its coverage of a</w:t>
+      </w:r>
+      <w:r>
+        <w:rPr>
+          <w:rFonts w:ascii="Times New Roman" w:hAnsi="Times New Roman" w:cs="Times New Roman"/>
+          <w:sz w:val="20"/>
+          <w:szCs w:val="20"/>
+          <w:lang w:val="en-US"/>
+        </w:rPr>
+        <w:t xml:space="preserve"> diverse range of high-quality </w:t>
+      </w:r>
+      <w:r>
+        <w:rPr>
+          <w:rFonts w:ascii="Times New Roman" w:hAnsi="Times New Roman" w:cs="Times New Roman"/>
+          <w:sz w:val="20"/>
+          <w:szCs w:val="20"/>
+          <w:lang w:val="en-US"/>
+        </w:rPr>
+        <w:t>scholarly</w:t>
+      </w:r>
+      <w:r>
+        <w:rPr>
+          <w:rFonts w:ascii="Times New Roman" w:hAnsi="Times New Roman" w:cs="Times New Roman"/>
+          <w:sz w:val="20"/>
+          <w:szCs w:val="20"/>
+          <w:lang w:val="en-US"/>
+        </w:rPr>
+        <w:t xml:space="preserve"> articles (Wang et al., 2016).</w:t>
       </w:r>
     </w:p>
     <w:p>
@@ -2383,7 +2418,25 @@
           <w:szCs w:val="20"/>
           <w:lang w:val="en-US"/>
         </w:rPr>
-        <w:t>Therefore, the initial stage should include several questions that need to be answered after the systematic review, as well as inclusion, exclusion, and quality criteria. The research questions expected to be answered by this systematic review are presented in Table 1.</w:t>
+        <w:t xml:space="preserve">Therefore, the initial stage should include several questions </w:t>
+      </w:r>
+      <w:r>
+        <w:rPr>
+          <w:rFonts w:ascii="Times New Roman" w:hAnsi="Times New Roman" w:cs="Times New Roman"/>
+          <w:sz w:val="20"/>
+          <w:szCs w:val="20"/>
+          <w:lang w:val="en-US"/>
+        </w:rPr>
+        <w:t xml:space="preserve">to be answered after the systematic review, as well as the </w:t>
+      </w:r>
+      <w:r>
+        <w:rPr>
+          <w:rFonts w:ascii="Times New Roman" w:hAnsi="Times New Roman" w:cs="Times New Roman"/>
+          <w:sz w:val="20"/>
+          <w:szCs w:val="20"/>
+          <w:lang w:val="en-US"/>
+        </w:rPr>
+        <w:t>inclusion, exclusion, and quality criteria. The research questions expected to be answered by this systematic review are presented in Table 1.</w:t>
       </w:r>
       <w:r>
         <w:rPr>
@@ -2472,16 +2525,6 @@
           <w:lang w:val="en-US"/>
         </w:rPr>
         <w:t xml:space="preserve"> </w:t>
-      </w:r>
-      <w:r>
-        <w:rPr>
-          <w:rFonts w:ascii="Times New Roman" w:hAnsi="Times New Roman" w:cs="Times New Roman"/>
-          <w:color w:val="C00000"/>
-          <w:sz w:val="16"/>
-          <w:szCs w:val="16"/>
-          <w:lang w:val="en-US"/>
-        </w:rPr>
-        <w:t>(After 6 pt, Before 6 pt)</w:t>
       </w:r>
     </w:p>
     <w:tbl>
@@ -2780,25 +2823,6 @@
           <w:szCs w:val="20"/>
         </w:rPr>
         <w:t>Inclusion and Exclusion Criteria</w:t>
-      </w:r>
-      <w:r>
-        <w:rPr>
-          <w:rFonts w:ascii="Times New Roman" w:hAnsi="Times New Roman" w:cs="Times New Roman"/>
-          <w:sz w:val="20"/>
-          <w:szCs w:val="20"/>
-          <w:lang w:val="en-US"/>
-        </w:rPr>
-        <w:t xml:space="preserve"> </w:t>
-      </w:r>
-      <w:r>
-        <w:rPr>
-          <w:rFonts w:ascii="Times New Roman" w:hAnsi="Times New Roman" w:cs="Times New Roman"/>
-          <w:color w:val="C00000"/>
-          <w:sz w:val="16"/>
-          <w:szCs w:val="16"/>
-          <w:lang w:val="en-US"/>
-        </w:rPr>
-        <w:t>(After 6 pt, Before 6 pt)</w:t>
       </w:r>
     </w:p>
     <w:tbl>
@@ -3528,112 +3552,6 @@
         <w:jc w:val="both"/>
         <w:rPr>
           <w:rFonts w:ascii="Times New Roman" w:hAnsi="Times New Roman" w:cs="Times New Roman"/>
-          <w:sz w:val="20"/>
-          <w:szCs w:val="20"/>
-          <w:lang w:val="en-US"/>
-        </w:rPr>
-      </w:pPr>
-      <w:r>
-        <w:rPr>
-          <w:rFonts w:ascii="Times New Roman" w:hAnsi="Times New Roman" w:cs="Times New Roman"/>
-          <w:sz w:val="20"/>
-          <w:szCs w:val="20"/>
-          <w:lang w:val="en-US"/>
-        </w:rPr>
-        <w:t xml:space="preserve">In the manuscript in the field of </w:t>
-      </w:r>
-      <w:r>
-        <w:rPr>
-          <w:rFonts w:ascii="Times New Roman" w:hAnsi="Times New Roman" w:cs="Times New Roman"/>
-          <w:b/>
-          <w:bCs/>
-          <w:color w:val="C00000"/>
-          <w:sz w:val="20"/>
-          <w:szCs w:val="20"/>
-          <w:lang w:val="en-US"/>
-        </w:rPr>
-        <w:t>social science</w:t>
-      </w:r>
-      <w:r>
-        <w:rPr>
-          <w:rFonts w:ascii="Times New Roman" w:hAnsi="Times New Roman" w:cs="Times New Roman"/>
-          <w:sz w:val="20"/>
-          <w:szCs w:val="20"/>
-          <w:lang w:val="en-US"/>
-        </w:rPr>
-        <w:t xml:space="preserve">, the basic research framework explains the </w:t>
-      </w:r>
-      <w:r>
-        <w:rPr>
-          <w:rFonts w:ascii="Times New Roman" w:hAnsi="Times New Roman" w:cs="Times New Roman"/>
-          <w:b/>
-          <w:bCs/>
-          <w:color w:val="C00000"/>
-          <w:sz w:val="20"/>
-          <w:szCs w:val="20"/>
-          <w:lang w:val="en-US"/>
-        </w:rPr>
-        <w:t>type of research, the number of respondents and the research location briefly, the hypotheses and research variables, and the study of the analysis techniques/methods used in testing</w:t>
-      </w:r>
-      <w:r>
-        <w:rPr>
-          <w:rFonts w:ascii="Times New Roman" w:hAnsi="Times New Roman" w:cs="Times New Roman"/>
-          <w:sz w:val="20"/>
-          <w:szCs w:val="20"/>
-          <w:lang w:val="en-US"/>
-        </w:rPr>
-        <w:t xml:space="preserve">. In this section there is also a description and </w:t>
-      </w:r>
-      <w:r>
-        <w:rPr>
-          <w:rFonts w:ascii="Times New Roman" w:hAnsi="Times New Roman" w:cs="Times New Roman"/>
-          <w:b/>
-          <w:bCs/>
-          <w:sz w:val="20"/>
-          <w:szCs w:val="20"/>
-          <w:lang w:val="en-US"/>
-        </w:rPr>
-        <w:t>explanation</w:t>
-      </w:r>
-      <w:r>
-        <w:rPr>
-          <w:rFonts w:ascii="Times New Roman" w:hAnsi="Times New Roman" w:cs="Times New Roman"/>
-          <w:sz w:val="20"/>
-          <w:szCs w:val="20"/>
-          <w:lang w:val="en-US"/>
-        </w:rPr>
-        <w:t xml:space="preserve"> of the </w:t>
-      </w:r>
-      <w:r>
-        <w:rPr>
-          <w:rFonts w:ascii="Times New Roman" w:hAnsi="Times New Roman" w:cs="Times New Roman"/>
-          <w:b/>
-          <w:bCs/>
-          <w:sz w:val="20"/>
-          <w:szCs w:val="20"/>
-          <w:lang w:val="en-US"/>
-        </w:rPr>
-        <w:t>framework in conducting research</w:t>
-      </w:r>
-      <w:r>
-        <w:rPr>
-          <w:rFonts w:ascii="Times New Roman" w:hAnsi="Times New Roman" w:cs="Times New Roman"/>
-          <w:sz w:val="20"/>
-          <w:szCs w:val="20"/>
-          <w:lang w:val="en-US"/>
-        </w:rPr>
-        <w:t>. These components (MANDATORY IN THE ARTICLE).</w:t>
-      </w:r>
-    </w:p>
-    <w:p>
-      <w:pPr>
-        <w:pStyle w:val="ListParagraph"/>
-        <w:spacing w:before="120" w:after="120" w:line="240" w:lineRule="auto"/>
-        <w:ind w:left="0"/>
-        <w:contextualSpacing w:val="0"/>
-        <w:jc w:val="both"/>
-        <w:rPr>
-          <w:rFonts w:ascii="Times New Roman" w:hAnsi="Times New Roman" w:cs="Times New Roman"/>
           <w:b/>
           <w:sz w:val="20"/>
           <w:szCs w:val="20"/>
@@ -3771,233 +3689,130 @@
           <w:rFonts w:ascii="Times New Roman" w:hAnsi="Times New Roman" w:cs="Times New Roman"/>
           <w:sz w:val="20"/>
           <w:szCs w:val="20"/>
-        </w:rPr>
-      </w:pPr>
-      <w:r>
-        <w:rPr>
-          <w:rFonts w:ascii="Times New Roman" w:hAnsi="Times New Roman" w:cs="Times New Roman"/>
-          <w:sz w:val="20"/>
-          <w:szCs w:val="20"/>
-          <w:lang w:val="en-US"/>
-        </w:rPr>
-        <w:t>In the Engineering field manuscript contains an explanation of the stages of research (MANDATORY IN THE ARTICLE) which describes the sequence/stages in conducting research, applying methods and testing methods in obtaining research results in accordance with expectations and research descriptions.</w:t>
-      </w:r>
-      <w:r>
-        <w:rPr>
-          <w:rFonts w:ascii="Times New Roman" w:hAnsi="Times New Roman" w:cs="Times New Roman"/>
-          <w:sz w:val="20"/>
-          <w:szCs w:val="20"/>
-        </w:rPr>
-        <w:t xml:space="preserve"> </w:t>
+          <w:lang w:val="en-US"/>
+        </w:rPr>
+      </w:pPr>
+      <w:r>
+        <w:rPr>
+          <w:rFonts w:ascii="Times New Roman" w:hAnsi="Times New Roman" w:cs="Times New Roman"/>
+          <w:sz w:val="20"/>
+          <w:szCs w:val="20"/>
+          <w:lang w:val="en-US"/>
+        </w:rPr>
+        <w:t xml:space="preserve">At this stage, the researcher began searching for articles related to stock prices. Related articles will be filtered according to Table 2. </w:t>
+      </w:r>
+      <w:r>
+        <w:rPr>
+          <w:rFonts w:ascii="Times New Roman" w:hAnsi="Times New Roman" w:cs="Times New Roman"/>
+          <w:sz w:val="20"/>
+          <w:szCs w:val="20"/>
+          <w:lang w:val="en-US"/>
+        </w:rPr>
+        <w:t>Based on the results of the article search, the initial identification stage yielded</w:t>
+      </w:r>
+      <w:r>
+        <w:rPr>
+          <w:rFonts w:ascii="Times New Roman" w:hAnsi="Times New Roman" w:cs="Times New Roman"/>
+          <w:sz w:val="20"/>
+          <w:szCs w:val="20"/>
+          <w:lang w:val="en-US"/>
+        </w:rPr>
+        <w:t xml:space="preserve"> 3279 articles. Furthermore, after the identification stage was completed, </w:t>
+      </w:r>
+      <w:r>
+        <w:rPr>
+          <w:rFonts w:ascii="Times New Roman" w:hAnsi="Times New Roman" w:cs="Times New Roman"/>
+          <w:sz w:val="20"/>
+          <w:szCs w:val="20"/>
+          <w:lang w:val="en-US"/>
+        </w:rPr>
+        <w:t xml:space="preserve">25 articles were selected, of which seven did not match the AI </w:t>
+      </w:r>
+      <w:r>
+        <w:rPr>
+          <w:rFonts w:ascii="Times New Roman" w:hAnsi="Times New Roman" w:cs="Times New Roman"/>
+          <w:sz w:val="20"/>
+          <w:szCs w:val="20"/>
+          <w:lang w:val="en-US"/>
+        </w:rPr>
+        <w:t>topic. From this process, 18 articles were produced, which were then filtered again because they did not use the AI</w:t>
+      </w:r>
+      <w:r>
+        <w:rPr>
+          <w:rFonts w:ascii="Times New Roman" w:hAnsi="Times New Roman" w:cs="Times New Roman"/>
+          <w:sz w:val="20"/>
+          <w:szCs w:val="20"/>
+          <w:lang w:val="en-US"/>
+        </w:rPr>
+        <w:t xml:space="preserve"> method; 5 were excluded</w:t>
+      </w:r>
+      <w:r>
+        <w:rPr>
+          <w:rFonts w:ascii="Times New Roman" w:hAnsi="Times New Roman" w:cs="Times New Roman"/>
+          <w:sz w:val="20"/>
+          <w:szCs w:val="20"/>
+          <w:lang w:val="en-US"/>
+        </w:rPr>
+        <w:t xml:space="preserve">. The final result of this stage </w:t>
+      </w:r>
+      <w:r>
+        <w:rPr>
+          <w:rFonts w:ascii="Times New Roman" w:hAnsi="Times New Roman" w:cs="Times New Roman"/>
+          <w:sz w:val="20"/>
+          <w:szCs w:val="20"/>
+          <w:lang w:val="en-US"/>
+        </w:rPr>
+        <w:t>was 13 articles that met the requirements for this systematic literature review</w:t>
+      </w:r>
+      <w:r>
+        <w:rPr>
+          <w:rFonts w:ascii="Times New Roman" w:hAnsi="Times New Roman" w:cs="Times New Roman"/>
+          <w:sz w:val="20"/>
+          <w:szCs w:val="20"/>
+          <w:lang w:val="en-US"/>
+        </w:rPr>
+        <w:t xml:space="preserve">. The stages of </w:t>
+      </w:r>
+      <w:r>
+        <w:rPr>
+          <w:rFonts w:ascii="Times New Roman" w:hAnsi="Times New Roman" w:cs="Times New Roman"/>
+          <w:sz w:val="20"/>
+          <w:szCs w:val="20"/>
+          <w:lang w:val="en-US"/>
+        </w:rPr>
+        <w:t>the article search used in the systematic literature review are shown</w:t>
+      </w:r>
+      <w:r>
+        <w:rPr>
+          <w:rFonts w:ascii="Times New Roman" w:hAnsi="Times New Roman" w:cs="Times New Roman"/>
+          <w:sz w:val="20"/>
+          <w:szCs w:val="20"/>
+          <w:lang w:val="en-US"/>
+        </w:rPr>
+        <w:t xml:space="preserve"> in Figure 1.</w:t>
       </w:r>
     </w:p>
     <w:p>
       <w:pPr>
         <w:pStyle w:val="ListParagraph"/>
-        <w:spacing w:before="120" w:after="120" w:line="240" w:lineRule="auto"/>
+        <w:spacing w:after="0" w:line="240" w:lineRule="auto"/>
         <w:ind w:left="0"/>
-        <w:contextualSpacing w:val="0"/>
-        <w:jc w:val="both"/>
-        <w:rPr>
-          <w:rFonts w:ascii="Times New Roman" w:hAnsi="Times New Roman" w:cs="Times New Roman"/>
-          <w:b/>
-          <w:sz w:val="20"/>
-          <w:szCs w:val="20"/>
-          <w:lang w:val="en-US"/>
-        </w:rPr>
-      </w:pPr>
-      <w:r>
-        <w:rPr>
-          <w:rFonts w:ascii="Times New Roman" w:hAnsi="Times New Roman" w:cs="Times New Roman"/>
-          <w:b/>
-          <w:sz w:val="20"/>
-          <w:szCs w:val="20"/>
-        </w:rPr>
-        <w:t>2.</w:t>
-      </w:r>
-      <w:r>
-        <w:rPr>
-          <w:rFonts w:ascii="Times New Roman" w:hAnsi="Times New Roman" w:cs="Times New Roman"/>
-          <w:b/>
-          <w:sz w:val="20"/>
-          <w:szCs w:val="20"/>
-          <w:lang w:val="en-US"/>
-        </w:rPr>
-        <w:t>3</w:t>
-      </w:r>
-      <w:r>
-        <w:rPr>
-          <w:rFonts w:ascii="Times New Roman" w:hAnsi="Times New Roman" w:cs="Times New Roman"/>
-          <w:b/>
-          <w:sz w:val="20"/>
-          <w:szCs w:val="20"/>
-        </w:rPr>
-        <w:t xml:space="preserve"> </w:t>
-      </w:r>
-      <w:r>
-        <w:rPr>
-          <w:rFonts w:ascii="Times New Roman" w:hAnsi="Times New Roman" w:cs="Times New Roman"/>
-          <w:b/>
-          <w:sz w:val="20"/>
-          <w:szCs w:val="20"/>
-        </w:rPr>
-        <w:t xml:space="preserve">Sub Title </w:t>
-      </w:r>
-      <w:r>
-        <w:rPr>
-          <w:rFonts w:ascii="Times New Roman" w:hAnsi="Times New Roman" w:cs="Times New Roman"/>
-          <w:b/>
-          <w:sz w:val="20"/>
-          <w:szCs w:val="20"/>
-          <w:lang w:val="en-US"/>
-        </w:rPr>
-        <w:t xml:space="preserve">3 </w:t>
-      </w:r>
-      <w:r>
-        <w:rPr>
-          <w:rFonts w:ascii="Times New Roman" w:hAnsi="Times New Roman" w:cs="Times New Roman"/>
-          <w:bCs/>
-          <w:color w:val="C00000"/>
-          <w:sz w:val="16"/>
-          <w:szCs w:val="16"/>
-          <w:lang w:val="en-US"/>
-        </w:rPr>
-        <w:t>(After 6 pt</w:t>
-      </w:r>
-      <w:r>
-        <w:rPr>
-          <w:rFonts w:ascii="Times New Roman" w:hAnsi="Times New Roman" w:cs="Times New Roman"/>
-          <w:bCs/>
-          <w:color w:val="C00000"/>
-          <w:sz w:val="16"/>
-          <w:szCs w:val="16"/>
-          <w:lang w:val="en-US"/>
-        </w:rPr>
-        <w:t>, Before 6 pt</w:t>
-      </w:r>
-      <w:r>
-        <w:rPr>
-          <w:rFonts w:ascii="Times New Roman" w:hAnsi="Times New Roman" w:cs="Times New Roman"/>
-          <w:bCs/>
-          <w:color w:val="C00000"/>
-          <w:sz w:val="16"/>
-          <w:szCs w:val="16"/>
-          <w:lang w:val="en-US"/>
-        </w:rPr>
-        <w:t>)</w:t>
-      </w:r>
-    </w:p>
-    <w:p>
-      <w:pPr>
-        <w:spacing w:after="0" w:line="240" w:lineRule="auto"/>
-        <w:jc w:val="both"/>
-        <w:rPr>
-          <w:rFonts w:ascii="Times New Roman" w:hAnsi="Times New Roman" w:cs="Times New Roman"/>
-          <w:sz w:val="20"/>
-          <w:szCs w:val="20"/>
-          <w:lang w:val="en-US"/>
-        </w:rPr>
-      </w:pPr>
-      <w:r>
-        <w:rPr>
-          <w:rFonts w:ascii="Times New Roman" w:hAnsi="Times New Roman" w:cs="Times New Roman"/>
-          <w:sz w:val="20"/>
-          <w:szCs w:val="20"/>
-          <w:lang w:val="en-US"/>
-        </w:rPr>
-        <w:t xml:space="preserve">It is better if there are figures and tables, it must be presented with the names of tables and figures accompanied by serial numbers as shown in </w:t>
-      </w:r>
-      <w:r>
-        <w:rPr>
-          <w:rFonts w:ascii="Times New Roman" w:hAnsi="Times New Roman" w:cs="Times New Roman"/>
-          <w:b/>
-          <w:bCs/>
-          <w:sz w:val="20"/>
-          <w:szCs w:val="20"/>
-          <w:lang w:val="en-US"/>
-        </w:rPr>
-        <w:t>F</w:t>
-      </w:r>
-      <w:r>
-        <w:rPr>
-          <w:rFonts w:ascii="Times New Roman" w:hAnsi="Times New Roman" w:cs="Times New Roman"/>
-          <w:b/>
-          <w:bCs/>
-          <w:sz w:val="20"/>
-          <w:szCs w:val="20"/>
-          <w:lang w:val="en-US"/>
-        </w:rPr>
-        <w:t>igure 1</w:t>
-      </w:r>
-      <w:r>
-        <w:rPr>
-          <w:rFonts w:ascii="Times New Roman" w:hAnsi="Times New Roman" w:cs="Times New Roman"/>
-          <w:sz w:val="20"/>
-          <w:szCs w:val="20"/>
-          <w:lang w:val="en-US"/>
-        </w:rPr>
-        <w:t xml:space="preserve"> and </w:t>
-      </w:r>
-      <w:r>
-        <w:rPr>
-          <w:rFonts w:ascii="Times New Roman" w:hAnsi="Times New Roman" w:cs="Times New Roman"/>
-          <w:b/>
-          <w:bCs/>
-          <w:sz w:val="20"/>
-          <w:szCs w:val="20"/>
-          <w:lang w:val="en-US"/>
-        </w:rPr>
-        <w:t>T</w:t>
-      </w:r>
-      <w:r>
-        <w:rPr>
-          <w:rFonts w:ascii="Times New Roman" w:hAnsi="Times New Roman" w:cs="Times New Roman"/>
-          <w:b/>
-          <w:bCs/>
-          <w:sz w:val="20"/>
-          <w:szCs w:val="20"/>
-          <w:lang w:val="en-US"/>
-        </w:rPr>
-        <w:t>able 1</w:t>
-      </w:r>
-      <w:r>
-        <w:rPr>
-          <w:rFonts w:ascii="Times New Roman" w:hAnsi="Times New Roman" w:cs="Times New Roman"/>
-          <w:sz w:val="20"/>
-          <w:szCs w:val="20"/>
-        </w:rPr>
-        <w:t>.</w:t>
-      </w:r>
-    </w:p>
-    <w:p>
-      <w:pPr>
-        <w:spacing w:after="0" w:line="240" w:lineRule="auto"/>
         <w:jc w:val="center"/>
         <w:rPr>
           <w:rFonts w:ascii="Times New Roman" w:hAnsi="Times New Roman" w:cs="Times New Roman"/>
-          <w:b/>
-          <w:bCs/>
-          <w:noProof/>
-          <w:sz w:val="20"/>
-          <w:szCs w:val="20"/>
-          <w:lang w:eastAsia="ja-JP"/>
-        </w:rPr>
-      </w:pPr>
-      <w:r>
-        <w:rPr>
-          <w:rFonts w:ascii="Times New Roman" w:hAnsi="Times New Roman" w:cs="Times New Roman"/>
-          <w:b/>
-          <w:bCs/>
-          <w:noProof/>
-          <w:sz w:val="20"/>
-          <w:szCs w:val="20"/>
-          <w:lang w:eastAsia="ja-JP"/>
+          <w:sz w:val="20"/>
+          <w:szCs w:val="20"/>
+        </w:rPr>
+      </w:pPr>
+      <w:r>
+        <w:rPr>
+          <w:noProof/>
         </w:rPr>
         <w:drawing>
-          <wp:inline distT="0" distB="0" distL="0" distR="0" wp14:anchorId="46A3341E" wp14:editId="144B4630">
-            <wp:extent cx="924180" cy="744693"/>
+          <wp:inline distT="0" distB="0" distL="0" distR="0" wp14:anchorId="54469E26" wp14:editId="0DC5F989">
+            <wp:extent cx="3326615" cy="3671248"/>
             <wp:effectExtent l="0" t="0" r="0" b="0"/>
-            <wp:docPr id="1702763773" name="Picture 1702763773"/>
+            <wp:docPr id="753214666" name="Picture 2"/>
             <wp:cNvGraphicFramePr>
               <a:graphicFrameLocks xmlns:a="http://schemas.openxmlformats.org/drawingml/2006/main" noChangeAspect="1"/>
             </wp:cNvGraphicFramePr>
@@ -4005,29 +3820,41 @@
               <a:graphicData uri="http://schemas.openxmlformats.org/drawingml/2006/picture">
                 <pic:pic xmlns:pic="http://schemas.openxmlformats.org/drawingml/2006/picture">
                   <pic:nvPicPr>
-                    <pic:cNvPr id="3" name="LOGO FKPT 2.png"/>
-                    <pic:cNvPicPr/>
+                    <pic:cNvPr id="0" name="Picture 2"/>
+                    <pic:cNvPicPr>
+                      <a:picLocks noChangeAspect="1" noChangeArrowheads="1"/>
+                    </pic:cNvPicPr>
                   </pic:nvPicPr>
-                  <pic:blipFill>
-                    <a:blip r:embed="rId9" cstate="print">
+                  <pic:blipFill rotWithShape="1">
+                    <a:blip r:embed="rId8">
                       <a:extLst>
                         <a:ext uri="{28A0092B-C50C-407E-A947-70E740481C1C}">
                           <a14:useLocalDpi xmlns:a14="http://schemas.microsoft.com/office/drawing/2010/main" val="0"/>
                         </a:ext>
                       </a:extLst>
                     </a:blip>
+                    <a:srcRect l="14162" t="3868" r="18038"/>
                     <a:stretch>
                       <a:fillRect/>
                     </a:stretch>
                   </pic:blipFill>
-                  <pic:spPr>
+                  <pic:spPr bwMode="auto">
                     <a:xfrm>
                       <a:off x="0" y="0"/>
-                      <a:ext cx="966095" cy="778467"/>
+                      <a:ext cx="3328726" cy="3673578"/>
                     </a:xfrm>
                     <a:prstGeom prst="rect">
                       <a:avLst/>
                     </a:prstGeom>
+                    <a:noFill/>
+                    <a:ln>
+                      <a:noFill/>
+                    </a:ln>
+                    <a:extLst>
+                      <a:ext uri="{53640926-AAD7-44D8-BBD7-CCE9431645EC}">
+                        <a14:shadowObscured xmlns:a14="http://schemas.microsoft.com/office/drawing/2010/main"/>
+                      </a:ext>
+                    </a:extLst>
                   </pic:spPr>
                 </pic:pic>
               </a:graphicData>
@@ -4038,18 +3865,12 @@
     </w:p>
     <w:p>
       <w:pPr>
-        <w:tabs>
-          <w:tab w:val="left" w:pos="2373"/>
-          <w:tab w:val="center" w:pos="4960"/>
-        </w:tabs>
-        <w:autoSpaceDE w:val="0"/>
-        <w:autoSpaceDN w:val="0"/>
-        <w:adjustRightInd w:val="0"/>
-        <w:spacing w:before="120" w:after="120" w:line="240" w:lineRule="auto"/>
+        <w:pStyle w:val="ListParagraph"/>
+        <w:spacing w:after="0" w:line="240" w:lineRule="auto"/>
+        <w:ind w:left="0"/>
         <w:jc w:val="center"/>
         <w:rPr>
           <w:rFonts w:ascii="Times New Roman" w:hAnsi="Times New Roman" w:cs="Times New Roman"/>
-          <w:i/>
           <w:sz w:val="20"/>
           <w:szCs w:val="20"/>
         </w:rPr>
@@ -4058,1102 +3879,135 @@
         <w:rPr>
           <w:rFonts w:ascii="Times New Roman" w:hAnsi="Times New Roman" w:cs="Times New Roman"/>
           <w:b/>
-          <w:sz w:val="20"/>
-          <w:szCs w:val="20"/>
-          <w:lang w:val="en-US"/>
-        </w:rPr>
-        <w:t xml:space="preserve">Figure </w:t>
-      </w:r>
-      <w:r>
-        <w:rPr>
-          <w:rFonts w:ascii="Times New Roman" w:hAnsi="Times New Roman" w:cs="Times New Roman"/>
-          <w:b/>
-          <w:sz w:val="20"/>
-          <w:szCs w:val="20"/>
-        </w:rPr>
-        <w:t>1</w:t>
-      </w:r>
-      <w:r>
-        <w:rPr>
-          <w:rFonts w:ascii="Times New Roman" w:hAnsi="Times New Roman" w:cs="Times New Roman"/>
-          <w:b/>
-          <w:sz w:val="20"/>
-          <w:szCs w:val="20"/>
-          <w:lang w:eastAsia="ja-JP"/>
-        </w:rPr>
-        <w:t>.</w:t>
-      </w:r>
-      <w:r>
-        <w:rPr>
-          <w:rFonts w:ascii="Times New Roman" w:hAnsi="Times New Roman" w:cs="Times New Roman"/>
-          <w:sz w:val="20"/>
-          <w:szCs w:val="20"/>
-        </w:rPr>
-        <w:t xml:space="preserve"> </w:t>
-      </w:r>
-      <w:r>
-        <w:rPr>
-          <w:rFonts w:ascii="Times New Roman" w:hAnsi="Times New Roman" w:cs="Times New Roman"/>
-          <w:sz w:val="20"/>
-          <w:szCs w:val="20"/>
-          <w:lang w:val="en-US"/>
-        </w:rPr>
-        <w:t>FKPT Logo</w:t>
+          <w:bCs/>
+          <w:sz w:val="20"/>
+          <w:szCs w:val="20"/>
+        </w:rPr>
+        <w:t>Figure 1</w:t>
+      </w:r>
+      <w:r>
+        <w:rPr>
+          <w:rFonts w:ascii="Times New Roman" w:hAnsi="Times New Roman" w:cs="Times New Roman"/>
+          <w:sz w:val="20"/>
+          <w:szCs w:val="20"/>
+        </w:rPr>
+        <w:t xml:space="preserve">. </w:t>
+      </w:r>
+      <w:r>
+        <w:rPr>
+          <w:rFonts w:ascii="Times New Roman" w:hAnsi="Times New Roman" w:cs="Times New Roman"/>
+          <w:sz w:val="20"/>
+          <w:szCs w:val="20"/>
+        </w:rPr>
+        <w:t>The number of articles separated during PRISMA</w:t>
       </w:r>
     </w:p>
     <w:p>
       <w:pPr>
-        <w:autoSpaceDE w:val="0"/>
-        <w:autoSpaceDN w:val="0"/>
-        <w:adjustRightInd w:val="0"/>
+        <w:pStyle w:val="ListParagraph"/>
         <w:spacing w:after="0" w:line="240" w:lineRule="auto"/>
-        <w:ind w:firstLine="567"/>
-        <w:jc w:val="both"/>
-        <w:rPr>
-          <w:rFonts w:ascii="Times New Roman" w:hAnsi="Times New Roman" w:cs="Times New Roman"/>
-          <w:sz w:val="20"/>
-          <w:szCs w:val="20"/>
-        </w:rPr>
-      </w:pPr>
-      <w:r>
-        <w:rPr>
-          <w:rFonts w:ascii="Times New Roman" w:hAnsi="Times New Roman" w:cs="Times New Roman"/>
-          <w:color w:val="C00000"/>
-          <w:sz w:val="20"/>
-          <w:szCs w:val="20"/>
-          <w:lang w:val="en-US"/>
-        </w:rPr>
-        <w:t xml:space="preserve">For LOGO, use </w:t>
-      </w:r>
-      <w:r>
-        <w:rPr>
+        <w:ind w:left="0"/>
+        <w:jc w:val="center"/>
+        <w:rPr>
+          <w:rFonts w:ascii="Times New Roman" w:hAnsi="Times New Roman" w:cs="Times New Roman"/>
+          <w:sz w:val="20"/>
+          <w:szCs w:val="20"/>
+        </w:rPr>
+      </w:pPr>
+    </w:p>
+    <w:p>
+      <w:pPr>
+        <w:spacing w:before="360" w:after="120" w:line="240" w:lineRule="auto"/>
+        <w:rPr>
+          <w:rFonts w:ascii="Times New Roman" w:hAnsi="Times New Roman" w:cs="Times New Roman"/>
+          <w:b/>
+          <w:sz w:val="26"/>
+          <w:szCs w:val="26"/>
+        </w:rPr>
+      </w:pPr>
+      <w:r>
+        <w:rPr>
+          <w:rFonts w:ascii="Times New Roman" w:hAnsi="Times New Roman" w:cs="Times New Roman"/>
+          <w:b/>
+          <w:sz w:val="26"/>
+          <w:szCs w:val="26"/>
+          <w:lang w:val="en-US"/>
+        </w:rPr>
+        <w:lastRenderedPageBreak/>
+        <w:t xml:space="preserve">3. </w:t>
+      </w:r>
+      <w:r>
+        <w:rPr>
+          <w:rStyle w:val="longtext"/>
           <w:rFonts w:ascii="Times New Roman" w:hAnsi="Times New Roman" w:cs="Times New Roman"/>
           <w:b/>
           <w:bCs/>
-          <w:color w:val="C00000"/>
-          <w:sz w:val="20"/>
-          <w:szCs w:val="20"/>
-          <w:lang w:val="en-US"/>
-        </w:rPr>
-        <w:t>good and high quality</w:t>
-      </w:r>
-      <w:r>
-        <w:rPr>
-          <w:rFonts w:ascii="Times New Roman" w:hAnsi="Times New Roman" w:cs="Times New Roman"/>
-          <w:color w:val="C00000"/>
-          <w:sz w:val="20"/>
-          <w:szCs w:val="20"/>
-          <w:lang w:val="en-US"/>
-        </w:rPr>
-        <w:t xml:space="preserve"> for the image used and include the image number in the description of the image. </w:t>
-      </w:r>
-      <w:r>
-        <w:rPr>
-          <w:rFonts w:ascii="Times New Roman" w:hAnsi="Times New Roman" w:cs="Times New Roman"/>
-          <w:sz w:val="20"/>
-          <w:szCs w:val="20"/>
-          <w:lang w:val="en-US"/>
-        </w:rPr>
-        <w:t>The formula uses the Formula Editor found in Microsoft Word. Formula numbering is made sequentially based on the order of the formulas contained in the article, and the writing is like (1).</w:t>
+          <w:sz w:val="26"/>
+          <w:szCs w:val="26"/>
+          <w:shd w:val="clear" w:color="auto" w:fill="FFFFFF"/>
+          <w:lang w:val="en-US"/>
+        </w:rPr>
+        <w:t>RESULTS AND DISCUSSION</w:t>
       </w:r>
     </w:p>
     <w:p>
       <w:pPr>
         <w:spacing w:after="0" w:line="240" w:lineRule="auto"/>
-        <w:ind w:firstLine="360"/>
+        <w:jc w:val="both"/>
+        <w:rPr>
+          <w:rFonts w:ascii="Times New Roman" w:hAnsi="Times New Roman" w:cs="Times New Roman"/>
+          <w:sz w:val="20"/>
+          <w:szCs w:val="20"/>
+        </w:rPr>
+      </w:pPr>
+      <w:r>
+        <w:rPr>
+          <w:rFonts w:ascii="Times New Roman" w:hAnsi="Times New Roman" w:cs="Times New Roman"/>
+          <w:sz w:val="20"/>
+          <w:szCs w:val="20"/>
+        </w:rPr>
+        <w:t xml:space="preserve">The articles selected and reviewed by the author were then categorized according to predefined keywords. To facilitate this process, the author created a characteristics table based on the research findings. The characteristics table </w:t>
+      </w:r>
+      <w:r>
+        <w:rPr>
+          <w:rFonts w:ascii="Times New Roman" w:hAnsi="Times New Roman" w:cs="Times New Roman"/>
+          <w:sz w:val="20"/>
+          <w:szCs w:val="20"/>
+        </w:rPr>
+        <w:t>is shown</w:t>
+      </w:r>
+      <w:r>
+        <w:rPr>
+          <w:rFonts w:ascii="Times New Roman" w:hAnsi="Times New Roman" w:cs="Times New Roman"/>
+          <w:sz w:val="20"/>
+          <w:szCs w:val="20"/>
+        </w:rPr>
+        <w:t xml:space="preserve"> in Table 3.</w:t>
+      </w:r>
+    </w:p>
+    <w:p>
+      <w:pPr>
+        <w:spacing w:after="0" w:line="240" w:lineRule="auto"/>
         <w:jc w:val="center"/>
+        <w:rPr>
+          <w:rFonts w:ascii="Times New Roman" w:hAnsi="Times New Roman" w:cs="Times New Roman"/>
+          <w:sz w:val="20"/>
+          <w:szCs w:val="20"/>
+        </w:rPr>
+      </w:pPr>
+      <w:r>
         <w:rPr>
           <w:rFonts w:ascii="Times New Roman" w:hAnsi="Times New Roman" w:cs="Times New Roman"/>
           <w:b/>
           <w:bCs/>
           <w:sz w:val="20"/>
           <w:szCs w:val="20"/>
-          <w:lang w:eastAsia="ja-JP"/>
-        </w:rPr>
-      </w:pPr>
-      <m:oMath>
-        <m:nary>
-          <m:naryPr>
-            <m:ctrlPr>
-              <w:rPr>
-                <w:rFonts w:ascii="Cambria Math" w:hAnsi="Cambria Math" w:cs="Times New Roman"/>
-                <w:i/>
-                <w:sz w:val="20"/>
-                <w:szCs w:val="20"/>
-              </w:rPr>
-            </m:ctrlPr>
-          </m:naryPr>
-          <m:sub>
-            <m:r>
-              <w:rPr>
-                <w:rFonts w:ascii="Cambria Math" w:hAnsi="Times New Roman" w:cs="Times New Roman"/>
-                <w:sz w:val="20"/>
-                <w:szCs w:val="20"/>
-              </w:rPr>
-              <m:t> </m:t>
-            </m:r>
-            <m:r>
-              <w:rPr>
-                <w:rFonts w:ascii="Cambria Math" w:hAnsi="Times New Roman" w:cs="Times New Roman"/>
-                <w:sz w:val="20"/>
-                <w:szCs w:val="20"/>
-              </w:rPr>
-              <m:t>0</m:t>
-            </m:r>
-            <m:ctrlPr>
-              <w:rPr>
-                <w:rFonts w:ascii="Cambria Math" w:hAnsi="Times New Roman" w:cs="Times New Roman"/>
-                <w:i/>
-                <w:sz w:val="20"/>
-                <w:szCs w:val="20"/>
-              </w:rPr>
-            </m:ctrlPr>
-          </m:sub>
-          <m:sup>
-            <m:r>
-              <w:rPr>
-                <w:rFonts w:ascii="Cambria Math" w:hAnsi="Times New Roman" w:cs="Times New Roman"/>
-                <w:sz w:val="20"/>
-                <w:szCs w:val="20"/>
-              </w:rPr>
-              <m:t> ∞</m:t>
-            </m:r>
-            <m:sSub>
-              <m:sSubPr>
-                <m:ctrlPr>
-                  <w:rPr>
-                    <w:rFonts w:ascii="Cambria Math" w:hAnsi="Cambria Math" w:cs="Times New Roman"/>
-                    <w:i/>
-                    <w:sz w:val="20"/>
-                    <w:szCs w:val="20"/>
-                  </w:rPr>
-                </m:ctrlPr>
-              </m:sSubPr>
-              <m:e>
-                <m:sSub>
-                  <m:sSubPr>
-                    <m:ctrlPr>
-                      <w:rPr>
-                        <w:rFonts w:ascii="Cambria Math" w:hAnsi="Cambria Math" w:cs="Times New Roman"/>
-                        <w:i/>
-                        <w:sz w:val="20"/>
-                        <w:szCs w:val="20"/>
-                      </w:rPr>
-                    </m:ctrlPr>
-                  </m:sSubPr>
-                  <m:e>
-                    <m:r>
-                      <w:rPr>
-                        <w:rFonts w:ascii="Cambria Math" w:hAnsi="Times New Roman" w:cs="Times New Roman"/>
-                        <w:sz w:val="20"/>
-                        <w:szCs w:val="20"/>
-                      </w:rPr>
-                      <m:t>∫</m:t>
-                    </m:r>
-                  </m:e>
-                  <m:sub>
-                    <m:r>
-                      <w:rPr>
-                        <w:rFonts w:ascii="Cambria Math" w:hAnsi="Times New Roman" w:cs="Times New Roman"/>
-                        <w:sz w:val="20"/>
-                        <w:szCs w:val="20"/>
-                      </w:rPr>
-                      <m:t>j</m:t>
-                    </m:r>
-                    <m:ctrlPr>
-                      <w:rPr>
-                        <w:rFonts w:ascii="Cambria Math" w:hAnsi="Times New Roman" w:cs="Times New Roman"/>
-                        <w:i/>
-                        <w:sz w:val="20"/>
-                        <w:szCs w:val="20"/>
-                      </w:rPr>
-                    </m:ctrlPr>
-                  </m:sub>
-                </m:sSub>
-                <m:ctrlPr>
-                  <w:rPr>
-                    <w:rFonts w:ascii="Cambria Math" w:hAnsi="Times New Roman" w:cs="Times New Roman"/>
-                    <w:i/>
-                    <w:sz w:val="20"/>
-                    <w:szCs w:val="20"/>
-                  </w:rPr>
-                </m:ctrlPr>
-              </m:e>
-              <m:sub>
-                <m:r>
-                  <w:rPr>
-                    <w:rFonts w:ascii="Cambria Math" w:hAnsi="Times New Roman" w:cs="Times New Roman"/>
-                    <w:sz w:val="20"/>
-                    <w:szCs w:val="20"/>
-                  </w:rPr>
-                  <m:t>i</m:t>
-                </m:r>
-                <m:ctrlPr>
-                  <w:rPr>
-                    <w:rFonts w:ascii="Cambria Math" w:hAnsi="Times New Roman" w:cs="Times New Roman"/>
-                    <w:i/>
-                    <w:sz w:val="20"/>
-                    <w:szCs w:val="20"/>
-                  </w:rPr>
-                </m:ctrlPr>
-              </m:sub>
-            </m:sSub>
-          </m:sup>
-          <m:e>
-            <m:r>
-              <w:rPr>
-                <w:rFonts w:ascii="Cambria Math" w:hAnsi="Times New Roman" w:cs="Times New Roman"/>
-                <w:sz w:val="20"/>
-                <w:szCs w:val="20"/>
-              </w:rPr>
-              <m:t>  </m:t>
-            </m:r>
-            <m:r>
-              <w:rPr>
-                <w:rFonts w:ascii="Cambria Math" w:hAnsi="Times New Roman" w:cs="Times New Roman"/>
-                <w:sz w:val="20"/>
-                <w:szCs w:val="20"/>
-              </w:rPr>
-              <m:t>exp</m:t>
-            </m:r>
-            <m:ctrlPr>
-              <w:rPr>
-                <w:rFonts w:ascii="Cambria Math" w:hAnsi="Times New Roman" w:cs="Times New Roman"/>
-                <w:i/>
-                <w:sz w:val="20"/>
-                <w:szCs w:val="20"/>
-              </w:rPr>
-            </m:ctrlPr>
-          </m:e>
-        </m:nary>
-      </m:oMath>
-      <w:r>
-        <w:rPr>
-          <w:rFonts w:ascii="Times New Roman" w:hAnsi="Times New Roman" w:cs="Times New Roman"/>
-          <w:sz w:val="20"/>
-          <w:szCs w:val="20"/>
-        </w:rPr>
-        <w:tab/>
-      </w:r>
-      <w:r>
-        <w:rPr>
-          <w:rFonts w:ascii="Times New Roman" w:hAnsi="Times New Roman" w:cs="Times New Roman"/>
-          <w:sz w:val="20"/>
-          <w:szCs w:val="20"/>
-        </w:rPr>
-        <w:tab/>
-      </w:r>
-      <w:r>
-        <w:rPr>
-          <w:rFonts w:ascii="Times New Roman" w:hAnsi="Times New Roman" w:cs="Times New Roman"/>
-          <w:sz w:val="20"/>
-          <w:szCs w:val="20"/>
-        </w:rPr>
-        <w:tab/>
-      </w:r>
-      <w:r>
-        <w:rPr>
-          <w:rFonts w:ascii="Times New Roman" w:hAnsi="Times New Roman" w:cs="Times New Roman"/>
-          <w:sz w:val="20"/>
-          <w:szCs w:val="20"/>
-        </w:rPr>
-        <w:tab/>
-        <w:t>(1)</w:t>
-      </w:r>
-    </w:p>
-    <w:p>
-      <w:pPr>
-        <w:spacing w:after="0" w:line="240" w:lineRule="auto"/>
-        <w:ind w:firstLine="360"/>
-        <w:jc w:val="center"/>
-        <w:rPr>
-          <w:rFonts w:ascii="Times New Roman" w:hAnsi="Times New Roman" w:cs="Times New Roman"/>
-        </w:rPr>
-      </w:pPr>
-      <m:oMath>
-        <m:nary>
-          <m:naryPr>
-            <m:ctrlPr>
-              <w:rPr>
-                <w:rFonts w:ascii="Cambria Math" w:hAnsi="Cambria Math" w:cs="Times New Roman"/>
-                <w:i/>
-                <w:sz w:val="20"/>
-                <w:szCs w:val="20"/>
-              </w:rPr>
-            </m:ctrlPr>
-          </m:naryPr>
-          <m:sub>
-            <m:r>
-              <w:rPr>
-                <w:rFonts w:ascii="Cambria Math" w:hAnsi="Times New Roman" w:cs="Times New Roman"/>
-                <w:sz w:val="20"/>
-                <w:szCs w:val="20"/>
-              </w:rPr>
-              <m:t> </m:t>
-            </m:r>
-            <m:r>
-              <w:rPr>
-                <w:rFonts w:ascii="Cambria Math" w:hAnsi="Times New Roman" w:cs="Times New Roman"/>
-                <w:sz w:val="20"/>
-                <w:szCs w:val="20"/>
-              </w:rPr>
-              <m:t>0</m:t>
-            </m:r>
-            <m:ctrlPr>
-              <w:rPr>
-                <w:rFonts w:ascii="Cambria Math" w:hAnsi="Times New Roman" w:cs="Times New Roman"/>
-                <w:i/>
-                <w:sz w:val="20"/>
-                <w:szCs w:val="20"/>
-              </w:rPr>
-            </m:ctrlPr>
-          </m:sub>
-          <m:sup>
-            <m:r>
-              <w:rPr>
-                <w:rFonts w:ascii="Cambria Math" w:hAnsi="Times New Roman" w:cs="Times New Roman"/>
-                <w:sz w:val="20"/>
-                <w:szCs w:val="20"/>
-              </w:rPr>
-              <m:t> ∞</m:t>
-            </m:r>
-            <m:sSub>
-              <m:sSubPr>
-                <m:ctrlPr>
-                  <w:rPr>
-                    <w:rFonts w:ascii="Cambria Math" w:hAnsi="Cambria Math" w:cs="Times New Roman"/>
-                    <w:i/>
-                    <w:sz w:val="20"/>
-                    <w:szCs w:val="20"/>
-                  </w:rPr>
-                </m:ctrlPr>
-              </m:sSubPr>
-              <m:e>
-                <m:sSub>
-                  <m:sSubPr>
-                    <m:ctrlPr>
-                      <w:rPr>
-                        <w:rFonts w:ascii="Cambria Math" w:hAnsi="Cambria Math" w:cs="Times New Roman"/>
-                        <w:i/>
-                        <w:sz w:val="20"/>
-                        <w:szCs w:val="20"/>
-                      </w:rPr>
-                    </m:ctrlPr>
-                  </m:sSubPr>
-                  <m:e>
-                    <m:sSub>
-                      <m:sSubPr>
-                        <m:ctrlPr>
-                          <w:rPr>
-                            <w:rFonts w:ascii="Cambria Math" w:hAnsi="Cambria Math" w:cs="Times New Roman"/>
-                            <w:i/>
-                            <w:sz w:val="20"/>
-                            <w:szCs w:val="20"/>
-                          </w:rPr>
-                        </m:ctrlPr>
-                      </m:sSubPr>
-                      <m:e>
-                        <m:sSub>
-                          <m:sSubPr>
-                            <m:ctrlPr>
-                              <w:rPr>
-                                <w:rFonts w:ascii="Cambria Math" w:hAnsi="Cambria Math" w:cs="Times New Roman"/>
-                                <w:i/>
-                                <w:sz w:val="20"/>
-                                <w:szCs w:val="20"/>
-                              </w:rPr>
-                            </m:ctrlPr>
-                          </m:sSubPr>
-                          <m:e>
-                            <m:sSup>
-                              <m:sSupPr>
-                                <m:ctrlPr>
-                                  <w:rPr>
-                                    <w:rFonts w:ascii="Cambria Math" w:hAnsi="Cambria Math" w:cs="Times New Roman"/>
-                                    <w:i/>
-                                    <w:sz w:val="20"/>
-                                    <w:szCs w:val="20"/>
-                                  </w:rPr>
-                                </m:ctrlPr>
-                              </m:sSupPr>
-                              <m:e>
-                                <m:sSub>
-                                  <m:sSubPr>
-                                    <m:ctrlPr>
-                                      <w:rPr>
-                                        <w:rFonts w:ascii="Cambria Math" w:hAnsi="Cambria Math" w:cs="Times New Roman"/>
-                                        <w:i/>
-                                        <w:sz w:val="20"/>
-                                        <w:szCs w:val="20"/>
-                                      </w:rPr>
-                                    </m:ctrlPr>
-                                  </m:sSubPr>
-                                  <m:e>
-                                    <m:sSub>
-                                      <m:sSubPr>
-                                        <m:ctrlPr>
-                                          <w:rPr>
-                                            <w:rFonts w:ascii="Cambria Math" w:hAnsi="Cambria Math" w:cs="Times New Roman"/>
-                                            <w:i/>
-                                            <w:sz w:val="20"/>
-                                            <w:szCs w:val="20"/>
-                                          </w:rPr>
-                                        </m:ctrlPr>
-                                      </m:sSubPr>
-                                      <m:e>
-                                        <m:r>
-                                          <w:rPr>
-                                            <w:rFonts w:ascii="Cambria Math" w:hAnsi="Times New Roman" w:cs="Times New Roman"/>
-                                            <w:sz w:val="20"/>
-                                            <w:szCs w:val="20"/>
-                                          </w:rPr>
-                                          <m:t>∫</m:t>
-                                        </m:r>
-                                      </m:e>
-                                      <m:sub>
-                                        <m:r>
-                                          <w:rPr>
-                                            <w:rFonts w:ascii="Cambria Math" w:hAnsi="Times New Roman" w:cs="Times New Roman"/>
-                                            <w:sz w:val="20"/>
-                                            <w:szCs w:val="20"/>
-                                          </w:rPr>
-                                          <m:t>j</m:t>
-                                        </m:r>
-                                        <m:ctrlPr>
-                                          <w:rPr>
-                                            <w:rFonts w:ascii="Cambria Math" w:hAnsi="Times New Roman" w:cs="Times New Roman"/>
-                                            <w:i/>
-                                            <w:sz w:val="20"/>
-                                            <w:szCs w:val="20"/>
-                                          </w:rPr>
-                                        </m:ctrlPr>
-                                      </m:sub>
-                                    </m:sSub>
-                                    <m:ctrlPr>
-                                      <w:rPr>
-                                        <w:rFonts w:ascii="Cambria Math" w:hAnsi="Times New Roman" w:cs="Times New Roman"/>
-                                        <w:i/>
-                                        <w:sz w:val="20"/>
-                                        <w:szCs w:val="20"/>
-                                      </w:rPr>
-                                    </m:ctrlPr>
-                                  </m:e>
-                                  <m:sub>
-                                    <m:r>
-                                      <w:rPr>
-                                        <w:rFonts w:ascii="Cambria Math" w:hAnsi="Times New Roman" w:cs="Times New Roman"/>
-                                        <w:sz w:val="20"/>
-                                        <w:szCs w:val="20"/>
-                                      </w:rPr>
-                                      <m:t>i</m:t>
-                                    </m:r>
-                                    <m:ctrlPr>
-                                      <w:rPr>
-                                        <w:rFonts w:ascii="Cambria Math" w:hAnsi="Times New Roman" w:cs="Times New Roman"/>
-                                        <w:i/>
-                                        <w:sz w:val="20"/>
-                                        <w:szCs w:val="20"/>
-                                      </w:rPr>
-                                    </m:ctrlPr>
-                                  </m:sub>
-                                </m:sSub>
-                              </m:e>
-                              <m:sup>
-                                <m:r>
-                                  <w:rPr>
-                                    <w:rFonts w:ascii="Cambria Math" w:hAnsi="Times New Roman" w:cs="Times New Roman"/>
-                                    <w:sz w:val="20"/>
-                                    <w:szCs w:val="20"/>
-                                  </w:rPr>
-                                  <m:t>-</m:t>
-                                </m:r>
-                                <m:r>
-                                  <w:rPr>
-                                    <w:rFonts w:ascii="Cambria Math" w:hAnsi="Times New Roman" w:cs="Times New Roman"/>
-                                    <w:sz w:val="20"/>
-                                    <w:szCs w:val="20"/>
-                                  </w:rPr>
-                                  <m:t>1</m:t>
-                                </m:r>
-                                <m:ctrlPr>
-                                  <w:rPr>
-                                    <w:rFonts w:ascii="Cambria Math" w:hAnsi="Times New Roman" w:cs="Times New Roman"/>
-                                    <w:i/>
-                                    <w:sz w:val="20"/>
-                                    <w:szCs w:val="20"/>
-                                  </w:rPr>
-                                </m:ctrlPr>
-                              </m:sup>
-                            </m:sSup>
-                            <m:ctrlPr>
-                              <w:rPr>
-                                <w:rFonts w:ascii="Cambria Math" w:hAnsi="Times New Roman" w:cs="Times New Roman"/>
-                                <w:i/>
-                                <w:sz w:val="20"/>
-                                <w:szCs w:val="20"/>
-                              </w:rPr>
-                            </m:ctrlPr>
-                          </m:e>
-                          <m:sub>
-                            <m:r>
-                              <w:rPr>
-                                <w:rFonts w:ascii="Cambria Math" w:hAnsi="Times New Roman" w:cs="Times New Roman"/>
-                                <w:sz w:val="20"/>
-                                <w:szCs w:val="20"/>
-                              </w:rPr>
-                              <m:t>1</m:t>
-                            </m:r>
-                            <m:ctrlPr>
-                              <w:rPr>
-                                <w:rFonts w:ascii="Cambria Math" w:hAnsi="Times New Roman" w:cs="Times New Roman"/>
-                                <w:i/>
-                                <w:sz w:val="20"/>
-                                <w:szCs w:val="20"/>
-                              </w:rPr>
-                            </m:ctrlPr>
-                          </m:sub>
-                        </m:sSub>
-                        <m:ctrlPr>
-                          <w:rPr>
-                            <w:rFonts w:ascii="Cambria Math" w:hAnsi="Times New Roman" w:cs="Times New Roman"/>
-                            <w:i/>
-                            <w:sz w:val="20"/>
-                            <w:szCs w:val="20"/>
-                          </w:rPr>
-                        </m:ctrlPr>
-                      </m:e>
-                      <m:sub>
-                        <m:r>
-                          <w:rPr>
-                            <w:rFonts w:ascii="Cambria Math" w:hAnsi="Times New Roman" w:cs="Times New Roman"/>
-                            <w:sz w:val="20"/>
-                            <w:szCs w:val="20"/>
-                          </w:rPr>
-                          <m:t>2</m:t>
-                        </m:r>
-                        <m:ctrlPr>
-                          <w:rPr>
-                            <w:rFonts w:ascii="Cambria Math" w:hAnsi="Times New Roman" w:cs="Times New Roman"/>
-                            <w:i/>
-                            <w:sz w:val="20"/>
-                            <w:szCs w:val="20"/>
-                          </w:rPr>
-                        </m:ctrlPr>
-                      </m:sub>
-                    </m:sSub>
-                    <m:ctrlPr>
-                      <w:rPr>
-                        <w:rFonts w:ascii="Cambria Math" w:hAnsi="Times New Roman" w:cs="Times New Roman"/>
-                        <w:i/>
-                        <w:sz w:val="20"/>
-                        <w:szCs w:val="20"/>
-                      </w:rPr>
-                    </m:ctrlPr>
-                  </m:e>
-                  <m:sub>
-                    <m:r>
-                      <w:rPr>
-                        <w:rFonts w:ascii="Cambria Math" w:hAnsi="Times New Roman" w:cs="Times New Roman"/>
-                        <w:sz w:val="20"/>
-                        <w:szCs w:val="20"/>
-                      </w:rPr>
-                      <m:t>0</m:t>
-                    </m:r>
-                    <m:ctrlPr>
-                      <w:rPr>
-                        <w:rFonts w:ascii="Cambria Math" w:hAnsi="Times New Roman" w:cs="Times New Roman"/>
-                        <w:i/>
-                        <w:sz w:val="20"/>
-                        <w:szCs w:val="20"/>
-                      </w:rPr>
-                    </m:ctrlPr>
-                  </m:sub>
-                </m:sSub>
-                <m:ctrlPr>
-                  <w:rPr>
-                    <w:rFonts w:ascii="Cambria Math" w:hAnsi="Times New Roman" w:cs="Times New Roman"/>
-                    <w:i/>
-                    <w:sz w:val="20"/>
-                    <w:szCs w:val="20"/>
-                  </w:rPr>
-                </m:ctrlPr>
-              </m:e>
-              <m:sub>
-                <m:r>
-                  <w:rPr>
-                    <w:rFonts w:ascii="Cambria Math" w:hAnsi="Times New Roman" w:cs="Times New Roman"/>
-                    <w:sz w:val="20"/>
-                    <w:szCs w:val="20"/>
-                  </w:rPr>
-                  <m:t>i</m:t>
-                </m:r>
-                <m:ctrlPr>
-                  <w:rPr>
-                    <w:rFonts w:ascii="Cambria Math" w:hAnsi="Times New Roman" w:cs="Times New Roman"/>
-                    <w:i/>
-                    <w:sz w:val="20"/>
-                    <w:szCs w:val="20"/>
-                  </w:rPr>
-                </m:ctrlPr>
-              </m:sub>
-            </m:sSub>
-          </m:sup>
-          <m:e>
-            <m:r>
-              <w:rPr>
-                <w:rFonts w:ascii="Cambria Math" w:hAnsi="Times New Roman" w:cs="Times New Roman"/>
-                <w:sz w:val="20"/>
-                <w:szCs w:val="20"/>
-              </w:rPr>
-              <m:t>  </m:t>
-            </m:r>
-            <m:r>
-              <w:rPr>
-                <w:rFonts w:ascii="Cambria Math" w:hAnsi="Times New Roman" w:cs="Times New Roman"/>
-                <w:sz w:val="20"/>
-                <w:szCs w:val="20"/>
-              </w:rPr>
-              <m:t>exp</m:t>
-            </m:r>
-            <m:ctrlPr>
-              <w:rPr>
-                <w:rFonts w:ascii="Cambria Math" w:hAnsi="Times New Roman" w:cs="Times New Roman"/>
-                <w:i/>
-                <w:sz w:val="20"/>
-                <w:szCs w:val="20"/>
-              </w:rPr>
-            </m:ctrlPr>
-          </m:e>
-        </m:nary>
-      </m:oMath>
-      <w:r>
-        <w:rPr>
-          <w:rFonts w:ascii="Times New Roman" w:hAnsi="Times New Roman" w:cs="Times New Roman"/>
-          <w:sz w:val="20"/>
-          <w:szCs w:val="20"/>
-        </w:rPr>
-        <w:tab/>
-      </w:r>
-      <w:r>
-        <w:rPr>
-          <w:rFonts w:ascii="Times New Roman" w:hAnsi="Times New Roman" w:cs="Times New Roman"/>
-          <w:sz w:val="20"/>
-          <w:szCs w:val="20"/>
-        </w:rPr>
-        <w:tab/>
-      </w:r>
-      <w:r>
-        <w:rPr>
-          <w:rFonts w:ascii="Times New Roman" w:hAnsi="Times New Roman" w:cs="Times New Roman"/>
-          <w:sz w:val="20"/>
-          <w:szCs w:val="20"/>
-        </w:rPr>
-        <w:tab/>
-      </w:r>
-      <w:r>
-        <w:rPr>
-          <w:rFonts w:ascii="Times New Roman" w:hAnsi="Times New Roman" w:cs="Times New Roman"/>
-          <w:sz w:val="20"/>
-          <w:szCs w:val="20"/>
-        </w:rPr>
-        <w:t>(2)</w:t>
-      </w:r>
-    </w:p>
-    <w:p>
-      <w:pPr>
-        <w:pStyle w:val="Heading2"/>
-        <w:numPr>
-          <w:ilvl w:val="1"/>
-          <w:numId w:val="14"/>
-        </w:numPr>
-        <w:spacing w:before="120" w:after="120"/>
-        <w:rPr>
-          <w:rFonts w:ascii="Times New Roman" w:hAnsi="Times New Roman" w:cs="Times New Roman"/>
-          <w:i w:val="0"/>
-          <w:color w:val="538135" w:themeColor="accent6" w:themeShade="BF"/>
-          <w:sz w:val="20"/>
-          <w:szCs w:val="20"/>
-          <w:lang w:val="id-ID"/>
-        </w:rPr>
-      </w:pPr>
-      <w:r>
-        <w:rPr>
-          <w:rFonts w:ascii="Times New Roman" w:hAnsi="Times New Roman" w:cs="Times New Roman"/>
-          <w:i w:val="0"/>
-          <w:sz w:val="20"/>
-          <w:szCs w:val="20"/>
-          <w:lang w:val="id-ID"/>
-        </w:rPr>
-        <w:t xml:space="preserve">Subtitle </w:t>
-      </w:r>
-      <w:r>
-        <w:rPr>
-          <w:rFonts w:ascii="Times New Roman" w:hAnsi="Times New Roman" w:cs="Times New Roman"/>
-          <w:i w:val="0"/>
-          <w:sz w:val="20"/>
-          <w:szCs w:val="20"/>
-        </w:rPr>
-        <w:t xml:space="preserve">4 </w:t>
-      </w:r>
-      <w:r>
-        <w:rPr>
-          <w:rFonts w:ascii="Times New Roman" w:hAnsi="Times New Roman" w:cs="Times New Roman"/>
-          <w:b w:val="0"/>
-          <w:bCs w:val="0"/>
-          <w:i w:val="0"/>
-          <w:iCs w:val="0"/>
-          <w:color w:val="C00000"/>
-          <w:sz w:val="16"/>
-          <w:szCs w:val="16"/>
-        </w:rPr>
-        <w:t xml:space="preserve">(Subtitle </w:t>
-      </w:r>
-      <w:r>
-        <w:rPr>
-          <w:rFonts w:ascii="Times New Roman" w:hAnsi="Times New Roman" w:cs="Times New Roman"/>
-          <w:b w:val="0"/>
-          <w:bCs w:val="0"/>
-          <w:i w:val="0"/>
-          <w:iCs w:val="0"/>
-          <w:color w:val="C00000"/>
-          <w:sz w:val="16"/>
-          <w:szCs w:val="16"/>
-          <w:lang w:eastAsia="ja-JP"/>
-        </w:rPr>
-        <w:t>Times New Roman 10, Left,</w:t>
-      </w:r>
-      <w:r>
-        <w:rPr>
-          <w:rFonts w:ascii="Times New Roman" w:hAnsi="Times New Roman" w:cs="Times New Roman"/>
-          <w:b w:val="0"/>
-          <w:bCs w:val="0"/>
-          <w:i w:val="0"/>
-          <w:iCs w:val="0"/>
-          <w:color w:val="C00000"/>
-          <w:sz w:val="16"/>
-          <w:szCs w:val="16"/>
-        </w:rPr>
-        <w:t xml:space="preserve"> After 6 pt)</w:t>
-      </w:r>
-    </w:p>
-    <w:p>
-      <w:pPr>
-        <w:pStyle w:val="ListParagraph"/>
-        <w:numPr>
-          <w:ilvl w:val="0"/>
-          <w:numId w:val="9"/>
-        </w:numPr>
-        <w:spacing w:after="0" w:line="240" w:lineRule="auto"/>
-        <w:ind w:left="284" w:hanging="284"/>
-        <w:rPr>
-          <w:rFonts w:ascii="Times New Roman" w:hAnsi="Times New Roman" w:cs="Times New Roman"/>
-          <w:bCs/>
-          <w:sz w:val="20"/>
-          <w:szCs w:val="20"/>
-          <w:lang w:eastAsia="ja-JP"/>
-        </w:rPr>
-      </w:pPr>
-      <w:r>
-        <w:rPr>
-          <w:rFonts w:ascii="Times New Roman" w:hAnsi="Times New Roman" w:cs="Times New Roman"/>
-          <w:bCs/>
-          <w:sz w:val="20"/>
-          <w:szCs w:val="20"/>
-          <w:lang w:eastAsia="ja-JP"/>
-        </w:rPr>
-        <w:t>Use lower case and alphabet for numbering lists</w:t>
-      </w:r>
-      <w:r>
-        <w:rPr>
-          <w:rFonts w:ascii="Times New Roman" w:hAnsi="Times New Roman" w:cs="Times New Roman"/>
-          <w:bCs/>
-          <w:sz w:val="20"/>
-          <w:szCs w:val="20"/>
-          <w:lang w:eastAsia="ja-JP"/>
-        </w:rPr>
-        <w:t>.</w:t>
-      </w:r>
-    </w:p>
-    <w:p>
-      <w:pPr>
-        <w:pStyle w:val="ListParagraph"/>
-        <w:numPr>
-          <w:ilvl w:val="0"/>
-          <w:numId w:val="9"/>
-        </w:numPr>
-        <w:spacing w:after="0" w:line="240" w:lineRule="auto"/>
-        <w:ind w:left="284" w:hanging="284"/>
-        <w:jc w:val="both"/>
-        <w:rPr>
-          <w:rFonts w:ascii="Times New Roman" w:hAnsi="Times New Roman" w:cs="Times New Roman"/>
-          <w:bCs/>
-          <w:sz w:val="20"/>
-          <w:szCs w:val="20"/>
-          <w:lang w:eastAsia="ja-JP"/>
-        </w:rPr>
-      </w:pPr>
-      <w:r>
-        <w:rPr>
-          <w:rFonts w:ascii="Times New Roman" w:hAnsi="Times New Roman" w:cs="Times New Roman"/>
-          <w:bCs/>
-          <w:sz w:val="20"/>
-          <w:szCs w:val="20"/>
-          <w:lang w:eastAsia="ja-JP"/>
-        </w:rPr>
-        <w:lastRenderedPageBreak/>
-        <w:t>If more than 1 level of numbering (setting 5 mm for the left protrudes inward) use numeric numbering for the next list</w:t>
-      </w:r>
-      <w:r>
-        <w:rPr>
-          <w:rFonts w:ascii="Times New Roman" w:hAnsi="Times New Roman" w:cs="Times New Roman"/>
-          <w:bCs/>
-          <w:sz w:val="20"/>
-          <w:szCs w:val="20"/>
-          <w:lang w:eastAsia="ja-JP"/>
-        </w:rPr>
-        <w:t>:</w:t>
-      </w:r>
-    </w:p>
-    <w:p>
-      <w:pPr>
-        <w:pStyle w:val="ListParagraph"/>
-        <w:numPr>
-          <w:ilvl w:val="0"/>
-          <w:numId w:val="10"/>
-        </w:numPr>
-        <w:spacing w:after="0" w:line="240" w:lineRule="auto"/>
-        <w:ind w:left="567" w:hanging="284"/>
-        <w:rPr>
-          <w:rFonts w:ascii="Times New Roman" w:hAnsi="Times New Roman" w:cs="Times New Roman"/>
-          <w:bCs/>
-          <w:sz w:val="20"/>
-          <w:szCs w:val="20"/>
-          <w:lang w:eastAsia="ja-JP"/>
-        </w:rPr>
-      </w:pPr>
-      <w:r>
-        <w:rPr>
-          <w:rFonts w:ascii="Times New Roman" w:hAnsi="Times New Roman" w:cs="Times New Roman"/>
-          <w:bCs/>
-          <w:sz w:val="20"/>
-          <w:szCs w:val="20"/>
-          <w:lang w:eastAsia="ja-JP"/>
-        </w:rPr>
-        <w:t>Use numbering</w:t>
-      </w:r>
-      <w:r>
-        <w:rPr>
-          <w:rFonts w:ascii="Times New Roman" w:hAnsi="Times New Roman" w:cs="Times New Roman"/>
-          <w:bCs/>
-          <w:sz w:val="20"/>
-          <w:szCs w:val="20"/>
-          <w:lang w:eastAsia="ja-JP"/>
-        </w:rPr>
-        <w:t>.</w:t>
-      </w:r>
-    </w:p>
-    <w:p>
-      <w:pPr>
-        <w:pStyle w:val="ListParagraph"/>
-        <w:numPr>
-          <w:ilvl w:val="0"/>
-          <w:numId w:val="10"/>
-        </w:numPr>
-        <w:spacing w:after="0" w:line="240" w:lineRule="auto"/>
-        <w:ind w:left="567" w:hanging="284"/>
-        <w:rPr>
-          <w:rFonts w:ascii="Times New Roman" w:hAnsi="Times New Roman" w:cs="Times New Roman"/>
-          <w:bCs/>
-          <w:sz w:val="20"/>
-          <w:szCs w:val="20"/>
-          <w:lang w:eastAsia="ja-JP"/>
-        </w:rPr>
-      </w:pPr>
-      <w:r>
-        <w:rPr>
-          <w:rFonts w:ascii="Times New Roman" w:hAnsi="Times New Roman" w:cs="Times New Roman"/>
-          <w:bCs/>
-          <w:sz w:val="20"/>
-          <w:szCs w:val="20"/>
-          <w:lang w:eastAsia="ja-JP"/>
-        </w:rPr>
-        <w:t>Next</w:t>
-      </w:r>
-    </w:p>
-    <w:p>
-      <w:pPr>
-        <w:pStyle w:val="ListParagraph"/>
-        <w:spacing w:after="0" w:line="240" w:lineRule="auto"/>
-        <w:ind w:left="993"/>
-        <w:rPr>
-          <w:rFonts w:ascii="Times New Roman" w:hAnsi="Times New Roman" w:cs="Times New Roman"/>
-          <w:bCs/>
-          <w:sz w:val="20"/>
-          <w:szCs w:val="20"/>
-          <w:lang w:eastAsia="ja-JP"/>
-        </w:rPr>
-      </w:pPr>
-    </w:p>
-    <w:p>
-      <w:pPr>
-        <w:pStyle w:val="Heading3"/>
-        <w:tabs>
-          <w:tab w:val="clear" w:pos="2160"/>
-        </w:tabs>
-        <w:spacing w:before="0" w:after="0"/>
-        <w:ind w:left="0" w:firstLine="0"/>
-        <w:rPr>
-          <w:rFonts w:ascii="Times New Roman" w:hAnsi="Times New Roman" w:cs="Times New Roman"/>
-          <w:b w:val="0"/>
-          <w:bCs w:val="0"/>
-          <w:color w:val="538135" w:themeColor="accent6" w:themeShade="BF"/>
-          <w:sz w:val="16"/>
-          <w:szCs w:val="16"/>
-        </w:rPr>
-      </w:pPr>
-      <w:r>
-        <w:rPr>
-          <w:rFonts w:ascii="Times New Roman" w:hAnsi="Times New Roman" w:cs="Times New Roman"/>
-          <w:sz w:val="20"/>
-          <w:szCs w:val="20"/>
-        </w:rPr>
-        <w:t>2</w:t>
-      </w:r>
-      <w:r>
-        <w:rPr>
-          <w:rFonts w:ascii="Times New Roman" w:hAnsi="Times New Roman" w:cs="Times New Roman"/>
-          <w:sz w:val="20"/>
-          <w:szCs w:val="20"/>
-          <w:lang w:val="id-ID"/>
-        </w:rPr>
-        <w:t>.</w:t>
-      </w:r>
-      <w:r>
-        <w:rPr>
-          <w:rFonts w:ascii="Times New Roman" w:hAnsi="Times New Roman" w:cs="Times New Roman"/>
-          <w:sz w:val="20"/>
-          <w:szCs w:val="20"/>
-        </w:rPr>
-        <w:t>4</w:t>
-      </w:r>
-      <w:r>
-        <w:rPr>
-          <w:rFonts w:ascii="Times New Roman" w:hAnsi="Times New Roman" w:cs="Times New Roman"/>
-          <w:sz w:val="20"/>
-          <w:szCs w:val="20"/>
-          <w:lang w:val="id-ID"/>
-        </w:rPr>
-        <w:t xml:space="preserve">.1 </w:t>
-      </w:r>
-      <w:r>
-        <w:rPr>
-          <w:rFonts w:ascii="Times New Roman" w:hAnsi="Times New Roman" w:cs="Times New Roman"/>
-          <w:sz w:val="20"/>
-          <w:szCs w:val="20"/>
-        </w:rPr>
-        <w:t xml:space="preserve">Sub Section </w:t>
-      </w:r>
-      <w:r>
-        <w:rPr>
-          <w:rFonts w:ascii="Times New Roman" w:hAnsi="Times New Roman" w:cs="Times New Roman"/>
-          <w:sz w:val="20"/>
-          <w:szCs w:val="20"/>
-          <w:lang w:val="id-ID"/>
-        </w:rPr>
-        <w:t xml:space="preserve">Subtitle </w:t>
-      </w:r>
-      <w:r>
-        <w:rPr>
-          <w:rFonts w:ascii="Times New Roman" w:hAnsi="Times New Roman" w:cs="Times New Roman"/>
-          <w:sz w:val="20"/>
-          <w:szCs w:val="20"/>
-        </w:rPr>
-        <w:t xml:space="preserve">4 </w:t>
-      </w:r>
-      <w:r>
-        <w:rPr>
-          <w:rFonts w:ascii="Times New Roman" w:hAnsi="Times New Roman" w:cs="Times New Roman"/>
-          <w:b w:val="0"/>
-          <w:bCs w:val="0"/>
-          <w:color w:val="C00000"/>
-          <w:sz w:val="16"/>
-          <w:szCs w:val="16"/>
-        </w:rPr>
-        <w:t xml:space="preserve">(Subtitle </w:t>
-      </w:r>
-      <w:r>
-        <w:rPr>
-          <w:rFonts w:ascii="Times New Roman" w:hAnsi="Times New Roman" w:cs="Times New Roman"/>
-          <w:b w:val="0"/>
-          <w:bCs w:val="0"/>
-          <w:color w:val="C00000"/>
-          <w:sz w:val="16"/>
-          <w:szCs w:val="16"/>
-          <w:lang w:eastAsia="ja-JP"/>
-        </w:rPr>
-        <w:t>Times New Roman 10, Left,</w:t>
-      </w:r>
-      <w:r>
-        <w:rPr>
-          <w:rFonts w:ascii="Times New Roman" w:hAnsi="Times New Roman" w:cs="Times New Roman"/>
-          <w:b w:val="0"/>
-          <w:bCs w:val="0"/>
-          <w:color w:val="C00000"/>
-          <w:sz w:val="16"/>
-          <w:szCs w:val="16"/>
-        </w:rPr>
-        <w:t xml:space="preserve"> After 6 pt)</w:t>
-      </w:r>
-    </w:p>
-    <w:p>
-      <w:pPr>
-        <w:pStyle w:val="ListParagraph"/>
-        <w:spacing w:before="120" w:after="120" w:line="240" w:lineRule="auto"/>
-        <w:ind w:left="0"/>
-        <w:contextualSpacing w:val="0"/>
-        <w:jc w:val="both"/>
-        <w:rPr>
-          <w:rFonts w:ascii="Times New Roman" w:hAnsi="Times New Roman" w:cs="Times New Roman"/>
-          <w:b/>
-          <w:color w:val="C00000"/>
-          <w:sz w:val="20"/>
-          <w:szCs w:val="20"/>
-          <w:lang w:val="en-US"/>
-        </w:rPr>
-      </w:pPr>
-      <w:r>
-        <w:rPr>
-          <w:rFonts w:ascii="Times New Roman" w:hAnsi="Times New Roman" w:cs="Times New Roman"/>
-          <w:b/>
-          <w:sz w:val="20"/>
-          <w:szCs w:val="20"/>
-          <w:lang w:val="en-US"/>
-        </w:rPr>
-        <w:t>2</w:t>
-      </w:r>
-      <w:r>
-        <w:rPr>
-          <w:rFonts w:ascii="Times New Roman" w:hAnsi="Times New Roman" w:cs="Times New Roman"/>
-          <w:b/>
-          <w:sz w:val="20"/>
-          <w:szCs w:val="20"/>
-        </w:rPr>
-        <w:t>.</w:t>
-      </w:r>
-      <w:r>
-        <w:rPr>
-          <w:rFonts w:ascii="Times New Roman" w:hAnsi="Times New Roman" w:cs="Times New Roman"/>
-          <w:b/>
-          <w:sz w:val="20"/>
-          <w:szCs w:val="20"/>
-          <w:lang w:val="en-US"/>
-        </w:rPr>
-        <w:t>5</w:t>
-      </w:r>
-      <w:r>
-        <w:rPr>
-          <w:rFonts w:ascii="Times New Roman" w:hAnsi="Times New Roman" w:cs="Times New Roman"/>
-          <w:b/>
+        </w:rPr>
+        <w:t>Table 3.</w:t>
+      </w:r>
+      <w:r>
+        <w:rPr>
+          <w:rFonts w:ascii="Times New Roman" w:hAnsi="Times New Roman" w:cs="Times New Roman"/>
           <w:sz w:val="20"/>
           <w:szCs w:val="20"/>
         </w:rPr>
@@ -5162,422 +4016,67 @@
       <w:r>
         <w:rPr>
           <w:rFonts w:ascii="Times New Roman" w:hAnsi="Times New Roman" w:cs="Times New Roman"/>
-          <w:b/>
-          <w:sz w:val="20"/>
-          <w:szCs w:val="20"/>
-        </w:rPr>
-        <w:t>Sub Title</w:t>
-      </w:r>
-      <w:r>
-        <w:rPr>
-          <w:rFonts w:ascii="Times New Roman" w:hAnsi="Times New Roman" w:cs="Times New Roman"/>
-          <w:b/>
-          <w:sz w:val="20"/>
-          <w:szCs w:val="20"/>
-          <w:lang w:val="en-US"/>
-        </w:rPr>
-        <w:t xml:space="preserve"> 5 </w:t>
-      </w:r>
-      <w:r>
-        <w:rPr>
-          <w:rFonts w:ascii="Times New Roman" w:hAnsi="Times New Roman" w:cs="Times New Roman"/>
-          <w:color w:val="C00000"/>
-          <w:sz w:val="16"/>
-          <w:szCs w:val="16"/>
-          <w:lang w:val="en-US"/>
-        </w:rPr>
-        <w:t xml:space="preserve">(Subtitle </w:t>
-      </w:r>
-      <w:r>
-        <w:rPr>
-          <w:rFonts w:ascii="Times New Roman" w:hAnsi="Times New Roman" w:cs="Times New Roman"/>
-          <w:color w:val="C00000"/>
-          <w:sz w:val="16"/>
-          <w:szCs w:val="16"/>
-          <w:lang w:eastAsia="ja-JP"/>
-        </w:rPr>
-        <w:t>Times New Roman 1</w:t>
-      </w:r>
-      <w:r>
-        <w:rPr>
-          <w:rFonts w:ascii="Times New Roman" w:hAnsi="Times New Roman" w:cs="Times New Roman"/>
-          <w:color w:val="C00000"/>
-          <w:sz w:val="16"/>
-          <w:szCs w:val="16"/>
-          <w:lang w:val="en-US" w:eastAsia="ja-JP"/>
-        </w:rPr>
-        <w:t>0</w:t>
-      </w:r>
-      <w:r>
-        <w:rPr>
-          <w:rFonts w:ascii="Times New Roman" w:hAnsi="Times New Roman" w:cs="Times New Roman"/>
-          <w:color w:val="C00000"/>
-          <w:sz w:val="16"/>
-          <w:szCs w:val="16"/>
-          <w:lang w:eastAsia="ja-JP"/>
-        </w:rPr>
-        <w:t>, Left</w:t>
-      </w:r>
-      <w:r>
-        <w:rPr>
-          <w:rFonts w:ascii="Times New Roman" w:hAnsi="Times New Roman" w:cs="Times New Roman"/>
-          <w:color w:val="C00000"/>
-          <w:sz w:val="16"/>
-          <w:szCs w:val="16"/>
-          <w:lang w:val="en-US" w:eastAsia="ja-JP"/>
-        </w:rPr>
-        <w:t>,</w:t>
-      </w:r>
-      <w:r>
-        <w:rPr>
-          <w:rFonts w:ascii="Times New Roman" w:hAnsi="Times New Roman" w:cs="Times New Roman"/>
-          <w:color w:val="C00000"/>
-          <w:sz w:val="16"/>
-          <w:szCs w:val="16"/>
-          <w:lang w:val="en-US"/>
-        </w:rPr>
-        <w:t xml:space="preserve"> After 6 pt)</w:t>
-      </w:r>
-    </w:p>
-    <w:p>
-      <w:pPr>
-        <w:spacing w:after="0" w:line="240" w:lineRule="auto"/>
-        <w:jc w:val="both"/>
-        <w:rPr>
-          <w:rFonts w:ascii="Times New Roman" w:hAnsi="Times New Roman" w:cs="Times New Roman"/>
-          <w:sz w:val="20"/>
-          <w:szCs w:val="20"/>
-          <w:lang w:eastAsia="ja-JP"/>
-        </w:rPr>
-      </w:pPr>
-      <w:r>
-        <w:rPr>
-          <w:rFonts w:ascii="Times New Roman" w:hAnsi="Times New Roman" w:cs="Times New Roman"/>
-          <w:sz w:val="20"/>
-          <w:szCs w:val="20"/>
-        </w:rPr>
-        <w:t>In the contents of the manuscript, for writing citations/references</w:t>
-      </w:r>
-      <w:r>
-        <w:rPr>
-          <w:rStyle w:val="longtext"/>
-          <w:rFonts w:ascii="Times New Roman" w:hAnsi="Times New Roman" w:cs="Times New Roman"/>
-          <w:sz w:val="20"/>
-          <w:szCs w:val="20"/>
-          <w:shd w:val="clear" w:color="auto" w:fill="FFFFFF"/>
-        </w:rPr>
-        <w:t xml:space="preserve"> </w:t>
-      </w:r>
-      <w:sdt>
-        <w:sdtPr>
-          <w:rPr>
-            <w:rStyle w:val="longtext"/>
-            <w:rFonts w:ascii="Times New Roman" w:hAnsi="Times New Roman" w:cs="Times New Roman"/>
-            <w:color w:val="000000"/>
-            <w:sz w:val="20"/>
-            <w:szCs w:val="20"/>
-            <w:shd w:val="clear" w:color="auto" w:fill="FFFFFF"/>
-          </w:rPr>
-          <w:tag w:val="MENDELEY_CITATION_v3_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"/>
-          <w:id w:val="-1899899905"/>
-          <w:placeholder>
-            <w:docPart w:val="DefaultPlaceholder_-1854013440"/>
-          </w:placeholder>
-        </w:sdtPr>
-        <w:sdtEndPr>
-          <w:rPr>
-            <w:rStyle w:val="DefaultParagraphFont"/>
-            <w:rFonts w:asciiTheme="minorHAnsi" w:hAnsiTheme="minorHAnsi" w:cstheme="minorBidi"/>
-            <w:sz w:val="22"/>
-            <w:szCs w:val="22"/>
-            <w:shd w:val="clear" w:color="auto" w:fill="auto"/>
-          </w:rPr>
-        </w:sdtEndPr>
-        <w:sdtContent>
-          <w:r>
-            <w:rPr>
-              <w:color w:val="000000"/>
-            </w:rPr>
-            <w:t>(Kusrini, 2007)</w:t>
-          </w:r>
-        </w:sdtContent>
-      </w:sdt>
-      <w:r>
-        <w:rPr>
-          <w:rStyle w:val="longtext"/>
-          <w:rFonts w:ascii="Times New Roman" w:hAnsi="Times New Roman" w:cs="Times New Roman"/>
-          <w:sz w:val="20"/>
-          <w:szCs w:val="20"/>
-          <w:shd w:val="clear" w:color="auto" w:fill="FFFFFF"/>
-          <w:lang w:val="en-US"/>
-        </w:rPr>
-        <w:t xml:space="preserve"> </w:t>
-      </w:r>
-      <w:r>
-        <w:rPr>
-          <w:rStyle w:val="longtext"/>
-          <w:rFonts w:ascii="Times New Roman" w:hAnsi="Times New Roman" w:cs="Times New Roman"/>
-          <w:sz w:val="20"/>
-          <w:szCs w:val="20"/>
-          <w:shd w:val="clear" w:color="auto" w:fill="FFFFFF"/>
-        </w:rPr>
-        <w:t xml:space="preserve">and so on, it is MANDATORY to use the </w:t>
-      </w:r>
-      <w:r>
-        <w:rPr>
-          <w:rStyle w:val="longtext"/>
-          <w:rFonts w:ascii="Times New Roman" w:hAnsi="Times New Roman" w:cs="Times New Roman"/>
-          <w:b/>
-          <w:bCs/>
-          <w:color w:val="C00000"/>
-          <w:sz w:val="20"/>
-          <w:szCs w:val="20"/>
-          <w:shd w:val="clear" w:color="auto" w:fill="FFFFFF"/>
-        </w:rPr>
-        <w:t>Mendeley/Endnote/Zotero citation tool</w:t>
-      </w:r>
-      <w:r>
-        <w:rPr>
-          <w:rStyle w:val="longtext"/>
-          <w:rFonts w:ascii="Times New Roman" w:hAnsi="Times New Roman" w:cs="Times New Roman"/>
-          <w:sz w:val="20"/>
-          <w:szCs w:val="20"/>
-          <w:shd w:val="clear" w:color="auto" w:fill="FFFFFF"/>
-        </w:rPr>
-        <w:t xml:space="preserve"> in the </w:t>
-      </w:r>
-      <w:r>
-        <w:rPr>
-          <w:rStyle w:val="longtext"/>
-          <w:rFonts w:ascii="Times New Roman" w:hAnsi="Times New Roman" w:cs="Times New Roman"/>
-          <w:b/>
-          <w:bCs/>
-          <w:color w:val="C00000"/>
-          <w:sz w:val="20"/>
-          <w:szCs w:val="20"/>
-          <w:shd w:val="clear" w:color="auto" w:fill="FFFFFF"/>
-        </w:rPr>
-        <w:t>American Psychological Association 7th edition</w:t>
-      </w:r>
-      <w:r>
-        <w:rPr>
-          <w:rStyle w:val="longtext"/>
-          <w:rFonts w:ascii="Times New Roman" w:hAnsi="Times New Roman" w:cs="Times New Roman"/>
-          <w:b/>
-          <w:bCs/>
-          <w:color w:val="C00000"/>
-          <w:sz w:val="20"/>
-          <w:szCs w:val="20"/>
-          <w:shd w:val="clear" w:color="auto" w:fill="FFFFFF"/>
-        </w:rPr>
-        <w:t xml:space="preserve"> format</w:t>
-      </w:r>
-      <w:r>
-        <w:rPr>
-          <w:rStyle w:val="longtext"/>
-          <w:rFonts w:ascii="Times New Roman" w:hAnsi="Times New Roman" w:cs="Times New Roman"/>
-          <w:sz w:val="20"/>
-          <w:szCs w:val="20"/>
-          <w:shd w:val="clear" w:color="auto" w:fill="FFFFFF"/>
-        </w:rPr>
-        <w:t xml:space="preserve"> (</w:t>
-      </w:r>
-      <w:r>
-        <w:rPr>
-          <w:rStyle w:val="longtext"/>
-          <w:rFonts w:ascii="Times New Roman" w:hAnsi="Times New Roman" w:cs="Times New Roman"/>
-          <w:color w:val="C00000"/>
-          <w:sz w:val="20"/>
-          <w:szCs w:val="20"/>
-          <w:shd w:val="clear" w:color="auto" w:fill="FFFFFF"/>
-        </w:rPr>
-        <w:t>with a minimum number of 17-20 references and up to date 5 years before</w:t>
-      </w:r>
-      <w:r>
-        <w:rPr>
-          <w:rStyle w:val="longtext"/>
-          <w:rFonts w:ascii="Times New Roman" w:hAnsi="Times New Roman" w:cs="Times New Roman"/>
-          <w:sz w:val="20"/>
-          <w:szCs w:val="20"/>
-          <w:shd w:val="clear" w:color="auto" w:fill="FFFFFF"/>
-        </w:rPr>
-        <w:t xml:space="preserve">). Numbering table of numbers and numbers sequentially as shown in </w:t>
-      </w:r>
-      <w:r>
-        <w:rPr>
-          <w:rStyle w:val="longtext"/>
-          <w:rFonts w:ascii="Times New Roman" w:hAnsi="Times New Roman" w:cs="Times New Roman"/>
-          <w:sz w:val="20"/>
-          <w:szCs w:val="20"/>
-          <w:shd w:val="clear" w:color="auto" w:fill="FFFFFF"/>
-          <w:lang w:val="en-US"/>
-        </w:rPr>
-        <w:t>T</w:t>
-      </w:r>
-      <w:r>
-        <w:rPr>
-          <w:rStyle w:val="longtext"/>
-          <w:rFonts w:ascii="Times New Roman" w:hAnsi="Times New Roman" w:cs="Times New Roman"/>
-          <w:sz w:val="20"/>
-          <w:szCs w:val="20"/>
-          <w:shd w:val="clear" w:color="auto" w:fill="FFFFFF"/>
-        </w:rPr>
-        <w:t xml:space="preserve">able 1 and </w:t>
-      </w:r>
-      <w:r>
-        <w:rPr>
-          <w:rStyle w:val="longtext"/>
-          <w:rFonts w:ascii="Times New Roman" w:hAnsi="Times New Roman" w:cs="Times New Roman"/>
-          <w:sz w:val="20"/>
-          <w:szCs w:val="20"/>
-          <w:shd w:val="clear" w:color="auto" w:fill="FFFFFF"/>
-          <w:lang w:val="en-US"/>
-        </w:rPr>
-        <w:t>F</w:t>
-      </w:r>
-      <w:r>
-        <w:rPr>
-          <w:rStyle w:val="longtext"/>
-          <w:rFonts w:ascii="Times New Roman" w:hAnsi="Times New Roman" w:cs="Times New Roman"/>
-          <w:sz w:val="20"/>
-          <w:szCs w:val="20"/>
-          <w:shd w:val="clear" w:color="auto" w:fill="FFFFFF"/>
-        </w:rPr>
-        <w:t>igure 1</w:t>
-      </w:r>
-      <w:r>
-        <w:rPr>
-          <w:rFonts w:ascii="Times New Roman" w:hAnsi="Times New Roman" w:cs="Times New Roman"/>
-          <w:sz w:val="20"/>
-          <w:szCs w:val="20"/>
-        </w:rPr>
-        <w:t>.</w:t>
-      </w:r>
-    </w:p>
-    <w:p>
-      <w:pPr>
-        <w:spacing w:before="120" w:after="120" w:line="240" w:lineRule="auto"/>
-        <w:jc w:val="center"/>
-        <w:rPr>
-          <w:rFonts w:ascii="Times New Roman" w:hAnsi="Times New Roman" w:cs="Times New Roman"/>
-          <w:color w:val="C00000"/>
-          <w:sz w:val="20"/>
-          <w:szCs w:val="20"/>
-          <w:lang w:val="en-US"/>
-        </w:rPr>
-      </w:pPr>
-      <w:bookmarkStart w:id="1" w:name="_Hlk214283349"/>
-      <w:r>
-        <w:rPr>
-          <w:rFonts w:ascii="Times New Roman" w:hAnsi="Times New Roman" w:cs="Times New Roman"/>
-          <w:b/>
-          <w:sz w:val="20"/>
-          <w:szCs w:val="20"/>
-          <w:lang w:val="en-US"/>
-        </w:rPr>
-        <w:t xml:space="preserve">Table </w:t>
-      </w:r>
-      <w:r>
-        <w:rPr>
-          <w:rFonts w:ascii="Times New Roman" w:hAnsi="Times New Roman" w:cs="Times New Roman"/>
-          <w:b/>
-          <w:sz w:val="20"/>
-          <w:szCs w:val="20"/>
-        </w:rPr>
-        <w:t>1</w:t>
-      </w:r>
-      <w:r>
-        <w:rPr>
-          <w:rFonts w:ascii="Times New Roman" w:hAnsi="Times New Roman" w:cs="Times New Roman"/>
-          <w:b/>
-          <w:sz w:val="20"/>
-          <w:szCs w:val="20"/>
-          <w:lang w:eastAsia="ja-JP"/>
-        </w:rPr>
-        <w:t>.</w:t>
-      </w:r>
-      <w:r>
-        <w:rPr>
-          <w:rFonts w:ascii="Times New Roman" w:hAnsi="Times New Roman" w:cs="Times New Roman"/>
-          <w:sz w:val="20"/>
-          <w:szCs w:val="20"/>
-        </w:rPr>
-        <w:t xml:space="preserve"> </w:t>
-      </w:r>
-      <w:r>
-        <w:rPr>
-          <w:rFonts w:ascii="Times New Roman" w:hAnsi="Times New Roman" w:cs="Times New Roman"/>
-          <w:sz w:val="20"/>
-          <w:szCs w:val="20"/>
-        </w:rPr>
-        <w:t>Types of database types</w:t>
-      </w:r>
-      <w:r>
-        <w:rPr>
-          <w:rFonts w:ascii="Times New Roman" w:hAnsi="Times New Roman" w:cs="Times New Roman"/>
-          <w:sz w:val="20"/>
-          <w:szCs w:val="20"/>
-          <w:lang w:val="en-US"/>
-        </w:rPr>
-        <w:t xml:space="preserve"> </w:t>
-      </w:r>
-      <w:r>
-        <w:rPr>
-          <w:rFonts w:ascii="Times New Roman" w:hAnsi="Times New Roman" w:cs="Times New Roman"/>
-          <w:color w:val="C00000"/>
-          <w:sz w:val="16"/>
-          <w:szCs w:val="16"/>
-          <w:lang w:val="en-US"/>
-        </w:rPr>
-        <w:t>(After 6 pt, Before 6 pt)</w:t>
-      </w:r>
-      <w:bookmarkEnd w:id="1"/>
-    </w:p>
-    <w:p>
-      <w:pPr>
-        <w:spacing w:after="0" w:line="240" w:lineRule="auto"/>
-        <w:jc w:val="center"/>
-        <w:rPr>
-          <w:rFonts w:ascii="Times New Roman" w:hAnsi="Times New Roman" w:cs="Times New Roman"/>
-          <w:sz w:val="20"/>
-          <w:szCs w:val="20"/>
-          <w:lang w:eastAsia="ja-JP"/>
-        </w:rPr>
-      </w:pPr>
+          <w:sz w:val="20"/>
+          <w:szCs w:val="20"/>
+        </w:rPr>
+        <w:t xml:space="preserve">Review </w:t>
+      </w:r>
+      <w:r>
+        <w:rPr>
+          <w:rFonts w:ascii="Times New Roman" w:hAnsi="Times New Roman" w:cs="Times New Roman"/>
+          <w:sz w:val="20"/>
+          <w:szCs w:val="20"/>
+        </w:rPr>
+        <w:t xml:space="preserve">the </w:t>
+      </w:r>
+      <w:r>
+        <w:rPr>
+          <w:rFonts w:ascii="Times New Roman" w:hAnsi="Times New Roman" w:cs="Times New Roman"/>
+          <w:sz w:val="20"/>
+          <w:szCs w:val="20"/>
+        </w:rPr>
+        <w:t xml:space="preserve">characteristics of </w:t>
+      </w:r>
+      <w:r>
+        <w:rPr>
+          <w:rFonts w:ascii="Times New Roman" w:hAnsi="Times New Roman" w:cs="Times New Roman"/>
+          <w:sz w:val="20"/>
+          <w:szCs w:val="20"/>
+        </w:rPr>
+        <w:t xml:space="preserve">the </w:t>
+      </w:r>
+      <w:r>
+        <w:rPr>
+          <w:rFonts w:ascii="Times New Roman" w:hAnsi="Times New Roman" w:cs="Times New Roman"/>
+          <w:sz w:val="20"/>
+          <w:szCs w:val="20"/>
+        </w:rPr>
+        <w:t>analyzed articles</w:t>
+      </w:r>
     </w:p>
     <w:tbl>
       <w:tblPr>
-        <w:tblpPr w:leftFromText="180" w:rightFromText="180" w:vertAnchor="text" w:horzAnchor="margin" w:tblpXSpec="center" w:tblpY="-178"/>
-        <w:tblOverlap w:val="never"/>
-        <w:tblW w:w="0" w:type="auto"/>
-        <w:tblBorders>
-          <w:bottom w:val="single" w:sz="4" w:space="0" w:color="auto"/>
-        </w:tblBorders>
-        <w:tblLook w:val="01E0" w:firstRow="1" w:lastRow="1" w:firstColumn="1" w:lastColumn="1" w:noHBand="0" w:noVBand="0"/>
+        <w:tblStyle w:val="TableGrid"/>
+        <w:tblW w:w="5000" w:type="pct"/>
+        <w:tblLook w:val="04A0" w:firstRow="1" w:lastRow="0" w:firstColumn="1" w:lastColumn="0" w:noHBand="0" w:noVBand="1"/>
       </w:tblPr>
       <w:tblGrid>
-        <w:gridCol w:w="1526"/>
-        <w:gridCol w:w="1777"/>
-        <w:gridCol w:w="1843"/>
+        <w:gridCol w:w="3207"/>
+        <w:gridCol w:w="3210"/>
+        <w:gridCol w:w="3210"/>
       </w:tblGrid>
       <w:tr>
         <w:tc>
           <w:tcPr>
-            <w:tcW w:w="1526" w:type="dxa"/>
-            <w:tcBorders>
-              <w:top w:val="single" w:sz="4" w:space="0" w:color="auto"/>
-              <w:bottom w:val="single" w:sz="4" w:space="0" w:color="auto"/>
-            </w:tcBorders>
+            <w:tcW w:w="1666" w:type="pct"/>
           </w:tcPr>
           <w:p>
             <w:pPr>
-              <w:spacing w:after="0" w:line="240" w:lineRule="auto"/>
               <w:jc w:val="center"/>
               <w:rPr>
                 <w:rFonts w:ascii="Times New Roman" w:hAnsi="Times New Roman" w:cs="Times New Roman"/>
                 <w:sz w:val="20"/>
                 <w:szCs w:val="20"/>
-                <w:lang w:val="en-US"/>
               </w:rPr>
             </w:pPr>
             <w:r>
@@ -5585,23 +4084,17 @@
                 <w:rFonts w:ascii="Times New Roman" w:hAnsi="Times New Roman" w:cs="Times New Roman"/>
                 <w:sz w:val="20"/>
                 <w:szCs w:val="20"/>
-                <w:lang w:val="en-US"/>
-              </w:rPr>
-              <w:t>Name</w:t>
+              </w:rPr>
+              <w:t>Reference</w:t>
             </w:r>
           </w:p>
         </w:tc>
         <w:tc>
           <w:tcPr>
-            <w:tcW w:w="1777" w:type="dxa"/>
-            <w:tcBorders>
-              <w:top w:val="single" w:sz="4" w:space="0" w:color="auto"/>
-              <w:bottom w:val="single" w:sz="4" w:space="0" w:color="auto"/>
-            </w:tcBorders>
+            <w:tcW w:w="1667" w:type="pct"/>
           </w:tcPr>
           <w:p>
             <w:pPr>
-              <w:spacing w:after="0" w:line="240" w:lineRule="auto"/>
               <w:jc w:val="center"/>
               <w:rPr>
                 <w:rFonts w:ascii="Times New Roman" w:hAnsi="Times New Roman" w:cs="Times New Roman"/>
@@ -5614,23 +4107,17 @@
                 <w:rFonts w:ascii="Times New Roman" w:hAnsi="Times New Roman" w:cs="Times New Roman"/>
                 <w:sz w:val="20"/>
                 <w:szCs w:val="20"/>
-                <w:lang w:val="en-US"/>
-              </w:rPr>
-              <w:t>Number</w:t>
+              </w:rPr>
+              <w:t>Aim of Review</w:t>
             </w:r>
           </w:p>
         </w:tc>
         <w:tc>
           <w:tcPr>
-            <w:tcW w:w="1843" w:type="dxa"/>
-            <w:tcBorders>
-              <w:top w:val="single" w:sz="4" w:space="0" w:color="auto"/>
-              <w:bottom w:val="single" w:sz="4" w:space="0" w:color="auto"/>
-            </w:tcBorders>
+            <w:tcW w:w="1667" w:type="pct"/>
           </w:tcPr>
           <w:p>
             <w:pPr>
-              <w:spacing w:after="0" w:line="240" w:lineRule="auto"/>
               <w:jc w:val="center"/>
               <w:rPr>
                 <w:rFonts w:ascii="Times New Roman" w:hAnsi="Times New Roman" w:cs="Times New Roman"/>
@@ -5644,7 +4131,7 @@
                 <w:sz w:val="20"/>
                 <w:szCs w:val="20"/>
               </w:rPr>
-              <w:t>Field</w:t>
+              <w:t>Date range of included studies</w:t>
             </w:r>
           </w:p>
         </w:tc>
@@ -5652,15 +4139,10 @@
       <w:tr>
         <w:tc>
           <w:tcPr>
-            <w:tcW w:w="1526" w:type="dxa"/>
-            <w:tcBorders>
-              <w:top w:val="single" w:sz="4" w:space="0" w:color="auto"/>
-            </w:tcBorders>
+            <w:tcW w:w="1666" w:type="pct"/>
           </w:tcPr>
           <w:p>
             <w:pPr>
-              <w:spacing w:after="0" w:line="240" w:lineRule="auto"/>
-              <w:jc w:val="center"/>
               <w:rPr>
                 <w:rFonts w:ascii="Times New Roman" w:hAnsi="Times New Roman" w:cs="Times New Roman"/>
                 <w:sz w:val="20"/>
@@ -5673,21 +4155,49 @@
                 <w:sz w:val="20"/>
                 <w:szCs w:val="20"/>
               </w:rPr>
-              <w:t>MySQL</w:t>
+              <w:fldChar w:fldCharType="begin" w:fldLock="1"/>
+            </w:r>
+            <w:r>
+              <w:rPr>
+                <w:rFonts w:ascii="Times New Roman" w:hAnsi="Times New Roman" w:cs="Times New Roman"/>
+                <w:sz w:val="20"/>
+                <w:szCs w:val="20"/>
+              </w:rPr>
+              <w:instrText>ADDIN CSL_CITATION {"citationItems":[{"id":"ITEM-1","itemData":{"DOI":"10.1186/s40537-021-00495-x","ISSN":"21961115","abstract":"As one of the most popular financial market instruments, the stock has formed one of the most massive and complex financial markets in the world. It could handle millions of transactions within a short period of time and highly unpredictable. In this study, we aim to implement a famous Deep Learning method, namely the long short-term memory (LSTM) networks, for the stock price prediction. We limit the stocks to those that are included in the LQ45 financial sectors indices, i.e., BBCA, BBNI, BBRI, BBTN, BMRI, and BTPS. Rather than using too deep network architecture, we propose using a simple three-layer LSTM network architecture to predict the stocks’ closing prices. We found that the prediction results fall in the reasonable forecasting category. Moreover, it is worth noting that two of the considered stocks, namely, BBCA and BMRI, have the lowest MAPE values at 19.1020 and 18.6135, which fall in the good forecasting results. Hence, the proposed LSTM model is most recommended to be used on those two stocks.","author":[{"dropping-particle":"","family":"Hansun","given":"Seng","non-dropping-particle":"","parse-names":false,"suffix":""},{"dropping-particle":"","family":"Young","given":"Julio Christian","non-dropping-particle":"","parse-names":false,"suffix":""}],"container-title":"Journal of Big Data","id":"ITEM-1","issue":"1","issued":{"date-parts":[["2021","12","1"]]},"publisher":"Springer Science and Business Media Deutschland GmbH","title":"Predicting LQ45 financial sector indices using RNN-LSTM","type":"article-journal","volume":"8"},"uris":["http://www.mendeley.com/documents/?uuid=995c28ec-6473-3b63-b8ed-b41a21742bd2"]}],"mendeley":{"formattedCitation":"(Hansun &amp; Young, 2021)","plainTextFormattedCitation":"(Hansun &amp; Young, 2021)","previouslyFormattedCitation":"(Hansun &amp; Young, 2021)"},"properties":{"noteIndex":0},"schema":"https://github.com/citation-style-language/schema/raw/master/csl-citation.json"}</w:instrText>
+            </w:r>
+            <w:r>
+              <w:rPr>
+                <w:rFonts w:ascii="Times New Roman" w:hAnsi="Times New Roman" w:cs="Times New Roman"/>
+                <w:sz w:val="20"/>
+                <w:szCs w:val="20"/>
+              </w:rPr>
+              <w:fldChar w:fldCharType="separate"/>
+            </w:r>
+            <w:r>
+              <w:rPr>
+                <w:rFonts w:ascii="Times New Roman" w:hAnsi="Times New Roman" w:cs="Times New Roman"/>
+                <w:noProof/>
+                <w:sz w:val="20"/>
+                <w:szCs w:val="20"/>
+              </w:rPr>
+              <w:t>(Hansun &amp; Young, 2021)</w:t>
+            </w:r>
+            <w:r>
+              <w:rPr>
+                <w:rFonts w:ascii="Times New Roman" w:hAnsi="Times New Roman" w:cs="Times New Roman"/>
+                <w:sz w:val="20"/>
+                <w:szCs w:val="20"/>
+              </w:rPr>
+              <w:fldChar w:fldCharType="end"/>
             </w:r>
           </w:p>
         </w:tc>
         <w:tc>
           <w:tcPr>
-            <w:tcW w:w="1777" w:type="dxa"/>
-            <w:tcBorders>
-              <w:top w:val="single" w:sz="4" w:space="0" w:color="auto"/>
-            </w:tcBorders>
+            <w:tcW w:w="1667" w:type="pct"/>
           </w:tcPr>
           <w:p>
             <w:pPr>
-              <w:spacing w:after="0" w:line="240" w:lineRule="auto"/>
-              <w:jc w:val="center"/>
               <w:rPr>
                 <w:rFonts w:ascii="Times New Roman" w:hAnsi="Times New Roman" w:cs="Times New Roman"/>
                 <w:sz w:val="20"/>
@@ -5700,20 +4210,32 @@
                 <w:sz w:val="20"/>
                 <w:szCs w:val="20"/>
               </w:rPr>
-              <w:t>10</w:t>
+              <w:t xml:space="preserve">This study aims to apply Long Short-Term Memory (LSTM) networks for stock price prediction, focusing on stocks included in the LQ45 index. The review also discusses various forecasting methods </w:t>
+            </w:r>
+            <w:r>
+              <w:rPr>
+                <w:rFonts w:ascii="Times New Roman" w:hAnsi="Times New Roman" w:cs="Times New Roman"/>
+                <w:sz w:val="20"/>
+                <w:szCs w:val="20"/>
+              </w:rPr>
+              <w:t>for modeling</w:t>
+            </w:r>
+            <w:r>
+              <w:rPr>
+                <w:rFonts w:ascii="Times New Roman" w:hAnsi="Times New Roman" w:cs="Times New Roman"/>
+                <w:sz w:val="20"/>
+                <w:szCs w:val="20"/>
+              </w:rPr>
+              <w:t xml:space="preserve"> stock price movements.</w:t>
             </w:r>
           </w:p>
         </w:tc>
         <w:tc>
           <w:tcPr>
-            <w:tcW w:w="1843" w:type="dxa"/>
-            <w:tcBorders>
-              <w:top w:val="single" w:sz="4" w:space="0" w:color="auto"/>
-            </w:tcBorders>
+            <w:tcW w:w="1667" w:type="pct"/>
           </w:tcPr>
           <w:p>
             <w:pPr>
-              <w:spacing w:after="0" w:line="240" w:lineRule="auto"/>
               <w:jc w:val="center"/>
               <w:rPr>
                 <w:rFonts w:ascii="Times New Roman" w:hAnsi="Times New Roman" w:cs="Times New Roman"/>
@@ -5727,7 +4249,7 @@
                 <w:sz w:val="20"/>
                 <w:szCs w:val="20"/>
               </w:rPr>
-              <w:t>100</w:t>
+              <w:t>2021</w:t>
             </w:r>
           </w:p>
         </w:tc>
@@ -5735,12 +4257,10 @@
       <w:tr>
         <w:tc>
           <w:tcPr>
-            <w:tcW w:w="1526" w:type="dxa"/>
+            <w:tcW w:w="1666" w:type="pct"/>
           </w:tcPr>
           <w:p>
             <w:pPr>
-              <w:spacing w:after="0" w:line="240" w:lineRule="auto"/>
-              <w:jc w:val="center"/>
               <w:rPr>
                 <w:rFonts w:ascii="Times New Roman" w:hAnsi="Times New Roman" w:cs="Times New Roman"/>
                 <w:sz w:val="20"/>
@@ -5753,18 +4273,49 @@
                 <w:sz w:val="20"/>
                 <w:szCs w:val="20"/>
               </w:rPr>
-              <w:t>Oracle</w:t>
+              <w:fldChar w:fldCharType="begin" w:fldLock="1"/>
+            </w:r>
+            <w:r>
+              <w:rPr>
+                <w:rFonts w:ascii="Times New Roman" w:hAnsi="Times New Roman" w:cs="Times New Roman"/>
+                <w:sz w:val="20"/>
+                <w:szCs w:val="20"/>
+              </w:rPr>
+              <w:instrText>ADDIN CSL_CITATION {"citationItems":[{"id":"ITEM-1","itemData":{"DOI":"10.28919/jmcs/5453","ISSN":"19275307","abstract":"PT. Astra Agro Lestari Tbk (AALI) is one of the plantation companies with the largest market capitalization in Indonesia. AALI stocks traded on the stock exchange have fairly fluctuating value and volatility of stock returns are not constant (heteroskedastic). One of the risk measurements that can be used to predict the risk of stock investing is Value-at-Risk (VaR). In conditions that are heteroskedastic stock returns, risk prediction can be done with the VaR ARCH/GARCH and VaR ARCH/GARCH combination model. Empirical studies were carried out on AALI stocks for the period of August 2, 2012 until October 1, 2019. The results obtained showed that the best model was ARIMA (0,0,1)-GARCH (1,2) with AIC value of-4.9793 and MSE of 0.00005. At the 95% trust level, the VaR ARCH/ARCH value was-0.3464.","author":[{"dropping-particle":"","family":"Tarno","given":"","non-dropping-particle":"","parse-names":false,"suffix":""},{"dropping-particle":"","family":"Maruddani","given":"Di Asih I.","non-dropping-particle":"","parse-names":false,"suffix":""},{"dropping-particle":"","family":"Rahmawati","given":"Rita","non-dropping-particle":"","parse-names":false,"suffix":""},{"dropping-particle":"","family":"Hoyyi","given":"Abdul","non-dropping-particle":"","parse-names":false,"suffix":""},{"dropping-particle":"","family":"Trimono","given":"","non-dropping-particle":"","parse-names":false,"suffix":""},{"dropping-particle":"","family":"Munawar","given":"","non-dropping-particle":"","parse-names":false,"suffix":""}],"container-title":"Journal of Mathematical and Computational Science","id":"ITEM-1","issue":"2","issued":{"date-parts":[["2021"]]},"page":"2136-2152","publisher":"SCIK Publishing Corporation","title":"Arma-garch model for value-at-risk (Var) prediction on stocks of pt. astra agro lestari.tbk","type":"article-journal","volume":"11"},"uris":["http://www.mendeley.com/documents/?uuid=a6274774-cee4-3c43-97a7-c21e14775341"]}],"mendeley":{"formattedCitation":"(Tarno et al., 2021)","plainTextFormattedCitation":"(Tarno et al., 2021)","previouslyFormattedCitation":"(Tarno et al., 2021)"},"properties":{"noteIndex":0},"schema":"https://github.com/citation-style-language/schema/raw/master/csl-citation.json"}</w:instrText>
+            </w:r>
+            <w:r>
+              <w:rPr>
+                <w:rFonts w:ascii="Times New Roman" w:hAnsi="Times New Roman" w:cs="Times New Roman"/>
+                <w:sz w:val="20"/>
+                <w:szCs w:val="20"/>
+              </w:rPr>
+              <w:fldChar w:fldCharType="separate"/>
+            </w:r>
+            <w:r>
+              <w:rPr>
+                <w:rFonts w:ascii="Times New Roman" w:hAnsi="Times New Roman" w:cs="Times New Roman"/>
+                <w:noProof/>
+                <w:sz w:val="20"/>
+                <w:szCs w:val="20"/>
+              </w:rPr>
+              <w:t>(Tarno et al., 2021)</w:t>
+            </w:r>
+            <w:r>
+              <w:rPr>
+                <w:rFonts w:ascii="Times New Roman" w:hAnsi="Times New Roman" w:cs="Times New Roman"/>
+                <w:sz w:val="20"/>
+                <w:szCs w:val="20"/>
+              </w:rPr>
+              <w:fldChar w:fldCharType="end"/>
             </w:r>
           </w:p>
         </w:tc>
         <w:tc>
           <w:tcPr>
-            <w:tcW w:w="1777" w:type="dxa"/>
+            <w:tcW w:w="1667" w:type="pct"/>
           </w:tcPr>
           <w:p>
             <w:pPr>
-              <w:spacing w:after="0" w:line="240" w:lineRule="auto"/>
-              <w:jc w:val="center"/>
               <w:rPr>
                 <w:rFonts w:ascii="Times New Roman" w:hAnsi="Times New Roman" w:cs="Times New Roman"/>
                 <w:sz w:val="20"/>
@@ -5777,17 +4328,50 @@
                 <w:sz w:val="20"/>
                 <w:szCs w:val="20"/>
               </w:rPr>
-              <w:t>15</w:t>
+              <w:t xml:space="preserve">This review </w:t>
+            </w:r>
+            <w:r>
+              <w:rPr>
+                <w:rFonts w:ascii="Times New Roman" w:hAnsi="Times New Roman" w:cs="Times New Roman"/>
+                <w:sz w:val="20"/>
+                <w:szCs w:val="20"/>
+              </w:rPr>
+              <w:t>assesses</w:t>
+            </w:r>
+            <w:r>
+              <w:rPr>
+                <w:rFonts w:ascii="Times New Roman" w:hAnsi="Times New Roman" w:cs="Times New Roman"/>
+                <w:sz w:val="20"/>
+                <w:szCs w:val="20"/>
+              </w:rPr>
+              <w:t xml:space="preserve"> risk measurement using Value-at-Risk (</w:t>
+            </w:r>
+            <w:proofErr w:type="spellStart"/>
+            <w:r>
+              <w:rPr>
+                <w:rFonts w:ascii="Times New Roman" w:hAnsi="Times New Roman" w:cs="Times New Roman"/>
+                <w:sz w:val="20"/>
+                <w:szCs w:val="20"/>
+              </w:rPr>
+              <w:t>VaR</w:t>
+            </w:r>
+            <w:proofErr w:type="spellEnd"/>
+            <w:r>
+              <w:rPr>
+                <w:rFonts w:ascii="Times New Roman" w:hAnsi="Times New Roman" w:cs="Times New Roman"/>
+                <w:sz w:val="20"/>
+                <w:szCs w:val="20"/>
+              </w:rPr>
+              <w:t>), focusing on modeling stock return volatility with ARCH/GARCH models. It also evaluates the ARIMA–GARCH approach for effective risk prediction.</w:t>
             </w:r>
           </w:p>
         </w:tc>
         <w:tc>
           <w:tcPr>
-            <w:tcW w:w="1843" w:type="dxa"/>
+            <w:tcW w:w="1667" w:type="pct"/>
           </w:tcPr>
           <w:p>
             <w:pPr>
-              <w:spacing w:after="0" w:line="240" w:lineRule="auto"/>
               <w:jc w:val="center"/>
               <w:rPr>
                 <w:rFonts w:ascii="Times New Roman" w:hAnsi="Times New Roman" w:cs="Times New Roman"/>
@@ -5801,7 +4385,7 @@
                 <w:sz w:val="20"/>
                 <w:szCs w:val="20"/>
               </w:rPr>
-              <w:t>130</w:t>
+              <w:t>2012-2019</w:t>
             </w:r>
           </w:p>
         </w:tc>
@@ -5809,15 +4393,10 @@
       <w:tr>
         <w:tc>
           <w:tcPr>
-            <w:tcW w:w="1526" w:type="dxa"/>
-            <w:tcBorders>
-              <w:bottom w:val="single" w:sz="4" w:space="0" w:color="auto"/>
-            </w:tcBorders>
+            <w:tcW w:w="1666" w:type="pct"/>
           </w:tcPr>
           <w:p>
             <w:pPr>
-              <w:spacing w:after="0" w:line="240" w:lineRule="auto"/>
-              <w:jc w:val="center"/>
               <w:rPr>
                 <w:rFonts w:ascii="Times New Roman" w:hAnsi="Times New Roman" w:cs="Times New Roman"/>
                 <w:sz w:val="20"/>
@@ -5830,21 +4409,49 @@
                 <w:sz w:val="20"/>
                 <w:szCs w:val="20"/>
               </w:rPr>
-              <w:t>Access</w:t>
+              <w:fldChar w:fldCharType="begin" w:fldLock="1"/>
+            </w:r>
+            <w:r>
+              <w:rPr>
+                <w:rFonts w:ascii="Times New Roman" w:hAnsi="Times New Roman" w:cs="Times New Roman"/>
+                <w:sz w:val="20"/>
+                <w:szCs w:val="20"/>
+              </w:rPr>
+              <w:instrText>ADDIN CSL_CITATION {"citationItems":[{"id":"ITEM-1","itemData":{"DOI":"10.28919/jmcs/5469","ISSN":"19275307","abstract":"The Black-Scholes-Merton model is often used for modeling company assets, which requires normally distributed data. The company's asset price fluctuates greatly, causing the form of data distribution to allow for heavy tails, asymmetry and excess kurtosis. Therefore we need a model that can capture this phenomenon. The model is the Variance Gamma model, abbreviated as VG. The assumption of normality in the Black-Sholes-Merton theory is unable to capture the heavy tail and the asymmetry that exists in the log returns asset. This form of density usually that is too high compared to normal density is known as excess kurtosis. The additional parameters in the VG process can overcome heavy tail, asymmetry and excess kurtosis. These parameters can control the kurtosis, asymmetry, and adjust the slope of the log asset density. The VG process can be obtained from two approaches. First, the VG process as a change in Brownian motion to Gamma time, abbreviated as VG1. Second, the VG process is obtained by the difference of the two Gamma processes, abbreviated as VG2. In this study we applied the VG model to predict the daily stock price of PT Bank Negara Indonesia (Persero) Tbk. The results obtained show that the VG model provides accurate daily stock price prediction results.","author":[{"dropping-particle":"","family":"Hoyyi","given":"Abdul","non-dropping-particle":"","parse-names":false,"suffix":""},{"dropping-particle":"","family":"Rosadi","given":"Dedi","non-dropping-particle":"","parse-names":false,"suffix":""},{"dropping-particle":"","family":"Abdurakhman","given":"","non-dropping-particle":"","parse-names":false,"suffix":""}],"container-title":"Journal of Mathematical and Computational Science","id":"ITEM-1","issue":"2","issued":{"date-parts":[["2021"]]},"page":"1888-1903","publisher":"SCIK Publishing Corporation","title":"Daily stock prices prediction using variance gamma model","type":"article-journal","volume":"11"},"uris":["http://www.mendeley.com/documents/?uuid=03fa9aba-a95b-3859-9eae-64eaaeb8ee84"]}],"mendeley":{"formattedCitation":"(Hoyyi et al., 2021)","plainTextFormattedCitation":"(Hoyyi et al., 2021)","previouslyFormattedCitation":"(Hoyyi et al., 2021)"},"properties":{"noteIndex":0},"schema":"https://github.com/citation-style-language/schema/raw/master/csl-citation.json"}</w:instrText>
+            </w:r>
+            <w:r>
+              <w:rPr>
+                <w:rFonts w:ascii="Times New Roman" w:hAnsi="Times New Roman" w:cs="Times New Roman"/>
+                <w:sz w:val="20"/>
+                <w:szCs w:val="20"/>
+              </w:rPr>
+              <w:fldChar w:fldCharType="separate"/>
+            </w:r>
+            <w:r>
+              <w:rPr>
+                <w:rFonts w:ascii="Times New Roman" w:hAnsi="Times New Roman" w:cs="Times New Roman"/>
+                <w:noProof/>
+                <w:sz w:val="20"/>
+                <w:szCs w:val="20"/>
+              </w:rPr>
+              <w:t>(Hoyyi et al., 2021)</w:t>
+            </w:r>
+            <w:r>
+              <w:rPr>
+                <w:rFonts w:ascii="Times New Roman" w:hAnsi="Times New Roman" w:cs="Times New Roman"/>
+                <w:sz w:val="20"/>
+                <w:szCs w:val="20"/>
+              </w:rPr>
+              <w:fldChar w:fldCharType="end"/>
             </w:r>
           </w:p>
         </w:tc>
         <w:tc>
           <w:tcPr>
-            <w:tcW w:w="1777" w:type="dxa"/>
-            <w:tcBorders>
-              <w:bottom w:val="single" w:sz="4" w:space="0" w:color="auto"/>
-            </w:tcBorders>
+            <w:tcW w:w="1667" w:type="pct"/>
           </w:tcPr>
           <w:p>
             <w:pPr>
-              <w:spacing w:after="0" w:line="240" w:lineRule="auto"/>
-              <w:jc w:val="center"/>
               <w:rPr>
                 <w:rFonts w:ascii="Times New Roman" w:hAnsi="Times New Roman" w:cs="Times New Roman"/>
                 <w:sz w:val="20"/>
@@ -5857,20 +4464,32 @@
                 <w:sz w:val="20"/>
                 <w:szCs w:val="20"/>
               </w:rPr>
-              <w:t>20</w:t>
+              <w:t xml:space="preserve">This review </w:t>
+            </w:r>
+            <w:r>
+              <w:rPr>
+                <w:rFonts w:ascii="Times New Roman" w:hAnsi="Times New Roman" w:cs="Times New Roman"/>
+                <w:sz w:val="20"/>
+                <w:szCs w:val="20"/>
+              </w:rPr>
+              <w:t>evaluates the Variance Gamma (VG) model in finance by addressing the limitations of the Black–Scholes–Merton model and applying VG to</w:t>
+            </w:r>
+            <w:r>
+              <w:rPr>
+                <w:rFonts w:ascii="Times New Roman" w:hAnsi="Times New Roman" w:cs="Times New Roman"/>
+                <w:sz w:val="20"/>
+                <w:szCs w:val="20"/>
+              </w:rPr>
+              <w:t xml:space="preserve"> stock price prediction.</w:t>
             </w:r>
           </w:p>
         </w:tc>
         <w:tc>
           <w:tcPr>
-            <w:tcW w:w="1843" w:type="dxa"/>
-            <w:tcBorders>
-              <w:bottom w:val="single" w:sz="4" w:space="0" w:color="auto"/>
-            </w:tcBorders>
+            <w:tcW w:w="1667" w:type="pct"/>
           </w:tcPr>
           <w:p>
             <w:pPr>
-              <w:spacing w:after="0" w:line="240" w:lineRule="auto"/>
               <w:jc w:val="center"/>
               <w:rPr>
                 <w:rFonts w:ascii="Times New Roman" w:hAnsi="Times New Roman" w:cs="Times New Roman"/>
@@ -5884,7 +4503,1281 @@
                 <w:sz w:val="20"/>
                 <w:szCs w:val="20"/>
               </w:rPr>
-              <w:t>400</w:t>
+              <w:t>2019-2020</w:t>
+            </w:r>
+          </w:p>
+        </w:tc>
+      </w:tr>
+      <w:tr>
+        <w:tc>
+          <w:tcPr>
+            <w:tcW w:w="1666" w:type="pct"/>
+          </w:tcPr>
+          <w:p>
+            <w:pPr>
+              <w:rPr>
+                <w:rFonts w:ascii="Times New Roman" w:hAnsi="Times New Roman" w:cs="Times New Roman"/>
+                <w:sz w:val="20"/>
+                <w:szCs w:val="20"/>
+              </w:rPr>
+            </w:pPr>
+            <w:r>
+              <w:rPr>
+                <w:rFonts w:ascii="Times New Roman" w:hAnsi="Times New Roman" w:cs="Times New Roman"/>
+                <w:sz w:val="20"/>
+                <w:szCs w:val="20"/>
+              </w:rPr>
+              <w:fldChar w:fldCharType="begin" w:fldLock="1"/>
+            </w:r>
+            <w:r>
+              <w:rPr>
+                <w:rFonts w:ascii="Times New Roman" w:hAnsi="Times New Roman" w:cs="Times New Roman"/>
+                <w:sz w:val="20"/>
+                <w:szCs w:val="20"/>
+              </w:rPr>
+              <w:instrText>ADDIN CSL_CITATION {"citationItems":[{"id":"ITEM-1","itemData":{"DOI":"10.1186/s40537-021-00430-0","ISSN":"21961115","PMID":"33723498","abstract":"Background: Stock market process is full of uncertainty; hence stock prices forecasting very important in finance and business. For stockbrokers, understanding trends and supported by prediction software for forecasting is very important for decision making. This paper proposes a data science model for stock prices forecasting in Indonesian exchange based on the statistical computing based on R language and Long Short-Term Memory (LSTM). Findings: The first Covid-19 (Coronavirus disease-19) confirmed case in Indonesia is on 2 March 2020. After that, the composite stock price index has plunged 28% since the start of the year and the share prices of cigarette producers and banks in the midst of the corona pandemic reached their lowest value on March 24, 2020. We use the big data from Bank of Central Asia (BCA) and Bank of Mandiri from Indonesia obtained from Yahoo finance. In our experiments, we visualize the data using data science and predict and simulate the important prices called Open, High, Low and Closing (OHLC) with various parameters. Conclusions: Based on the experiment, data science is very useful for visualization data and our proposed method using Long Short-Term Memory (LSTM) can be used as predictor in short term data with accuracy 94.57% comes from the short term (1 year) with high epoch in training phase rather than using 3 years training data.","author":[{"dropping-particle":"","family":"Budiharto","given":"Widodo","non-dropping-particle":"","parse-names":false,"suffix":""}],"container-title":"Journal of Big Data","id":"ITEM-1","issue":"1","issued":{"date-parts":[["2021","12","1"]]},"publisher":"Springer Science and Business Media Deutschland GmbH","title":"Data science approach to stock prices forecasting in Indonesia during Covid-19 using Long Short-Term Memory (LSTM)","type":"article-journal","volume":"8"},"uris":["http://www.mendeley.com/documents/?uuid=8c87d6db-753f-3d78-8644-4bd91c843b77"]}],"mendeley":{"formattedCitation":"(Budiharto, 2021)","plainTextFormattedCitation":"(Budiharto, 2021)","previouslyFormattedCitation":"(Budiharto, 2021)"},"properties":{"noteIndex":0},"schema":"https://github.com/citation-style-language/schema/raw/master/csl-citation.json"}</w:instrText>
+            </w:r>
+            <w:r>
+              <w:rPr>
+                <w:rFonts w:ascii="Times New Roman" w:hAnsi="Times New Roman" w:cs="Times New Roman"/>
+                <w:sz w:val="20"/>
+                <w:szCs w:val="20"/>
+              </w:rPr>
+              <w:fldChar w:fldCharType="separate"/>
+            </w:r>
+            <w:r>
+              <w:rPr>
+                <w:rFonts w:ascii="Times New Roman" w:hAnsi="Times New Roman" w:cs="Times New Roman"/>
+                <w:noProof/>
+                <w:sz w:val="20"/>
+                <w:szCs w:val="20"/>
+              </w:rPr>
+              <w:t>(Budiharto, 2021)</w:t>
+            </w:r>
+            <w:r>
+              <w:rPr>
+                <w:rFonts w:ascii="Times New Roman" w:hAnsi="Times New Roman" w:cs="Times New Roman"/>
+                <w:sz w:val="20"/>
+                <w:szCs w:val="20"/>
+              </w:rPr>
+              <w:fldChar w:fldCharType="end"/>
+            </w:r>
+          </w:p>
+        </w:tc>
+        <w:tc>
+          <w:tcPr>
+            <w:tcW w:w="1667" w:type="pct"/>
+          </w:tcPr>
+          <w:p>
+            <w:pPr>
+              <w:rPr>
+                <w:rFonts w:ascii="Times New Roman" w:hAnsi="Times New Roman" w:cs="Times New Roman"/>
+                <w:sz w:val="20"/>
+                <w:szCs w:val="20"/>
+              </w:rPr>
+            </w:pPr>
+            <w:r>
+              <w:rPr>
+                <w:rFonts w:ascii="Times New Roman" w:hAnsi="Times New Roman" w:cs="Times New Roman"/>
+                <w:sz w:val="20"/>
+                <w:szCs w:val="20"/>
+              </w:rPr>
+              <w:t xml:space="preserve">This review </w:t>
+            </w:r>
+            <w:r>
+              <w:rPr>
+                <w:rFonts w:ascii="Times New Roman" w:hAnsi="Times New Roman" w:cs="Times New Roman"/>
+                <w:sz w:val="20"/>
+                <w:szCs w:val="20"/>
+              </w:rPr>
+              <w:t>analyzes</w:t>
+            </w:r>
+            <w:r>
+              <w:rPr>
+                <w:rFonts w:ascii="Times New Roman" w:hAnsi="Times New Roman" w:cs="Times New Roman"/>
+                <w:sz w:val="20"/>
+                <w:szCs w:val="20"/>
+              </w:rPr>
+              <w:t xml:space="preserve"> big data using R and LSTM for stock forecasting, with a particular focus on short-term data selection to improve prediction accuracy. It also highlights the importance of time series analysis in financial forecasting.</w:t>
+            </w:r>
+          </w:p>
+        </w:tc>
+        <w:tc>
+          <w:tcPr>
+            <w:tcW w:w="1667" w:type="pct"/>
+          </w:tcPr>
+          <w:p>
+            <w:pPr>
+              <w:jc w:val="center"/>
+              <w:rPr>
+                <w:rFonts w:ascii="Times New Roman" w:hAnsi="Times New Roman" w:cs="Times New Roman"/>
+                <w:sz w:val="20"/>
+                <w:szCs w:val="20"/>
+              </w:rPr>
+            </w:pPr>
+            <w:r>
+              <w:rPr>
+                <w:rFonts w:ascii="Times New Roman" w:hAnsi="Times New Roman" w:cs="Times New Roman"/>
+                <w:sz w:val="20"/>
+                <w:szCs w:val="20"/>
+              </w:rPr>
+              <w:t xml:space="preserve">No </w:t>
+            </w:r>
+            <w:r>
+              <w:rPr>
+                <w:rFonts w:ascii="Times New Roman" w:hAnsi="Times New Roman" w:cs="Times New Roman"/>
+                <w:sz w:val="20"/>
+                <w:szCs w:val="20"/>
+              </w:rPr>
+              <w:t>mention</w:t>
+            </w:r>
+            <w:r>
+              <w:rPr>
+                <w:rFonts w:ascii="Times New Roman" w:hAnsi="Times New Roman" w:cs="Times New Roman"/>
+                <w:sz w:val="20"/>
+                <w:szCs w:val="20"/>
+              </w:rPr>
+              <w:t>.</w:t>
+            </w:r>
+          </w:p>
+        </w:tc>
+      </w:tr>
+      <w:tr>
+        <w:tc>
+          <w:tcPr>
+            <w:tcW w:w="1666" w:type="pct"/>
+          </w:tcPr>
+          <w:p>
+            <w:pPr>
+              <w:rPr>
+                <w:rFonts w:ascii="Times New Roman" w:hAnsi="Times New Roman" w:cs="Times New Roman"/>
+                <w:sz w:val="20"/>
+                <w:szCs w:val="20"/>
+              </w:rPr>
+            </w:pPr>
+            <w:r>
+              <w:rPr>
+                <w:rFonts w:ascii="Times New Roman" w:hAnsi="Times New Roman" w:cs="Times New Roman"/>
+                <w:sz w:val="20"/>
+                <w:szCs w:val="20"/>
+              </w:rPr>
+              <w:fldChar w:fldCharType="begin" w:fldLock="1"/>
+            </w:r>
+            <w:r>
+              <w:rPr>
+                <w:rFonts w:ascii="Times New Roman" w:hAnsi="Times New Roman" w:cs="Times New Roman"/>
+                <w:sz w:val="20"/>
+                <w:szCs w:val="20"/>
+              </w:rPr>
+              <w:instrText>ADDIN CSL_CITATION {"citationItems":[{"id":"ITEM-1","itemData":{"DOI":"10.32604/cmc.2022.017068","ISSN":"15462226","abstract":"The novel coronavirus has played a disastrous role in many countries worldwide. The outbreak became a major epidemic, engulfing the entire world in lockdown and it is now speculated that its economic impact might be worse than economic deceleration and decline. This paper identifies two different models to capture the trend of closing stock prices in Brazil (BVSP), Russia (IMOEX.ME), India (BSESN), and China (SSE), i.e., (BRIC) countries. We predict the stock prices for three daily time periods, so appropriate preparations can be undertaken to solve these issues. First, we compared the ARIMA, SutteARIMA and Holt-Winters (H-W) methods to determine the most effective model for predicting data. The stock closing price of BRIC country data was obtained from Yahoo Finance. That data dates from 01 November 2019 to 11 December 2020, then divided into two categories-training data and test data. Training data covers 01 November 2019 to 02 December 2020. Seven days (03 December 2020 to 11 December 2020) of data was tested to determine the accuracy of the models using training data as a reference. To measure the accuracy of the models, we obtained the means absolute percentage error (MAPE) and mean square error (MSE). Prediction model Holt-Winters was found to be the most suitable for forecasting the Brazil stock price (BVSP) while MAPE (0.50) and MSE (579272.65) with Holt-Winters (smaller than ARIMA and SutteARIMA), model SutteARIMA was found most appropriate to predict the stock prices of Russia (IMOEX.ME), India (BSESN), and China (SSE) when compared to ARIMA and Holt-Winters. MAPE and MSE with SutteARIMA: Russia (MAPE:0.7; MSE:940.20), India (MAPE:0.90; MSE:207271.16), and China (MAPE: 0.72; MSE: 786.28). Finally, Holt-Winters predicted the daily forecast values for the Brazil stock price (BVSP) (12 December to 14 December 2020 i.e., 115757.6, 116150.9 and 116544.1), while SutteARIMA predicted the daily forecast values of Russia stock prices (IMOEX.ME) (12 December to 14 December 2020 i.e., 3238.06, 3241.54 and 3245.01), India stock price (BSESN) (12 December to 14 December 2020 i.e.,. 45709.38, 45828.71 and 45948.05), and China stock price (SSE) (11 December to 13 December 2020 i.e., 3397.56, 3390.59 and 3383.61) for the three time periods.","author":[{"dropping-particle":"","family":"Ahmar","given":"Ansari Saleh","non-dropping-particle":"","parse-names":false,"suffix":""},{"dropping-particle":"","family":"Singh","given":"Pawan Kumar","non-dropping-particle":"","parse-names":false,"suffix":""},{"dropping-particle":"","family":"Thanh","given":"Nguyen","non-dropping-particle":"van","parse-names":false,"suffix":""},{"dropping-particle":"","family":"Tinh","given":"Nguyen Viet","non-dropping-particle":"","parse-names":false,"suffix":""},{"dropping-particle":"","family":"Hieu","given":"Vo Minh","non-dropping-particle":"","parse-names":false,"suffix":""}],"container-title":"Computers, Materials and Continua","id":"ITEM-1","issue":"1","issued":{"date-parts":[["2021"]]},"page":"523-534","publisher":"Tech Science Press","title":"Prediction of BRIC stock price using ARIMA, SutteARIMA, and holt-winters","type":"article-journal","volume":"70"},"uris":["http://www.mendeley.com/documents/?uuid=34c94a86-e4b0-3bab-b846-b0da066d8ca3"]}],"mendeley":{"formattedCitation":"(Ahmar et al., 2021)","plainTextFormattedCitation":"(Ahmar et al., 2021)","previouslyFormattedCitation":"(Ahmar et al., 2021)"},"properties":{"noteIndex":0},"schema":"https://github.com/citation-style-language/schema/raw/master/csl-citation.json"}</w:instrText>
+            </w:r>
+            <w:r>
+              <w:rPr>
+                <w:rFonts w:ascii="Times New Roman" w:hAnsi="Times New Roman" w:cs="Times New Roman"/>
+                <w:sz w:val="20"/>
+                <w:szCs w:val="20"/>
+              </w:rPr>
+              <w:fldChar w:fldCharType="separate"/>
+            </w:r>
+            <w:r>
+              <w:rPr>
+                <w:rFonts w:ascii="Times New Roman" w:hAnsi="Times New Roman" w:cs="Times New Roman"/>
+                <w:noProof/>
+                <w:sz w:val="20"/>
+                <w:szCs w:val="20"/>
+              </w:rPr>
+              <w:t>(Ahmar et al., 2021)</w:t>
+            </w:r>
+            <w:r>
+              <w:rPr>
+                <w:rFonts w:ascii="Times New Roman" w:hAnsi="Times New Roman" w:cs="Times New Roman"/>
+                <w:sz w:val="20"/>
+                <w:szCs w:val="20"/>
+              </w:rPr>
+              <w:fldChar w:fldCharType="end"/>
+            </w:r>
+          </w:p>
+        </w:tc>
+        <w:tc>
+          <w:tcPr>
+            <w:tcW w:w="1667" w:type="pct"/>
+          </w:tcPr>
+          <w:p>
+            <w:pPr>
+              <w:rPr>
+                <w:rFonts w:ascii="Times New Roman" w:hAnsi="Times New Roman" w:cs="Times New Roman"/>
+                <w:sz w:val="20"/>
+                <w:szCs w:val="20"/>
+              </w:rPr>
+            </w:pPr>
+            <w:r>
+              <w:rPr>
+                <w:rFonts w:ascii="Times New Roman" w:hAnsi="Times New Roman" w:cs="Times New Roman"/>
+                <w:sz w:val="20"/>
+                <w:szCs w:val="20"/>
+              </w:rPr>
+              <w:t xml:space="preserve">This review aims to identify suitable models for predicting stock prices in BRIC countries by comparing the effectiveness of the ARIMA, </w:t>
+            </w:r>
+            <w:proofErr w:type="spellStart"/>
+            <w:r>
+              <w:rPr>
+                <w:rFonts w:ascii="Times New Roman" w:hAnsi="Times New Roman" w:cs="Times New Roman"/>
+                <w:sz w:val="20"/>
+                <w:szCs w:val="20"/>
+              </w:rPr>
+              <w:t>SutteARIMA</w:t>
+            </w:r>
+            <w:proofErr w:type="spellEnd"/>
+            <w:r>
+              <w:rPr>
+                <w:rFonts w:ascii="Times New Roman" w:hAnsi="Times New Roman" w:cs="Times New Roman"/>
+                <w:sz w:val="20"/>
+                <w:szCs w:val="20"/>
+              </w:rPr>
+              <w:t xml:space="preserve">, and Holt–Winters methods. The objective is to assess their forecasting performance </w:t>
+            </w:r>
+            <w:r>
+              <w:rPr>
+                <w:rFonts w:ascii="Times New Roman" w:hAnsi="Times New Roman" w:cs="Times New Roman"/>
+                <w:sz w:val="20"/>
+                <w:szCs w:val="20"/>
+              </w:rPr>
+              <w:t>better to anticipate the economic impacts of stock price trends</w:t>
+            </w:r>
+            <w:r>
+              <w:rPr>
+                <w:rFonts w:ascii="Times New Roman" w:hAnsi="Times New Roman" w:cs="Times New Roman"/>
+                <w:sz w:val="20"/>
+                <w:szCs w:val="20"/>
+              </w:rPr>
+              <w:t>.</w:t>
+            </w:r>
+          </w:p>
+        </w:tc>
+        <w:tc>
+          <w:tcPr>
+            <w:tcW w:w="1667" w:type="pct"/>
+          </w:tcPr>
+          <w:p>
+            <w:pPr>
+              <w:jc w:val="center"/>
+              <w:rPr>
+                <w:rFonts w:ascii="Times New Roman" w:hAnsi="Times New Roman" w:cs="Times New Roman"/>
+                <w:sz w:val="20"/>
+                <w:szCs w:val="20"/>
+              </w:rPr>
+            </w:pPr>
+            <w:r>
+              <w:rPr>
+                <w:rFonts w:ascii="Times New Roman" w:hAnsi="Times New Roman" w:cs="Times New Roman"/>
+                <w:sz w:val="20"/>
+                <w:szCs w:val="20"/>
+              </w:rPr>
+              <w:t>2019-2020</w:t>
+            </w:r>
+          </w:p>
+        </w:tc>
+      </w:tr>
+      <w:tr>
+        <w:tc>
+          <w:tcPr>
+            <w:tcW w:w="1666" w:type="pct"/>
+          </w:tcPr>
+          <w:p>
+            <w:pPr>
+              <w:rPr>
+                <w:rFonts w:ascii="Times New Roman" w:hAnsi="Times New Roman" w:cs="Times New Roman"/>
+                <w:sz w:val="20"/>
+                <w:szCs w:val="20"/>
+              </w:rPr>
+            </w:pPr>
+            <w:r>
+              <w:rPr>
+                <w:rFonts w:ascii="Times New Roman" w:hAnsi="Times New Roman" w:cs="Times New Roman"/>
+                <w:sz w:val="20"/>
+                <w:szCs w:val="20"/>
+              </w:rPr>
+              <w:fldChar w:fldCharType="begin" w:fldLock="1"/>
+            </w:r>
+            <w:r>
+              <w:rPr>
+                <w:rFonts w:ascii="Times New Roman" w:hAnsi="Times New Roman" w:cs="Times New Roman"/>
+                <w:sz w:val="20"/>
+                <w:szCs w:val="20"/>
+              </w:rPr>
+              <w:instrText>ADDIN CSL_CITATION {"citationItems":[{"id":"ITEM-1","itemData":{"ISSN":"2723-6471","abstract":"For simulating intricate goalfunctions, neural networks are a technology that is employed in artificial intelligence. The usage of artificial neural networks is becoming more popular.(ANNs) to certain sorts of tasks, for example learning to comprehend complicated sensor data collected in the real world, is one of the most effective methods of learning approaches available. The usage of time series models in financial time series prediction has grown significantly over the past decade, and their relevance in this area continues to expand. To be more specific, the goal of this research is to determine whether neural networks have the ability to predict financial time series in general, or, more specifically, whether they have the ability to predict future patterns i The stock market in the United States is characterized by the European Union, and Brazil, among other things. They are compared to a well-known forecasting approach, generalized autoregressive conditional heteroskedasticity, in this research, and their accuracy is shown to be superior (GARCH). Aside from that, the optimal network design for each data sample is developed for each data sample. According to this article, ANNs are capable of forecasting the stock markets under examination, and their resilience may be increased by varying the network topology utilized to construct them. Aside from that, the results of this research demonstrate that ANNs outperform GARCH models in terms of efficiency of statistical performance.","author":[{"dropping-particle":"","family":"Mayatopani","given":"Hendra","non-dropping-particle":"","parse-names":false,"suffix":""}],"container-title":"Journal of Applied Data Sciences","id":"ITEM-1","issue":"4","issued":{"date-parts":[["2021"]]},"page":"109-134","title":"Implementation of ANN and GARCH for Stock Price Forecasting","type":"article-journal","volume":"2"},"uris":["http://www.mendeley.com/documents/?uuid=e79fb396-392e-358b-b689-2b309c3f4e9b"]}],"mendeley":{"formattedCitation":"(Mayatopani, 2021)","plainTextFormattedCitation":"(Mayatopani, 2021)","previouslyFormattedCitation":"(Mayatopani, 2021)"},"properties":{"noteIndex":0},"schema":"https://github.com/citation-style-language/schema/raw/master/csl-citation.json"}</w:instrText>
+            </w:r>
+            <w:r>
+              <w:rPr>
+                <w:rFonts w:ascii="Times New Roman" w:hAnsi="Times New Roman" w:cs="Times New Roman"/>
+                <w:sz w:val="20"/>
+                <w:szCs w:val="20"/>
+              </w:rPr>
+              <w:fldChar w:fldCharType="separate"/>
+            </w:r>
+            <w:r>
+              <w:rPr>
+                <w:rFonts w:ascii="Times New Roman" w:hAnsi="Times New Roman" w:cs="Times New Roman"/>
+                <w:noProof/>
+                <w:sz w:val="20"/>
+                <w:szCs w:val="20"/>
+              </w:rPr>
+              <w:t>(Mayatopani, 2021)</w:t>
+            </w:r>
+            <w:r>
+              <w:rPr>
+                <w:rFonts w:ascii="Times New Roman" w:hAnsi="Times New Roman" w:cs="Times New Roman"/>
+                <w:sz w:val="20"/>
+                <w:szCs w:val="20"/>
+              </w:rPr>
+              <w:fldChar w:fldCharType="end"/>
+            </w:r>
+          </w:p>
+        </w:tc>
+        <w:tc>
+          <w:tcPr>
+            <w:tcW w:w="1667" w:type="pct"/>
+          </w:tcPr>
+          <w:p>
+            <w:pPr>
+              <w:rPr>
+                <w:rFonts w:ascii="Times New Roman" w:hAnsi="Times New Roman" w:cs="Times New Roman"/>
+                <w:sz w:val="20"/>
+                <w:szCs w:val="20"/>
+              </w:rPr>
+            </w:pPr>
+            <w:r>
+              <w:rPr>
+                <w:rFonts w:ascii="Times New Roman" w:hAnsi="Times New Roman" w:cs="Times New Roman"/>
+                <w:sz w:val="20"/>
+                <w:szCs w:val="20"/>
+              </w:rPr>
+              <w:t xml:space="preserve">This review </w:t>
+            </w:r>
+            <w:r>
+              <w:rPr>
+                <w:rFonts w:ascii="Times New Roman" w:hAnsi="Times New Roman" w:cs="Times New Roman"/>
+                <w:sz w:val="20"/>
+                <w:szCs w:val="20"/>
+              </w:rPr>
+              <w:t xml:space="preserve">assesses the predictive capability of neural networks for financial time series by comparing their forecasting accuracy with that of </w:t>
+            </w:r>
+            <w:r>
+              <w:rPr>
+                <w:rFonts w:ascii="Times New Roman" w:hAnsi="Times New Roman" w:cs="Times New Roman"/>
+                <w:sz w:val="20"/>
+                <w:szCs w:val="20"/>
+              </w:rPr>
+              <w:t>GARCH models. It also explores optimal neural network architectures across different data samples to enhance prediction performance.</w:t>
+            </w:r>
+          </w:p>
+        </w:tc>
+        <w:tc>
+          <w:tcPr>
+            <w:tcW w:w="1667" w:type="pct"/>
+          </w:tcPr>
+          <w:p>
+            <w:pPr>
+              <w:jc w:val="center"/>
+              <w:rPr>
+                <w:rFonts w:ascii="Times New Roman" w:hAnsi="Times New Roman" w:cs="Times New Roman"/>
+                <w:sz w:val="20"/>
+                <w:szCs w:val="20"/>
+              </w:rPr>
+            </w:pPr>
+            <w:r>
+              <w:rPr>
+                <w:rFonts w:ascii="Times New Roman" w:hAnsi="Times New Roman" w:cs="Times New Roman"/>
+                <w:sz w:val="20"/>
+                <w:szCs w:val="20"/>
+              </w:rPr>
+              <w:t xml:space="preserve">No </w:t>
+            </w:r>
+            <w:r>
+              <w:rPr>
+                <w:rFonts w:ascii="Times New Roman" w:hAnsi="Times New Roman" w:cs="Times New Roman"/>
+                <w:sz w:val="20"/>
+                <w:szCs w:val="20"/>
+              </w:rPr>
+              <w:t>mention</w:t>
+            </w:r>
+            <w:r>
+              <w:rPr>
+                <w:rFonts w:ascii="Times New Roman" w:hAnsi="Times New Roman" w:cs="Times New Roman"/>
+                <w:sz w:val="20"/>
+                <w:szCs w:val="20"/>
+              </w:rPr>
+              <w:t>.</w:t>
+            </w:r>
+          </w:p>
+        </w:tc>
+      </w:tr>
+      <w:tr>
+        <w:tc>
+          <w:tcPr>
+            <w:tcW w:w="1666" w:type="pct"/>
+          </w:tcPr>
+          <w:p>
+            <w:pPr>
+              <w:rPr>
+                <w:rFonts w:ascii="Times New Roman" w:hAnsi="Times New Roman" w:cs="Times New Roman"/>
+                <w:sz w:val="20"/>
+                <w:szCs w:val="20"/>
+              </w:rPr>
+            </w:pPr>
+            <w:r>
+              <w:rPr>
+                <w:rFonts w:ascii="Times New Roman" w:hAnsi="Times New Roman" w:cs="Times New Roman"/>
+                <w:sz w:val="20"/>
+                <w:szCs w:val="20"/>
+              </w:rPr>
+              <w:fldChar w:fldCharType="begin" w:fldLock="1"/>
+            </w:r>
+            <w:r>
+              <w:rPr>
+                <w:rFonts w:ascii="Times New Roman" w:hAnsi="Times New Roman" w:cs="Times New Roman"/>
+                <w:sz w:val="20"/>
+                <w:szCs w:val="20"/>
+              </w:rPr>
+              <w:instrText>ADDIN CSL_CITATION {"citationItems":[{"id":"ITEM-1","itemData":{"DOI":"10.30630/joiv.7.4.1740","ISSN":"25499904","abstract":"In the world of stock investment, one of the things that commonly happens is stock price fluctuations or the ups and downs of stock prices. As a result of these fluctuations, many novice investors are afraid to play stocks. However, on the other hand, stocks are a type of investment that can be relied upon during disasters or economic turmoil, such as in 2019, namely the Covid-19 pandemic. For stock price fluctuations to be estimated by investors, it is necessary to carry out a forecasting activity. This study builds stock price forecasting using the Light Gradient Boosting Machine (LightGBM) algorithm, which has high accuracy and efficiency. To forecast stock price time series, the model used is the LightGBM ensemble. At the same time, they were optimizing the determination of hyperparameters using Grid Search Cross Validation (GSCV). This study will also compare the LGBM algorithm with other algorithms to see which model is optimal in forecasting price stock data. In this study, the test used the RMSE metric by comparing the original data (testing data) with the predicted results. The experimental results show that the LightGBM model can compete with and outperform boosting-based forecasting models like XGBoost, AdaBoost, and CatBoost. In comparing forecasting models, the same dataset is used so that the results are accurate, and the comparisons are equivalent. In future research, paying attention to the data during pre-processing is necessary because it has many outliers. In addition, it is necessary to include exogenous variables and external variables, which are determined to involve many parties.","author":[{"dropping-particle":"","family":"Hartanto","given":"Anggit Dwi","non-dropping-particle":"","parse-names":false,"suffix":""},{"dropping-particle":"","family":"Kholik","given":"Yanuar Nur","non-dropping-particle":"","parse-names":false,"suffix":""},{"dropping-particle":"","family":"Pristyanto","given":"Yoga","non-dropping-particle":"","parse-names":false,"suffix":""}],"container-title":"International Journal on Informatics Visualization","id":"ITEM-1","issue":"4","issued":{"date-parts":[["2023"]]},"page":"2270-2279","title":"Stock Price Time Series Data Forecasting Using the Light Gradient Boosting Machine (LightGBM) Model","type":"article-journal","volume":"7"},"uris":["http://www.mendeley.com/documents/?uuid=271f5b44-8844-3333-99a8-82bfa4040841"]}],"mendeley":{"formattedCitation":"(A. D. Hartanto et al., 2023)","plainTextFormattedCitation":"(A. D. Hartanto et al., 2023)","previouslyFormattedCitation":"(A. D. Hartanto et al., 2023)"},"properties":{"noteIndex":0},"schema":"https://github.com/citation-style-language/schema/raw/master/csl-citation.json"}</w:instrText>
+            </w:r>
+            <w:r>
+              <w:rPr>
+                <w:rFonts w:ascii="Times New Roman" w:hAnsi="Times New Roman" w:cs="Times New Roman"/>
+                <w:sz w:val="20"/>
+                <w:szCs w:val="20"/>
+              </w:rPr>
+              <w:fldChar w:fldCharType="separate"/>
+            </w:r>
+            <w:r>
+              <w:rPr>
+                <w:rFonts w:ascii="Times New Roman" w:hAnsi="Times New Roman" w:cs="Times New Roman"/>
+                <w:noProof/>
+                <w:sz w:val="20"/>
+                <w:szCs w:val="20"/>
+              </w:rPr>
+              <w:t>(A. D. Hartanto et al., 2023)</w:t>
+            </w:r>
+            <w:r>
+              <w:rPr>
+                <w:rFonts w:ascii="Times New Roman" w:hAnsi="Times New Roman" w:cs="Times New Roman"/>
+                <w:sz w:val="20"/>
+                <w:szCs w:val="20"/>
+              </w:rPr>
+              <w:fldChar w:fldCharType="end"/>
+            </w:r>
+          </w:p>
+        </w:tc>
+        <w:tc>
+          <w:tcPr>
+            <w:tcW w:w="1667" w:type="pct"/>
+          </w:tcPr>
+          <w:p>
+            <w:pPr>
+              <w:rPr>
+                <w:rFonts w:ascii="Times New Roman" w:hAnsi="Times New Roman" w:cs="Times New Roman"/>
+                <w:sz w:val="20"/>
+                <w:szCs w:val="20"/>
+              </w:rPr>
+            </w:pPr>
+            <w:r>
+              <w:rPr>
+                <w:rFonts w:ascii="Times New Roman" w:hAnsi="Times New Roman" w:cs="Times New Roman"/>
+                <w:sz w:val="20"/>
+                <w:szCs w:val="20"/>
+              </w:rPr>
+              <w:t xml:space="preserve">This review aims to forecast stock price fluctuations using the </w:t>
+            </w:r>
+            <w:proofErr w:type="spellStart"/>
+            <w:r>
+              <w:rPr>
+                <w:rFonts w:ascii="Times New Roman" w:hAnsi="Times New Roman" w:cs="Times New Roman"/>
+                <w:sz w:val="20"/>
+                <w:szCs w:val="20"/>
+              </w:rPr>
+              <w:t>LightGBM</w:t>
+            </w:r>
+            <w:proofErr w:type="spellEnd"/>
+            <w:r>
+              <w:rPr>
+                <w:rFonts w:ascii="Times New Roman" w:hAnsi="Times New Roman" w:cs="Times New Roman"/>
+                <w:sz w:val="20"/>
+                <w:szCs w:val="20"/>
+              </w:rPr>
+              <w:t xml:space="preserve"> algorithm </w:t>
+            </w:r>
+            <w:r>
+              <w:rPr>
+                <w:rFonts w:ascii="Times New Roman" w:hAnsi="Times New Roman" w:cs="Times New Roman"/>
+                <w:sz w:val="20"/>
+                <w:szCs w:val="20"/>
+              </w:rPr>
+              <w:t xml:space="preserve">to achieve high accuracy, while comparing its performance with that of </w:t>
+            </w:r>
+            <w:r>
+              <w:rPr>
+                <w:rFonts w:ascii="Times New Roman" w:hAnsi="Times New Roman" w:cs="Times New Roman"/>
+                <w:sz w:val="20"/>
+                <w:szCs w:val="20"/>
+              </w:rPr>
+              <w:t>other forecasting models.</w:t>
+            </w:r>
+          </w:p>
+        </w:tc>
+        <w:tc>
+          <w:tcPr>
+            <w:tcW w:w="1667" w:type="pct"/>
+          </w:tcPr>
+          <w:p>
+            <w:pPr>
+              <w:jc w:val="center"/>
+              <w:rPr>
+                <w:rFonts w:ascii="Times New Roman" w:hAnsi="Times New Roman" w:cs="Times New Roman"/>
+                <w:sz w:val="20"/>
+                <w:szCs w:val="20"/>
+              </w:rPr>
+            </w:pPr>
+            <w:r>
+              <w:rPr>
+                <w:rFonts w:ascii="Times New Roman" w:hAnsi="Times New Roman" w:cs="Times New Roman"/>
+                <w:sz w:val="20"/>
+                <w:szCs w:val="20"/>
+              </w:rPr>
+              <w:t>1992-2022</w:t>
+            </w:r>
+          </w:p>
+        </w:tc>
+      </w:tr>
+      <w:tr>
+        <w:tc>
+          <w:tcPr>
+            <w:tcW w:w="1666" w:type="pct"/>
+          </w:tcPr>
+          <w:p>
+            <w:pPr>
+              <w:rPr>
+                <w:rFonts w:ascii="Times New Roman" w:hAnsi="Times New Roman" w:cs="Times New Roman"/>
+                <w:sz w:val="20"/>
+                <w:szCs w:val="20"/>
+              </w:rPr>
+            </w:pPr>
+            <w:r>
+              <w:rPr>
+                <w:rFonts w:ascii="Times New Roman" w:hAnsi="Times New Roman" w:cs="Times New Roman"/>
+                <w:sz w:val="20"/>
+                <w:szCs w:val="20"/>
+              </w:rPr>
+              <w:fldChar w:fldCharType="begin" w:fldLock="1"/>
+            </w:r>
+            <w:r>
+              <w:rPr>
+                <w:rFonts w:ascii="Times New Roman" w:hAnsi="Times New Roman" w:cs="Times New Roman"/>
+                <w:sz w:val="20"/>
+                <w:szCs w:val="20"/>
+              </w:rPr>
+              <w:instrText>ADDIN CSL_CITATION {"citationItems":[{"id":"ITEM-1","itemData":{"DOI":"10.32890/jict2024.23.3.1","ISSN":"21803862","abstract":"The stock market is an attractive investment venue for many individuals and companies. However, unexpected share price fluctuations can cause significant financial losses. In stock investment, predicting stock price movements is the most frequently discussed topic because it allows investors to make the right investment decisions to make big profits. Therefore, a model is needed to predict future stock prices, one strategy for maximising investment profits. New state-of-the-art deep learning architectures for time series forecasting are being developed yearly, making them more accurate than ever. The most commonly used network for such a solution is Long Short-Term Memory (LSTM) architecture, but it has limitations such as long training time and interpretability. This study aims to evaluate another state-of-the-art solution, Neural Basis Expansion Analysis for Interpretable Time Series (N-BEATS), in comparison with LSTM by utilising historical data of PT Bank Central Asia Tbk (one of the banking companies in Indonesia) from 25 March 2013 to 21 March 2023. N-BEATS is a relatively new variable method that can produce accurate predictions using neural networks. This architecture has advantages such as interpretability, seamless applicability across diverse target domains without requiring modifications, and fast training. Based on tests carried out with prediction errors measured using the Mean Average Percentage Error (MAPE), it was found that the N-BEATS model outperformed the LSTM model with a MAPE value of 1.05 percent. In conclusion, this research shows the use of a new method of deep learning algorithms to predict stock prices, which contributes to facilitating stock buying and selling decisions by investors.","author":[{"dropping-particle":"","family":"Zein","given":"Muhamad Harun","non-dropping-particle":"","parse-names":false,"suffix":""},{"dropping-particle":"","family":"Yudistira","given":"Novanto","non-dropping-particle":"","parse-names":false,"suffix":""},{"dropping-particle":"","family":"Adikara","given":"Putra Pandu","non-dropping-particle":"","parse-names":false,"suffix":""}],"container-title":"Journal of Information and Communication Technology","id":"ITEM-1","issue":"3","issued":{"date-parts":[["2024"]]},"page":"361-392","publisher":"Universiti Utara Malaysia Press","title":"Indonesian Stock Price Prediction Using Neural Basis Expansion Analysis for Interpretable Time Series Method","type":"article-journal","volume":"23"},"uris":["http://www.mendeley.com/documents/?uuid=93cb7f28-b75e-3c3f-a14d-629e0c03c56a"]}],"mendeley":{"formattedCitation":"(Zein et al., 2024)","plainTextFormattedCitation":"(Zein et al., 2024)","previouslyFormattedCitation":"(Zein et al., 2024)"},"properties":{"noteIndex":0},"schema":"https://github.com/citation-style-language/schema/raw/master/csl-citation.json"}</w:instrText>
+            </w:r>
+            <w:r>
+              <w:rPr>
+                <w:rFonts w:ascii="Times New Roman" w:hAnsi="Times New Roman" w:cs="Times New Roman"/>
+                <w:sz w:val="20"/>
+                <w:szCs w:val="20"/>
+              </w:rPr>
+              <w:fldChar w:fldCharType="separate"/>
+            </w:r>
+            <w:r>
+              <w:rPr>
+                <w:rFonts w:ascii="Times New Roman" w:hAnsi="Times New Roman" w:cs="Times New Roman"/>
+                <w:noProof/>
+                <w:sz w:val="20"/>
+                <w:szCs w:val="20"/>
+              </w:rPr>
+              <w:t>(Zein et al., 2024)</w:t>
+            </w:r>
+            <w:r>
+              <w:rPr>
+                <w:rFonts w:ascii="Times New Roman" w:hAnsi="Times New Roman" w:cs="Times New Roman"/>
+                <w:sz w:val="20"/>
+                <w:szCs w:val="20"/>
+              </w:rPr>
+              <w:fldChar w:fldCharType="end"/>
+            </w:r>
+          </w:p>
+        </w:tc>
+        <w:tc>
+          <w:tcPr>
+            <w:tcW w:w="1667" w:type="pct"/>
+          </w:tcPr>
+          <w:p>
+            <w:pPr>
+              <w:rPr>
+                <w:rFonts w:ascii="Times New Roman" w:hAnsi="Times New Roman" w:cs="Times New Roman"/>
+                <w:sz w:val="20"/>
+                <w:szCs w:val="20"/>
+              </w:rPr>
+            </w:pPr>
+            <w:r>
+              <w:rPr>
+                <w:rFonts w:ascii="Times New Roman" w:hAnsi="Times New Roman" w:cs="Times New Roman"/>
+                <w:sz w:val="20"/>
+                <w:szCs w:val="20"/>
+              </w:rPr>
+              <w:t xml:space="preserve">This study aims to evaluate the N-BEATS model for stock price prediction accuracy, compare its </w:t>
+            </w:r>
+            <w:r>
+              <w:rPr>
+                <w:rFonts w:ascii="Times New Roman" w:hAnsi="Times New Roman" w:cs="Times New Roman"/>
+                <w:sz w:val="20"/>
+                <w:szCs w:val="20"/>
+              </w:rPr>
+              <w:lastRenderedPageBreak/>
+              <w:t>performance with LSTM architectures, and support informed investment decisions in the Indonesian stock market.</w:t>
+            </w:r>
+          </w:p>
+        </w:tc>
+        <w:tc>
+          <w:tcPr>
+            <w:tcW w:w="1667" w:type="pct"/>
+          </w:tcPr>
+          <w:p>
+            <w:pPr>
+              <w:jc w:val="center"/>
+              <w:rPr>
+                <w:rFonts w:ascii="Times New Roman" w:hAnsi="Times New Roman" w:cs="Times New Roman"/>
+                <w:sz w:val="20"/>
+                <w:szCs w:val="20"/>
+              </w:rPr>
+            </w:pPr>
+            <w:r>
+              <w:rPr>
+                <w:rFonts w:ascii="Times New Roman" w:hAnsi="Times New Roman" w:cs="Times New Roman"/>
+                <w:sz w:val="20"/>
+                <w:szCs w:val="20"/>
+              </w:rPr>
+              <w:lastRenderedPageBreak/>
+              <w:t>2013-2023</w:t>
+            </w:r>
+          </w:p>
+        </w:tc>
+      </w:tr>
+      <w:tr>
+        <w:tc>
+          <w:tcPr>
+            <w:tcW w:w="1666" w:type="pct"/>
+          </w:tcPr>
+          <w:p>
+            <w:pPr>
+              <w:rPr>
+                <w:rFonts w:ascii="Times New Roman" w:hAnsi="Times New Roman" w:cs="Times New Roman"/>
+                <w:sz w:val="20"/>
+                <w:szCs w:val="20"/>
+              </w:rPr>
+            </w:pPr>
+            <w:r>
+              <w:rPr>
+                <w:rFonts w:ascii="Times New Roman" w:hAnsi="Times New Roman" w:cs="Times New Roman"/>
+                <w:sz w:val="20"/>
+                <w:szCs w:val="20"/>
+              </w:rPr>
+              <w:fldChar w:fldCharType="begin" w:fldLock="1"/>
+            </w:r>
+            <w:r>
+              <w:rPr>
+                <w:rFonts w:ascii="Times New Roman" w:hAnsi="Times New Roman" w:cs="Times New Roman"/>
+                <w:sz w:val="20"/>
+                <w:szCs w:val="20"/>
+              </w:rPr>
+              <w:instrText>ADDIN CSL_CITATION {"citationItems":[{"id":"ITEM-1","itemData":{"DOI":"10.1016/j.jjimei.2024.100293","ISSN":"26670968","abstract":"Inflation growth in Indonesia and other countries impacts the currency value and investors' purchasing power, particularly in the transportation sector. This research explores the impact of inflation growth in Indonesia and comparable nations on currency valuation and the purchasing power of investors, with a focus on the transportation sector. Data collection was carried out from April to October 2023 by scraping stock data from several transportation stocks such as: AKSI.JK, CMPP.JK, SAFE.JK, SMDR.JK, TMAS.JK, and WEHA. The research primarily aims to forecast stock prices in Indonesia's transportation sector, utilizing data mining techniques within the Cross Industry Standard Process for Data Mining (CRISP-DM) framework, which includes stages such as business understanding, data preparation, modeling, evaluation, and deployment. It employs the Long Short-Term Memory (LSTM) algorithm, assessing different hyperparameter activation functions (linear, ReLU, sigmoid, tanh) and optimizers (ADAM, ADAGRAD, NADAM, RMSPROP, ADADELTA, SGD, ADAMAX) to refine prediction accuracy. Findings demonstrate the ReLU activation function and ADAM optimizer's effectiveness, highlighted by evaluation metrics such as Mean Absolute Error (MAE) of 0.0092918, Mean Absolute Percentage Error (MAPE) of 0.06422, and R-Squared of 96 %. The study notably identifies significant growth in Temas (TMAS.JK) stock from April to October 2023, surpassing other sector stocks. Additionally, a web-based application for predicting transportation stock prices has been developed, facilitating user inputs like ticker, activation-optimizer choice, and date range.","author":[{"dropping-particle":"","family":"Kristiyanti","given":"Dinar Ajeng","non-dropping-particle":"","parse-names":false,"suffix":""},{"dropping-particle":"","family":"Pramudya","given":"Willibrordus Bayu Nova","non-dropping-particle":"","parse-names":false,"suffix":""},{"dropping-particle":"","family":"Sanjaya","given":"Samuel Ady","non-dropping-particle":"","parse-names":false,"suffix":""}],"container-title":"International Journal of Information Management Data Insights","id":"ITEM-1","issue":"2","issued":{"date-parts":[["2024","11","1"]]},"publisher":"Elsevier B.V.","title":"How can we predict transportation stock prices using artificial intelligence? Findings from experiments with Long Short-Term Memory based algorithms","type":"article-journal","volume":"4"},"uris":["http://www.mendeley.com/documents/?uuid=3a1d772c-030d-3974-8cb8-2a93a7798783"]}],"mendeley":{"formattedCitation":"(Kristiyanti et al., 2024)","plainTextFormattedCitation":"(Kristiyanti et al., 2024)","previouslyFormattedCitation":"(Kristiyanti et al., 2024)"},"properties":{"noteIndex":0},"schema":"https://github.com/citation-style-language/schema/raw/master/csl-citation.json"}</w:instrText>
+            </w:r>
+            <w:r>
+              <w:rPr>
+                <w:rFonts w:ascii="Times New Roman" w:hAnsi="Times New Roman" w:cs="Times New Roman"/>
+                <w:sz w:val="20"/>
+                <w:szCs w:val="20"/>
+              </w:rPr>
+              <w:fldChar w:fldCharType="separate"/>
+            </w:r>
+            <w:r>
+              <w:rPr>
+                <w:rFonts w:ascii="Times New Roman" w:hAnsi="Times New Roman" w:cs="Times New Roman"/>
+                <w:noProof/>
+                <w:sz w:val="20"/>
+                <w:szCs w:val="20"/>
+              </w:rPr>
+              <w:t>(Kristiyanti et al., 2024)</w:t>
+            </w:r>
+            <w:r>
+              <w:rPr>
+                <w:rFonts w:ascii="Times New Roman" w:hAnsi="Times New Roman" w:cs="Times New Roman"/>
+                <w:sz w:val="20"/>
+                <w:szCs w:val="20"/>
+              </w:rPr>
+              <w:fldChar w:fldCharType="end"/>
+            </w:r>
+          </w:p>
+        </w:tc>
+        <w:tc>
+          <w:tcPr>
+            <w:tcW w:w="1667" w:type="pct"/>
+          </w:tcPr>
+          <w:p>
+            <w:pPr>
+              <w:rPr>
+                <w:rFonts w:ascii="Times New Roman" w:hAnsi="Times New Roman" w:cs="Times New Roman"/>
+                <w:sz w:val="20"/>
+                <w:szCs w:val="20"/>
+              </w:rPr>
+            </w:pPr>
+            <w:r>
+              <w:rPr>
+                <w:rFonts w:ascii="Times New Roman" w:hAnsi="Times New Roman" w:cs="Times New Roman"/>
+                <w:sz w:val="20"/>
+                <w:szCs w:val="20"/>
+              </w:rPr>
+              <w:t xml:space="preserve">This review </w:t>
+            </w:r>
+            <w:r>
+              <w:rPr>
+                <w:rFonts w:ascii="Times New Roman" w:hAnsi="Times New Roman" w:cs="Times New Roman"/>
+                <w:sz w:val="20"/>
+                <w:szCs w:val="20"/>
+              </w:rPr>
+              <w:t>examines</w:t>
+            </w:r>
+            <w:r>
+              <w:rPr>
+                <w:rFonts w:ascii="Times New Roman" w:hAnsi="Times New Roman" w:cs="Times New Roman"/>
+                <w:sz w:val="20"/>
+                <w:szCs w:val="20"/>
+              </w:rPr>
+              <w:t xml:space="preserve"> the impact of inflation on investors’ purchasing power by focusing on stock price forecasting in Indonesia’s transportation sector. The study applies data mining techniques within the CRISP-DM framework to </w:t>
+            </w:r>
+            <w:r>
+              <w:rPr>
+                <w:rFonts w:ascii="Times New Roman" w:hAnsi="Times New Roman" w:cs="Times New Roman"/>
+                <w:sz w:val="20"/>
+                <w:szCs w:val="20"/>
+              </w:rPr>
+              <w:t>enable systematic,</w:t>
+            </w:r>
+            <w:r>
+              <w:rPr>
+                <w:rFonts w:ascii="Times New Roman" w:hAnsi="Times New Roman" w:cs="Times New Roman"/>
+                <w:sz w:val="20"/>
+                <w:szCs w:val="20"/>
+              </w:rPr>
+              <w:t xml:space="preserve"> structured analysis.</w:t>
+            </w:r>
+          </w:p>
+        </w:tc>
+        <w:tc>
+          <w:tcPr>
+            <w:tcW w:w="1667" w:type="pct"/>
+          </w:tcPr>
+          <w:p>
+            <w:pPr>
+              <w:jc w:val="center"/>
+              <w:rPr>
+                <w:rFonts w:ascii="Times New Roman" w:hAnsi="Times New Roman" w:cs="Times New Roman"/>
+                <w:sz w:val="20"/>
+                <w:szCs w:val="20"/>
+              </w:rPr>
+            </w:pPr>
+            <w:r>
+              <w:rPr>
+                <w:rFonts w:ascii="Times New Roman" w:hAnsi="Times New Roman" w:cs="Times New Roman"/>
+                <w:sz w:val="20"/>
+                <w:szCs w:val="20"/>
+              </w:rPr>
+              <w:t>2011-2023</w:t>
+            </w:r>
+          </w:p>
+        </w:tc>
+      </w:tr>
+      <w:tr>
+        <w:tc>
+          <w:tcPr>
+            <w:tcW w:w="1666" w:type="pct"/>
+          </w:tcPr>
+          <w:p>
+            <w:pPr>
+              <w:rPr>
+                <w:rFonts w:ascii="Times New Roman" w:hAnsi="Times New Roman" w:cs="Times New Roman"/>
+                <w:sz w:val="20"/>
+                <w:szCs w:val="20"/>
+              </w:rPr>
+            </w:pPr>
+            <w:r>
+              <w:rPr>
+                <w:rFonts w:ascii="Times New Roman" w:hAnsi="Times New Roman" w:cs="Times New Roman"/>
+                <w:sz w:val="20"/>
+                <w:szCs w:val="20"/>
+              </w:rPr>
+              <w:fldChar w:fldCharType="begin" w:fldLock="1"/>
+            </w:r>
+            <w:r>
+              <w:rPr>
+                <w:rFonts w:ascii="Times New Roman" w:hAnsi="Times New Roman" w:cs="Times New Roman"/>
+                <w:sz w:val="20"/>
+                <w:szCs w:val="20"/>
+              </w:rPr>
+              <w:instrText>ADDIN CSL_CITATION {"citationItems":[{"id":"ITEM-1","itemData":{"DOI":"10.14569/IJACSA.2024.0150713","ISSN":"21565570","abstract":"The stock market represents the financial pulse of economies and is an important part of the global financial system. It allows people to buy and sell shares in publicly held corporations. It serves as a platform for investors to trade ownership in businesses, enabling companies to raise capital for expansion and operations. However, the stock market can be very risky for any investor because of the fluctuating prices and uncertainties of the market. Integrating deep learning into stock market analysis enables researchers and practitioners to gain a deeper understanding of the trends and variations that will improve investment decisions. Recent advancements in the area of deep learning, more specifically with the invention of transformer-based models, have revolutionized research in stock market prediction. The Temporal Fusion Transformer (TFT) was introduced as a model that uses self-attention mechanisms to capture complex temporal dynamics across multiple time-series sequences. This study investigates feature engineering and technical data integrated into the TFT models to improve short-term stock market prediction. The Variance Inflation Factor (VIF) was used to quantify the severity of multicollinearity in the dataset. Evaluation metrics were used to evaluate TFT models’ effectiveness in improving the accuracy of stock market forecasting compared to other transformer models and traditional statistical Naïve models used as baselines. The results prove that TFT models excel in forecasting by effectively identifying multiple patterns, resulting in better predictive accuracy. Furthermore, considering the unique patterns of individual stocks, TFT obtained a remarkable SMAPE of 0.0022.","author":[{"dropping-particle":"","family":"Hartanto","given":"Standy","non-dropping-particle":"","parse-names":false,"suffix":""},{"dropping-particle":"","family":"Gunawan","given":"Alexander Agung Santoso","non-dropping-particle":"","parse-names":false,"suffix":""}],"container-title":"International Journal of Advanced Computer Science and Applications","id":"ITEM-1","issue":"7","issued":{"date-parts":[["2024"]]},"number-of-pages":"140-148","title":"Temporal Fusion Transformers for Enhanced Multivariate Time Series Forecasting of Indonesian Stock Prices","type":"report","volume":"15"},"uris":["http://www.mendeley.com/documents/?uuid=9a461bd1-75ae-3c3a-b02a-7690ee3ea873"]}],"mendeley":{"formattedCitation":"(S. Hartanto &amp; Gunawan, 2024)","plainTextFormattedCitation":"(S. Hartanto &amp; Gunawan, 2024)","previouslyFormattedCitation":"(S. Hartanto &amp; Gunawan, 2024)"},"properties":{"noteIndex":0},"schema":"https://github.com/citation-style-language/schema/raw/master/csl-citation.json"}</w:instrText>
+            </w:r>
+            <w:r>
+              <w:rPr>
+                <w:rFonts w:ascii="Times New Roman" w:hAnsi="Times New Roman" w:cs="Times New Roman"/>
+                <w:sz w:val="20"/>
+                <w:szCs w:val="20"/>
+              </w:rPr>
+              <w:fldChar w:fldCharType="separate"/>
+            </w:r>
+            <w:r>
+              <w:rPr>
+                <w:rFonts w:ascii="Times New Roman" w:hAnsi="Times New Roman" w:cs="Times New Roman"/>
+                <w:noProof/>
+                <w:sz w:val="20"/>
+                <w:szCs w:val="20"/>
+              </w:rPr>
+              <w:t>(S. Hartanto &amp; Gunawan, 2024)</w:t>
+            </w:r>
+            <w:r>
+              <w:rPr>
+                <w:rFonts w:ascii="Times New Roman" w:hAnsi="Times New Roman" w:cs="Times New Roman"/>
+                <w:sz w:val="20"/>
+                <w:szCs w:val="20"/>
+              </w:rPr>
+              <w:fldChar w:fldCharType="end"/>
+            </w:r>
+          </w:p>
+        </w:tc>
+        <w:tc>
+          <w:tcPr>
+            <w:tcW w:w="1667" w:type="pct"/>
+          </w:tcPr>
+          <w:p>
+            <w:pPr>
+              <w:rPr>
+                <w:rFonts w:ascii="Times New Roman" w:hAnsi="Times New Roman" w:cs="Times New Roman"/>
+                <w:sz w:val="20"/>
+                <w:szCs w:val="20"/>
+              </w:rPr>
+            </w:pPr>
+            <w:r>
+              <w:rPr>
+                <w:rFonts w:ascii="Times New Roman" w:hAnsi="Times New Roman" w:cs="Times New Roman"/>
+                <w:sz w:val="20"/>
+                <w:szCs w:val="20"/>
+              </w:rPr>
+              <w:t>This review aims to enhance stock market prediction using deep learning models by investigating the integration of technical indicators into the Temporal Fusion Transformer (TFT). The study explores forecasting strategies to generate more accurate insights for informed investment decision-making.</w:t>
+            </w:r>
+          </w:p>
+        </w:tc>
+        <w:tc>
+          <w:tcPr>
+            <w:tcW w:w="1667" w:type="pct"/>
+          </w:tcPr>
+          <w:p>
+            <w:pPr>
+              <w:jc w:val="center"/>
+              <w:rPr>
+                <w:rFonts w:ascii="Times New Roman" w:hAnsi="Times New Roman" w:cs="Times New Roman"/>
+                <w:sz w:val="20"/>
+                <w:szCs w:val="20"/>
+              </w:rPr>
+            </w:pPr>
+            <w:r>
+              <w:rPr>
+                <w:rFonts w:ascii="Times New Roman" w:hAnsi="Times New Roman" w:cs="Times New Roman"/>
+                <w:sz w:val="20"/>
+                <w:szCs w:val="20"/>
+              </w:rPr>
+              <w:t>2019-2024</w:t>
+            </w:r>
+          </w:p>
+        </w:tc>
+      </w:tr>
+      <w:tr>
+        <w:tc>
+          <w:tcPr>
+            <w:tcW w:w="1666" w:type="pct"/>
+          </w:tcPr>
+          <w:p>
+            <w:pPr>
+              <w:rPr>
+                <w:rFonts w:ascii="Times New Roman" w:hAnsi="Times New Roman" w:cs="Times New Roman"/>
+                <w:sz w:val="20"/>
+                <w:szCs w:val="20"/>
+              </w:rPr>
+            </w:pPr>
+            <w:r>
+              <w:rPr>
+                <w:rFonts w:ascii="Times New Roman" w:hAnsi="Times New Roman" w:cs="Times New Roman"/>
+                <w:sz w:val="20"/>
+                <w:szCs w:val="20"/>
+              </w:rPr>
+              <w:fldChar w:fldCharType="begin" w:fldLock="1"/>
+            </w:r>
+            <w:r>
+              <w:rPr>
+                <w:rFonts w:ascii="Times New Roman" w:hAnsi="Times New Roman" w:cs="Times New Roman"/>
+                <w:sz w:val="20"/>
+                <w:szCs w:val="20"/>
+              </w:rPr>
+              <w:instrText>ADDIN CSL_CITATION {"citationItems":[{"id":"ITEM-1","itemData":{"DOI":"10.47738/jads.v5i4.421","ISSN":"27236471","abstract":"This study introduces a stacking technique that integrates machine learning (ML) and deep learning (DL) algorithms to enhance the accuracy of stock market trend predictions. The stacking model utilizes XGBoost and Random Forest as base models from the ML domain, while Logistic Regression and LSTM (Long Short-Term Memory) function as meta models to optimize predictive accuracy. A significant challenge in stock market data is class imbalance, where certain trends, such as stock price drops, are underrepresented. To mitigate this, we applied the Synthetic Minority Over-sampling Technique (SMOTE) to generate synthetic data for the minority class. This approach helps the model better capture patterns from the underrepresented data while preserving essential information from the majority class. The implementation of SMOTE, coupled with the stacking technique, yielded a substantial improvement in prediction accuracy. The results showed that the Random Forest algorithm achieved an accuracy of 85% with precision, recall, and F1-score all at 85%, while XGBoost and Logistic Regression achieved accuracies of 82% and 81% respectively. For the deep learning models, LSTM reached an accuracy of 83%, while the Stacking Meta Model with LSTM achieved an accuracy of 83% with slightly better precision and recall at 84%. The stacking model, with Logistic Regression as the meta model, ultimately achieved the highest accuracy of 86%, outperforming individual models such as SVM (Support Vector Machine), LSTM, Random Forest, and Logistic Regression (LR). These findings demonstrate the efficacy of combining SMOTE with stacking to address data imbalance and improve stock market predictions. The novelty of this study lies in the integration of advanced ML and DL models within a stacking framework to handle class imbalance in financial datasets. Future research will explore the deployment of this model in a real-time web-based application to support investor decision-making in stock market trend analysis.","author":[{"dropping-particle":"","family":"Munthe","given":"Ibnu Rasyid","non-dropping-particle":"","parse-names":false,"suffix":""},{"dropping-particle":"","family":"Rambe","given":"Bhakti Helvi","non-dropping-particle":"","parse-names":false,"suffix":""},{"dropping-particle":"","family":"Hanum","given":"Fauziah","non-dropping-particle":"","parse-names":false,"suffix":""},{"dropping-particle":"","family":"Amanda","given":"Ade Trya","non-dropping-particle":"","parse-names":false,"suffix":""},{"dropping-particle":"","family":"Hutagaol","given":"Anita Sri Rejeki","non-dropping-particle":"","parse-names":false,"suffix":""},{"dropping-particle":"","family":"Harianto","given":"Richi","non-dropping-particle":"","parse-names":false,"suffix":""}],"container-title":"Journal of Applied Data Sciences","id":"ITEM-1","issue":"4","issued":{"date-parts":[["2024","12","1"]]},"page":"2079-2091","publisher":"Bright Publisher","title":"Implementation of Stacking Technique Combining Machine Learning and Deep Learning Algorithms Using SMOTE to Improve Stock Market Prediction Accuracy","type":"article-journal","volume":"5"},"uris":["http://www.mendeley.com/documents/?uuid=54f43eb5-24ea-304e-a932-f26dc070204c"]}],"mendeley":{"formattedCitation":"(Munthe et al., 2024)","plainTextFormattedCitation":"(Munthe et al., 2024)","previouslyFormattedCitation":"(Munthe et al., 2024)"},"properties":{"noteIndex":0},"schema":"https://github.com/citation-style-language/schema/raw/master/csl-citation.json"}</w:instrText>
+            </w:r>
+            <w:r>
+              <w:rPr>
+                <w:rFonts w:ascii="Times New Roman" w:hAnsi="Times New Roman" w:cs="Times New Roman"/>
+                <w:sz w:val="20"/>
+                <w:szCs w:val="20"/>
+              </w:rPr>
+              <w:fldChar w:fldCharType="separate"/>
+            </w:r>
+            <w:r>
+              <w:rPr>
+                <w:rFonts w:ascii="Times New Roman" w:hAnsi="Times New Roman" w:cs="Times New Roman"/>
+                <w:noProof/>
+                <w:sz w:val="20"/>
+                <w:szCs w:val="20"/>
+              </w:rPr>
+              <w:t>(Munthe et al., 2024)</w:t>
+            </w:r>
+            <w:r>
+              <w:rPr>
+                <w:rFonts w:ascii="Times New Roman" w:hAnsi="Times New Roman" w:cs="Times New Roman"/>
+                <w:sz w:val="20"/>
+                <w:szCs w:val="20"/>
+              </w:rPr>
+              <w:fldChar w:fldCharType="end"/>
+            </w:r>
+          </w:p>
+        </w:tc>
+        <w:tc>
+          <w:tcPr>
+            <w:tcW w:w="1667" w:type="pct"/>
+          </w:tcPr>
+          <w:p>
+            <w:pPr>
+              <w:rPr>
+                <w:rFonts w:ascii="Times New Roman" w:hAnsi="Times New Roman" w:cs="Times New Roman"/>
+                <w:sz w:val="20"/>
+                <w:szCs w:val="20"/>
+              </w:rPr>
+            </w:pPr>
+            <w:r>
+              <w:rPr>
+                <w:rFonts w:ascii="Times New Roman" w:hAnsi="Times New Roman" w:cs="Times New Roman"/>
+                <w:sz w:val="20"/>
+                <w:szCs w:val="20"/>
+              </w:rPr>
+              <w:t xml:space="preserve">This review aims to improve the accuracy of stock market trend prediction </w:t>
+            </w:r>
+            <w:r>
+              <w:rPr>
+                <w:rFonts w:ascii="Times New Roman" w:hAnsi="Times New Roman" w:cs="Times New Roman"/>
+                <w:sz w:val="20"/>
+                <w:szCs w:val="20"/>
+              </w:rPr>
+              <w:t>by applying advanced techniques and addressing class imbalance in financial datasets using</w:t>
+            </w:r>
+            <w:r>
+              <w:rPr>
+                <w:rFonts w:ascii="Times New Roman" w:hAnsi="Times New Roman" w:cs="Times New Roman"/>
+                <w:sz w:val="20"/>
+                <w:szCs w:val="20"/>
+              </w:rPr>
+              <w:t xml:space="preserve"> SMOTE. It emphasizes </w:t>
+            </w:r>
+            <w:r>
+              <w:rPr>
+                <w:rFonts w:ascii="Times New Roman" w:hAnsi="Times New Roman" w:cs="Times New Roman"/>
+                <w:sz w:val="20"/>
+                <w:szCs w:val="20"/>
+              </w:rPr>
+              <w:t>integrating</w:t>
+            </w:r>
+            <w:r>
+              <w:rPr>
+                <w:rFonts w:ascii="Times New Roman" w:hAnsi="Times New Roman" w:cs="Times New Roman"/>
+                <w:sz w:val="20"/>
+                <w:szCs w:val="20"/>
+              </w:rPr>
+              <w:t xml:space="preserve"> machine learning and deep learning models within a stacked framework to enhance predictive performance.</w:t>
+            </w:r>
+          </w:p>
+        </w:tc>
+        <w:tc>
+          <w:tcPr>
+            <w:tcW w:w="1667" w:type="pct"/>
+          </w:tcPr>
+          <w:p>
+            <w:pPr>
+              <w:jc w:val="center"/>
+              <w:rPr>
+                <w:rFonts w:ascii="Times New Roman" w:hAnsi="Times New Roman" w:cs="Times New Roman"/>
+                <w:sz w:val="20"/>
+                <w:szCs w:val="20"/>
+              </w:rPr>
+            </w:pPr>
+            <w:r>
+              <w:rPr>
+                <w:rFonts w:ascii="Times New Roman" w:hAnsi="Times New Roman" w:cs="Times New Roman"/>
+                <w:sz w:val="20"/>
+                <w:szCs w:val="20"/>
+              </w:rPr>
+              <w:t xml:space="preserve">No </w:t>
+            </w:r>
+            <w:r>
+              <w:rPr>
+                <w:rFonts w:ascii="Times New Roman" w:hAnsi="Times New Roman" w:cs="Times New Roman"/>
+                <w:sz w:val="20"/>
+                <w:szCs w:val="20"/>
+              </w:rPr>
+              <w:t>mention</w:t>
+            </w:r>
+            <w:r>
+              <w:rPr>
+                <w:rFonts w:ascii="Times New Roman" w:hAnsi="Times New Roman" w:cs="Times New Roman"/>
+                <w:sz w:val="20"/>
+                <w:szCs w:val="20"/>
+              </w:rPr>
+              <w:t>.</w:t>
+            </w:r>
+          </w:p>
+        </w:tc>
+      </w:tr>
+      <w:tr>
+        <w:tc>
+          <w:tcPr>
+            <w:tcW w:w="1666" w:type="pct"/>
+          </w:tcPr>
+          <w:p>
+            <w:pPr>
+              <w:rPr>
+                <w:rFonts w:ascii="Times New Roman" w:hAnsi="Times New Roman" w:cs="Times New Roman"/>
+                <w:sz w:val="20"/>
+                <w:szCs w:val="20"/>
+              </w:rPr>
+            </w:pPr>
+            <w:r>
+              <w:rPr>
+                <w:rFonts w:ascii="Times New Roman" w:hAnsi="Times New Roman" w:cs="Times New Roman"/>
+                <w:sz w:val="20"/>
+                <w:szCs w:val="20"/>
+              </w:rPr>
+              <w:fldChar w:fldCharType="begin" w:fldLock="1"/>
+            </w:r>
+            <w:r>
+              <w:rPr>
+                <w:rFonts w:ascii="Times New Roman" w:hAnsi="Times New Roman" w:cs="Times New Roman"/>
+                <w:sz w:val="20"/>
+                <w:szCs w:val="20"/>
+              </w:rPr>
+              <w:instrText>ADDIN CSL_CITATION {"citationItems":[{"id":"ITEM-1","itemData":{"DOI":"10.52088/ijesty.v5i1.708","ISSN":"27752674","abstract":"This study aims to develop a stock price prediction system for Netflix using the Simple Exponential Smoothing and Weighted Moving Average methods and evaluate the accuracy of both methods. The system provides future stock price estimates based on historical data and includes evaluation metrics such as Mean Absolute Error and Mean Absolute Percentage Error. The implementation results show that SES achieved an MAE of 4.40 and a MAPE of 1.08%, while WMA resulted in an MAE of 8.65 and a MAPE of 2.11%. These findings indicate that SES is more effective in predicting stock prices with lower error rates, particularly for stable historical data. In contrast, WMA is more responsive to short-term trends but less accurate overall. Based on the results, SES is recommended as the developed system's primary method for stock price prediction.","author":[{"dropping-particle":"","family":"Sadewa","given":"Bima","non-dropping-particle":"","parse-names":false,"suffix":""},{"dropping-particle":"","family":"Safwandi","given":"","non-dropping-particle":"","parse-names":false,"suffix":""},{"dropping-particle":"","family":"Fajriana","given":"","non-dropping-particle":"","parse-names":false,"suffix":""}],"container-title":"International Journal of Engineering, Science and Information Technology","id":"ITEM-1","issue":"1","issued":{"date-parts":[["2025"]]},"page":"264-271","publisher":"Malikussaleh University","title":"Implementation of Simple Exponential Smoothing and Weighted Moving Average in Predicting Netflix Stock Prices","type":"article-journal","volume":"5"},"uris":["http://www.mendeley.com/documents/?uuid=83243fd5-553f-38a7-8217-b314eb68aef6"]}],"mendeley":{"formattedCitation":"(Sadewa et al., 2025)","plainTextFormattedCitation":"(Sadewa et al., 2025)","previouslyFormattedCitation":"(Sadewa et al., 2025)"},"properties":{"noteIndex":0},"schema":"https://github.com/citation-style-language/schema/raw/master/csl-citation.json"}</w:instrText>
+            </w:r>
+            <w:r>
+              <w:rPr>
+                <w:rFonts w:ascii="Times New Roman" w:hAnsi="Times New Roman" w:cs="Times New Roman"/>
+                <w:sz w:val="20"/>
+                <w:szCs w:val="20"/>
+              </w:rPr>
+              <w:fldChar w:fldCharType="separate"/>
+            </w:r>
+            <w:r>
+              <w:rPr>
+                <w:rFonts w:ascii="Times New Roman" w:hAnsi="Times New Roman" w:cs="Times New Roman"/>
+                <w:noProof/>
+                <w:sz w:val="20"/>
+                <w:szCs w:val="20"/>
+              </w:rPr>
+              <w:t>(Sadewa et al., 2025)</w:t>
+            </w:r>
+            <w:r>
+              <w:rPr>
+                <w:rFonts w:ascii="Times New Roman" w:hAnsi="Times New Roman" w:cs="Times New Roman"/>
+                <w:sz w:val="20"/>
+                <w:szCs w:val="20"/>
+              </w:rPr>
+              <w:fldChar w:fldCharType="end"/>
+            </w:r>
+          </w:p>
+        </w:tc>
+        <w:tc>
+          <w:tcPr>
+            <w:tcW w:w="1667" w:type="pct"/>
+          </w:tcPr>
+          <w:p>
+            <w:pPr>
+              <w:rPr>
+                <w:rFonts w:ascii="Times New Roman" w:hAnsi="Times New Roman" w:cs="Times New Roman"/>
+                <w:sz w:val="20"/>
+                <w:szCs w:val="20"/>
+              </w:rPr>
+            </w:pPr>
+            <w:r>
+              <w:rPr>
+                <w:rFonts w:ascii="Times New Roman" w:hAnsi="Times New Roman" w:cs="Times New Roman"/>
+                <w:sz w:val="20"/>
+                <w:szCs w:val="20"/>
+              </w:rPr>
+              <w:t>This study aims to develop a stock price prediction system for Netflix by evaluating the accuracy of the Simple Exponential Smoothing and Weighted Moving Average methods. The research is motivated by the increasing public interest in stock investment, highlighting the need for reliable forecasting models to support data-driven investment decision-making.</w:t>
+            </w:r>
+          </w:p>
+        </w:tc>
+        <w:tc>
+          <w:tcPr>
+            <w:tcW w:w="1667" w:type="pct"/>
+          </w:tcPr>
+          <w:p>
+            <w:pPr>
+              <w:jc w:val="center"/>
+              <w:rPr>
+                <w:rFonts w:ascii="Times New Roman" w:hAnsi="Times New Roman" w:cs="Times New Roman"/>
+                <w:sz w:val="20"/>
+                <w:szCs w:val="20"/>
+              </w:rPr>
+            </w:pPr>
+            <w:r>
+              <w:rPr>
+                <w:rFonts w:ascii="Times New Roman" w:hAnsi="Times New Roman" w:cs="Times New Roman"/>
+                <w:sz w:val="20"/>
+                <w:szCs w:val="20"/>
+              </w:rPr>
+              <w:t>2019-2024</w:t>
+            </w:r>
+          </w:p>
+        </w:tc>
+      </w:tr>
+      <w:tr>
+        <w:tc>
+          <w:tcPr>
+            <w:tcW w:w="1666" w:type="pct"/>
+          </w:tcPr>
+          <w:p>
+            <w:pPr>
+              <w:rPr>
+                <w:rFonts w:ascii="Times New Roman" w:hAnsi="Times New Roman" w:cs="Times New Roman"/>
+                <w:sz w:val="20"/>
+                <w:szCs w:val="20"/>
+              </w:rPr>
+            </w:pPr>
+            <w:r>
+              <w:rPr>
+                <w:rFonts w:ascii="Times New Roman" w:hAnsi="Times New Roman" w:cs="Times New Roman"/>
+                <w:sz w:val="20"/>
+                <w:szCs w:val="20"/>
+              </w:rPr>
+              <w:fldChar w:fldCharType="begin" w:fldLock="1"/>
+            </w:r>
+            <w:r>
+              <w:rPr>
+                <w:rFonts w:ascii="Times New Roman" w:hAnsi="Times New Roman" w:cs="Times New Roman"/>
+                <w:sz w:val="20"/>
+                <w:szCs w:val="20"/>
+              </w:rPr>
+              <w:instrText>ADDIN CSL_CITATION {"citationItems":[{"id":"ITEM-1","itemData":{"DOI":"10.47738/jads.v6i1.514","ISSN":"27236471","abstract":"Predicting Sharia stock prices is complex because it has high volatility and non-linear data patterns. To improve the accuracy of the forecast, the right technique is needed according to the existing data pattern. One of the techniques currently developing is integrating (hybrid) two forecasting models. This study proposes a hybrid autoregressive integrated moving average (ARIMA) and long short-term memory (LSTM) model with the locally weighted scatterplot smoothing (lowess) linear regression technique. This model is designed by creating a linear regression between the actual value and the predicted results of the ARIMA and LSTM models using the Lowess technique. The dataset used here is the closing stock prices of four Indonesian Islamic banking companies. The hybrid ARIMA-LSTM model with lowess linear regression significantly outperforms the individual ARIMA and LSTM models because it produces better performance metrics, namely mean square error (MSE), root mean square error (RMSE), mean absolute error (MAE), and mean absolute percentage error (MAPE), for training and testing datasets. The proposed hybrid model effectively reduces noise, and the model can capture complex patterns in the Sharia stock price dataset, and the prediction results are more accurate. The accuracy values for training data and data testing datasets were respectively 97.6% and 98.3% (BANK. JK), 98.3% and 98.2% (BRIS. JK), 99.4% and 99.5% (BTPN. JK), and 97.7% and 99.3% (PNBS. JK).","author":[{"dropping-particle":"","family":"Gunaryati","given":"Aris","non-dropping-particle":"","parse-names":false,"suffix":""},{"dropping-particle":"","family":"Mutiara","given":"Achmad Benny","non-dropping-particle":"","parse-names":false,"suffix":""},{"dropping-particle":"","family":"Puspitodjati","given":"Sulistyo","non-dropping-particle":"","parse-names":false,"suffix":""}],"container-title":"Journal of Applied Data Sciences","id":"ITEM-1","issue":"1","issued":{"date-parts":[["2025","1","1"]]},"page":"683-694","publisher":"Bright Publisher","title":"Enhancing Sharia Stock Price Forecasting using a Hybrid ARIMA-LSTM with Locally Weighted Scatterplot Smoothing Regression Approach","type":"article-journal","volume":"6"},"uris":["http://www.mendeley.com/documents/?uuid=d7319cae-cda0-34fb-9499-99b8425e3cb5"]}],"mendeley":{"formattedCitation":"(Gunaryati et al., 2025)","plainTextFormattedCitation":"(Gunaryati et al., 2025)"},"properties":{"noteIndex":0},"schema":"https://github.com/citation-style-language/schema/raw/master/csl-citation.json"}</w:instrText>
+            </w:r>
+            <w:r>
+              <w:rPr>
+                <w:rFonts w:ascii="Times New Roman" w:hAnsi="Times New Roman" w:cs="Times New Roman"/>
+                <w:sz w:val="20"/>
+                <w:szCs w:val="20"/>
+              </w:rPr>
+              <w:fldChar w:fldCharType="separate"/>
+            </w:r>
+            <w:r>
+              <w:rPr>
+                <w:rFonts w:ascii="Times New Roman" w:hAnsi="Times New Roman" w:cs="Times New Roman"/>
+                <w:noProof/>
+                <w:sz w:val="20"/>
+                <w:szCs w:val="20"/>
+              </w:rPr>
+              <w:t>(Gunaryati et al., 2025)</w:t>
+            </w:r>
+            <w:r>
+              <w:rPr>
+                <w:rFonts w:ascii="Times New Roman" w:hAnsi="Times New Roman" w:cs="Times New Roman"/>
+                <w:sz w:val="20"/>
+                <w:szCs w:val="20"/>
+              </w:rPr>
+              <w:fldChar w:fldCharType="end"/>
+            </w:r>
+          </w:p>
+        </w:tc>
+        <w:tc>
+          <w:tcPr>
+            <w:tcW w:w="1667" w:type="pct"/>
+          </w:tcPr>
+          <w:p>
+            <w:pPr>
+              <w:rPr>
+                <w:rFonts w:ascii="Times New Roman" w:hAnsi="Times New Roman" w:cs="Times New Roman"/>
+                <w:sz w:val="20"/>
+                <w:szCs w:val="20"/>
+              </w:rPr>
+            </w:pPr>
+            <w:r>
+              <w:rPr>
+                <w:rFonts w:ascii="Times New Roman" w:hAnsi="Times New Roman" w:cs="Times New Roman"/>
+                <w:sz w:val="20"/>
+                <w:szCs w:val="20"/>
+              </w:rPr>
+              <w:t xml:space="preserve">This review aims to improve the accuracy of Sharia-compliant stock price forecasting by proposing a hybrid ARIMA–LSTM model integrated with </w:t>
+            </w:r>
+            <w:r>
+              <w:rPr>
+                <w:rFonts w:ascii="Times New Roman" w:hAnsi="Times New Roman" w:cs="Times New Roman"/>
+                <w:sz w:val="20"/>
+                <w:szCs w:val="20"/>
+              </w:rPr>
+              <w:t>LOWESS regression</w:t>
+            </w:r>
+            <w:r>
+              <w:rPr>
+                <w:rFonts w:ascii="Times New Roman" w:hAnsi="Times New Roman" w:cs="Times New Roman"/>
+                <w:sz w:val="20"/>
+                <w:szCs w:val="20"/>
+              </w:rPr>
+              <w:t>. The study addresses the challenges of high volatility and non-linear patterns inherent in stock price data.</w:t>
+            </w:r>
+          </w:p>
+        </w:tc>
+        <w:tc>
+          <w:tcPr>
+            <w:tcW w:w="1667" w:type="pct"/>
+          </w:tcPr>
+          <w:p>
+            <w:pPr>
+              <w:jc w:val="center"/>
+              <w:rPr>
+                <w:rFonts w:ascii="Times New Roman" w:hAnsi="Times New Roman" w:cs="Times New Roman"/>
+                <w:sz w:val="20"/>
+                <w:szCs w:val="20"/>
+              </w:rPr>
+            </w:pPr>
+            <w:r>
+              <w:rPr>
+                <w:rFonts w:ascii="Times New Roman" w:hAnsi="Times New Roman" w:cs="Times New Roman"/>
+                <w:sz w:val="20"/>
+                <w:szCs w:val="20"/>
+              </w:rPr>
+              <w:t xml:space="preserve">No </w:t>
+            </w:r>
+            <w:r>
+              <w:rPr>
+                <w:rFonts w:ascii="Times New Roman" w:hAnsi="Times New Roman" w:cs="Times New Roman"/>
+                <w:sz w:val="20"/>
+                <w:szCs w:val="20"/>
+              </w:rPr>
+              <w:t>mention</w:t>
+            </w:r>
+            <w:r>
+              <w:rPr>
+                <w:rFonts w:ascii="Times New Roman" w:hAnsi="Times New Roman" w:cs="Times New Roman"/>
+                <w:sz w:val="20"/>
+                <w:szCs w:val="20"/>
+              </w:rPr>
+              <w:t>.</w:t>
             </w:r>
           </w:p>
         </w:tc>
@@ -5898,63 +5791,62 @@
           <w:rFonts w:ascii="Times New Roman" w:hAnsi="Times New Roman" w:cs="Times New Roman"/>
           <w:sz w:val="20"/>
           <w:szCs w:val="20"/>
-          <w:lang w:eastAsia="ja-JP"/>
         </w:rPr>
       </w:pPr>
     </w:p>
     <w:p>
       <w:pPr>
         <w:spacing w:after="0" w:line="240" w:lineRule="auto"/>
-        <w:jc w:val="center"/>
-        <w:rPr>
-          <w:rFonts w:ascii="Times New Roman" w:hAnsi="Times New Roman" w:cs="Times New Roman"/>
-          <w:sz w:val="20"/>
-          <w:szCs w:val="20"/>
-        </w:rPr>
-      </w:pPr>
+        <w:jc w:val="both"/>
+        <w:rPr>
+          <w:rFonts w:ascii="Times New Roman" w:hAnsi="Times New Roman" w:cs="Times New Roman"/>
+          <w:sz w:val="20"/>
+          <w:szCs w:val="20"/>
+        </w:rPr>
+      </w:pPr>
+      <w:r>
+        <w:rPr>
+          <w:rFonts w:ascii="Times New Roman" w:hAnsi="Times New Roman" w:cs="Times New Roman"/>
+          <w:sz w:val="20"/>
+          <w:szCs w:val="20"/>
+        </w:rPr>
+        <w:t>This section describes the results of the study. Results should be presented clearly and concisely. Authors should explore the novelty or contribution of the research to the literature used. Present clearly the results of testing, analysis</w:t>
+      </w:r>
+      <w:r>
+        <w:rPr>
+          <w:rFonts w:ascii="Times New Roman" w:hAnsi="Times New Roman" w:cs="Times New Roman"/>
+          <w:sz w:val="20"/>
+          <w:szCs w:val="20"/>
+        </w:rPr>
+        <w:t>, and discussion using primary, relevant,</w:t>
+      </w:r>
+      <w:r>
+        <w:rPr>
+          <w:rFonts w:ascii="Times New Roman" w:hAnsi="Times New Roman" w:cs="Times New Roman"/>
+          <w:sz w:val="20"/>
+          <w:szCs w:val="20"/>
+        </w:rPr>
+        <w:t xml:space="preserve"> and up-to-date references.</w:t>
+      </w:r>
     </w:p>
     <w:p>
       <w:pPr>
         <w:spacing w:after="0" w:line="240" w:lineRule="auto"/>
-        <w:rPr>
-          <w:rFonts w:ascii="Times New Roman" w:hAnsi="Times New Roman" w:cs="Times New Roman"/>
-          <w:b/>
-          <w:bCs/>
-          <w:sz w:val="20"/>
-          <w:szCs w:val="20"/>
-        </w:rPr>
-      </w:pPr>
-    </w:p>
-    <w:p>
-      <w:pPr>
-        <w:spacing w:after="0" w:line="240" w:lineRule="auto"/>
-        <w:rPr>
-          <w:rFonts w:ascii="Times New Roman" w:hAnsi="Times New Roman" w:cs="Times New Roman"/>
-          <w:color w:val="A6A6A6" w:themeColor="background1" w:themeShade="A6"/>
-          <w:sz w:val="20"/>
-          <w:szCs w:val="20"/>
-        </w:rPr>
-      </w:pPr>
-    </w:p>
-    <w:p>
-      <w:pPr>
-        <w:spacing w:after="0" w:line="240" w:lineRule="auto"/>
-        <w:jc w:val="center"/>
-        <w:rPr>
-          <w:rFonts w:ascii="Times New Roman" w:hAnsi="Times New Roman" w:cs="Times New Roman"/>
-          <w:color w:val="C00000"/>
-          <w:sz w:val="16"/>
-          <w:szCs w:val="16"/>
-        </w:rPr>
-      </w:pPr>
-      <w:r>
-        <w:rPr>
-          <w:rFonts w:ascii="Times New Roman" w:hAnsi="Times New Roman" w:cs="Times New Roman"/>
-          <w:color w:val="C00000"/>
-          <w:sz w:val="16"/>
-          <w:szCs w:val="16"/>
-        </w:rPr>
-        <w:t xml:space="preserve">(Table center title, </w:t>
+        <w:ind w:firstLine="567"/>
+        <w:jc w:val="both"/>
+        <w:rPr>
+          <w:rFonts w:ascii="Times New Roman" w:hAnsi="Times New Roman" w:cs="Times New Roman"/>
+          <w:sz w:val="20"/>
+          <w:szCs w:val="20"/>
+        </w:rPr>
+      </w:pPr>
+      <w:r>
+        <w:rPr>
+          <w:rFonts w:ascii="Times New Roman" w:hAnsi="Times New Roman" w:cs="Times New Roman"/>
+          <w:sz w:val="20"/>
+          <w:szCs w:val="20"/>
+        </w:rPr>
+        <w:t xml:space="preserve">Figures and tables must be placed as close as possible to their reference points in the text and must be numbered sequentially as they appear in the text. </w:t>
       </w:r>
       <w:r>
         <w:rPr>
@@ -5962,10 +5854,18 @@
           <w:b/>
           <w:bCs/>
           <w:color w:val="C00000"/>
-          <w:sz w:val="16"/>
-          <w:szCs w:val="16"/>
-        </w:rPr>
-        <w:t xml:space="preserve">no </w:t>
+          <w:sz w:val="20"/>
+          <w:szCs w:val="20"/>
+        </w:rPr>
+        <w:t>All Figures and Tables must have a title (minimum 2 words) and must be referred to from within the description of the tables and figures</w:t>
+      </w:r>
+      <w:r>
+        <w:rPr>
+          <w:rFonts w:ascii="Times New Roman" w:hAnsi="Times New Roman" w:cs="Times New Roman"/>
+          <w:sz w:val="20"/>
+          <w:szCs w:val="20"/>
+        </w:rPr>
+        <w:t xml:space="preserve">. In this case it must be added and numbered sequentially in decimal numbers with descriptive information. </w:t>
       </w:r>
       <w:r>
         <w:rPr>
@@ -5973,127 +5873,18 @@
           <w:b/>
           <w:bCs/>
           <w:color w:val="C00000"/>
-          <w:sz w:val="16"/>
-          <w:szCs w:val="16"/>
-          <w:lang w:val="en-US"/>
-        </w:rPr>
-        <w:t>V</w:t>
-      </w:r>
-      <w:r>
-        <w:rPr>
-          <w:rFonts w:ascii="Times New Roman" w:hAnsi="Times New Roman" w:cs="Times New Roman"/>
-          <w:b/>
-          <w:bCs/>
-          <w:color w:val="C00000"/>
-          <w:sz w:val="16"/>
-          <w:szCs w:val="16"/>
-        </w:rPr>
-        <w:t xml:space="preserve">ertical </w:t>
-      </w:r>
-      <w:r>
-        <w:rPr>
-          <w:rFonts w:ascii="Times New Roman" w:hAnsi="Times New Roman" w:cs="Times New Roman"/>
-          <w:b/>
-          <w:bCs/>
-          <w:color w:val="C00000"/>
-          <w:sz w:val="16"/>
-          <w:szCs w:val="16"/>
-          <w:lang w:val="en-US"/>
-        </w:rPr>
-        <w:t>L</w:t>
-      </w:r>
-      <w:r>
-        <w:rPr>
-          <w:rFonts w:ascii="Times New Roman" w:hAnsi="Times New Roman" w:cs="Times New Roman"/>
-          <w:b/>
-          <w:bCs/>
-          <w:color w:val="C00000"/>
-          <w:sz w:val="16"/>
-          <w:szCs w:val="16"/>
-        </w:rPr>
-        <w:t>ine</w:t>
-      </w:r>
-      <w:r>
-        <w:rPr>
-          <w:rFonts w:ascii="Times New Roman" w:hAnsi="Times New Roman" w:cs="Times New Roman"/>
-          <w:color w:val="C00000"/>
-          <w:sz w:val="16"/>
-          <w:szCs w:val="16"/>
-        </w:rPr>
-        <w:t xml:space="preserve">, </w:t>
-      </w:r>
-      <w:r>
-        <w:rPr>
-          <w:rFonts w:ascii="Times New Roman" w:hAnsi="Times New Roman" w:cs="Times New Roman"/>
-          <w:b/>
-          <w:bCs/>
-          <w:color w:val="C00000"/>
-          <w:sz w:val="16"/>
-          <w:szCs w:val="16"/>
-        </w:rPr>
-        <w:t>TABLES are prohibited from being used as an PICTURE</w:t>
-      </w:r>
-      <w:r>
-        <w:rPr>
-          <w:rFonts w:ascii="Times New Roman" w:hAnsi="Times New Roman" w:cs="Times New Roman"/>
-          <w:color w:val="C00000"/>
-          <w:sz w:val="16"/>
-          <w:szCs w:val="16"/>
-        </w:rPr>
-        <w:t>)</w:t>
-      </w:r>
-    </w:p>
-    <w:p>
-      <w:pPr>
-        <w:spacing w:before="360" w:after="120" w:line="240" w:lineRule="auto"/>
-        <w:rPr>
-          <w:rFonts w:ascii="Times New Roman" w:hAnsi="Times New Roman" w:cs="Times New Roman"/>
-          <w:b/>
-          <w:sz w:val="26"/>
-          <w:szCs w:val="26"/>
-        </w:rPr>
-      </w:pPr>
-      <w:r>
-        <w:rPr>
-          <w:rFonts w:ascii="Times New Roman" w:hAnsi="Times New Roman" w:cs="Times New Roman"/>
-          <w:b/>
-          <w:sz w:val="26"/>
-          <w:szCs w:val="26"/>
-          <w:lang w:val="en-US"/>
-        </w:rPr>
-        <w:t xml:space="preserve">3. </w:t>
-      </w:r>
-      <w:r>
-        <w:rPr>
-          <w:rStyle w:val="longtext"/>
-          <w:rFonts w:ascii="Times New Roman" w:hAnsi="Times New Roman" w:cs="Times New Roman"/>
-          <w:b/>
-          <w:bCs/>
-          <w:sz w:val="26"/>
-          <w:szCs w:val="26"/>
-          <w:shd w:val="clear" w:color="auto" w:fill="FFFFFF"/>
-          <w:lang w:val="en-US"/>
-        </w:rPr>
-        <w:t>RESULTS AND DISCUSSION</w:t>
-      </w:r>
-    </w:p>
-    <w:p>
-      <w:pPr>
-        <w:spacing w:after="0" w:line="240" w:lineRule="auto"/>
-        <w:jc w:val="both"/>
-        <w:rPr>
-          <w:rFonts w:ascii="Times New Roman" w:hAnsi="Times New Roman" w:cs="Times New Roman"/>
-          <w:sz w:val="20"/>
-          <w:szCs w:val="20"/>
-        </w:rPr>
-      </w:pPr>
-      <w:r>
-        <w:rPr>
-          <w:rFonts w:ascii="Times New Roman" w:hAnsi="Times New Roman" w:cs="Times New Roman"/>
-          <w:sz w:val="20"/>
-          <w:szCs w:val="20"/>
-        </w:rPr>
-        <w:t>This section describes the results of the study. Results should be presented clearly and concisely. Authors should explore the novelty or contribution of the research to the literature used. Present clearly the results of testing, analysis and discussion using primary, relevant and up-to-date references.</w:t>
+          <w:sz w:val="20"/>
+          <w:szCs w:val="20"/>
+        </w:rPr>
+        <w:t>Avoid colorful images</w:t>
+      </w:r>
+      <w:r>
+        <w:rPr>
+          <w:rFonts w:ascii="Times New Roman" w:hAnsi="Times New Roman" w:cs="Times New Roman"/>
+          <w:sz w:val="20"/>
+          <w:szCs w:val="20"/>
+        </w:rPr>
+        <w:t>.</w:t>
       </w:r>
     </w:p>
     <w:p>
@@ -6102,64 +5893,6 @@
         <w:ind w:firstLine="567"/>
         <w:jc w:val="both"/>
         <w:rPr>
-          <w:rFonts w:ascii="Times New Roman" w:hAnsi="Times New Roman" w:cs="Times New Roman"/>
-          <w:sz w:val="20"/>
-          <w:szCs w:val="20"/>
-        </w:rPr>
-      </w:pPr>
-      <w:r>
-        <w:rPr>
-          <w:rFonts w:ascii="Times New Roman" w:hAnsi="Times New Roman" w:cs="Times New Roman"/>
-          <w:sz w:val="20"/>
-          <w:szCs w:val="20"/>
-        </w:rPr>
-        <w:t xml:space="preserve">Figures and tables must be placed as close as possible to their reference points in the text and must be numbered sequentially as they appear in the text. </w:t>
-      </w:r>
-      <w:r>
-        <w:rPr>
-          <w:rFonts w:ascii="Times New Roman" w:hAnsi="Times New Roman" w:cs="Times New Roman"/>
-          <w:b/>
-          <w:bCs/>
-          <w:color w:val="C00000"/>
-          <w:sz w:val="20"/>
-          <w:szCs w:val="20"/>
-        </w:rPr>
-        <w:t>All Figures and Tables must have a title (minimum 2 words) and must be referred to from within the description of the tables and figures</w:t>
-      </w:r>
-      <w:r>
-        <w:rPr>
-          <w:rFonts w:ascii="Times New Roman" w:hAnsi="Times New Roman" w:cs="Times New Roman"/>
-          <w:sz w:val="20"/>
-          <w:szCs w:val="20"/>
-        </w:rPr>
-        <w:t xml:space="preserve">. In this case it must be added and numbered sequentially in decimal numbers with descriptive information. </w:t>
-      </w:r>
-      <w:r>
-        <w:rPr>
-          <w:rFonts w:ascii="Times New Roman" w:hAnsi="Times New Roman" w:cs="Times New Roman"/>
-          <w:b/>
-          <w:bCs/>
-          <w:color w:val="C00000"/>
-          <w:sz w:val="20"/>
-          <w:szCs w:val="20"/>
-        </w:rPr>
-        <w:t>Avoid colorful images</w:t>
-      </w:r>
-      <w:r>
-        <w:rPr>
-          <w:rFonts w:ascii="Times New Roman" w:hAnsi="Times New Roman" w:cs="Times New Roman"/>
-          <w:sz w:val="20"/>
-          <w:szCs w:val="20"/>
-        </w:rPr>
-        <w:t>.</w:t>
-      </w:r>
-    </w:p>
-    <w:p>
-      <w:pPr>
-        <w:spacing w:after="0" w:line="240" w:lineRule="auto"/>
-        <w:ind w:firstLine="567"/>
-        <w:jc w:val="both"/>
-        <w:rPr>
           <w:rStyle w:val="longtext"/>
           <w:rFonts w:ascii="Times New Roman" w:hAnsi="Times New Roman" w:cs="Times New Roman"/>
           <w:color w:val="FF0000"/>
@@ -6175,6 +5908,7 @@
           <w:sz w:val="20"/>
           <w:szCs w:val="20"/>
         </w:rPr>
+        <w:lastRenderedPageBreak/>
         <w:t xml:space="preserve">This section contains the results and discussion of the results of the research, which can be made in advance of the research methodology. This section also represents explanations in the form of explanations, pictures, tables and others. The number of words in this section is around </w:t>
       </w:r>
       <w:r>
@@ -6466,7 +6200,7 @@
           <w:noProof/>
           <w:sz w:val="18"/>
         </w:rPr>
-        <w:t xml:space="preserve">Al-Alawi, A. I., &amp; Alshakhoori, N. (2024). Stock Price Prediction Using Artificial Intelligence: A Literature Review. </w:t>
+        <w:t xml:space="preserve">Ahmar, A. S., Singh, P. K., van Thanh, N., Tinh, N. V., &amp; Hieu, V. M. (2021). Prediction of BRIC stock price using ARIMA, SutteARIMA, and holt-winters. </w:t>
       </w:r>
       <w:r>
         <w:rPr>
@@ -6476,15 +6210,33 @@
           <w:noProof/>
           <w:sz w:val="18"/>
         </w:rPr>
-        <w:t>2024 ASU International Conference in Emerging Technologies for Sustainability and Intelligent Systems, ICETSIS 2024</w:t>
-      </w:r>
-      <w:r>
-        <w:rPr>
-          <w:rFonts w:ascii="Times New Roman" w:hAnsi="Times New Roman" w:cs="Times New Roman"/>
-          <w:noProof/>
-          <w:sz w:val="18"/>
-        </w:rPr>
-        <w:t>, 542–547. https://doi.org/10.1109/ICETSIS61505.2024.10459442</w:t>
+        <w:t>Computers, Materials and Continua</w:t>
+      </w:r>
+      <w:r>
+        <w:rPr>
+          <w:rFonts w:ascii="Times New Roman" w:hAnsi="Times New Roman" w:cs="Times New Roman"/>
+          <w:noProof/>
+          <w:sz w:val="18"/>
+        </w:rPr>
+        <w:t xml:space="preserve">, </w:t>
+      </w:r>
+      <w:r>
+        <w:rPr>
+          <w:rFonts w:ascii="Times New Roman" w:hAnsi="Times New Roman" w:cs="Times New Roman"/>
+          <w:i/>
+          <w:iCs/>
+          <w:noProof/>
+          <w:sz w:val="18"/>
+        </w:rPr>
+        <w:t>70</w:t>
+      </w:r>
+      <w:r>
+        <w:rPr>
+          <w:rFonts w:ascii="Times New Roman" w:hAnsi="Times New Roman" w:cs="Times New Roman"/>
+          <w:noProof/>
+          <w:sz w:val="18"/>
+        </w:rPr>
+        <w:t>(1), 523–534. https://doi.org/10.32604/cmc.2022.017068</w:t>
       </w:r>
     </w:p>
     <w:p>
@@ -6507,7 +6259,7 @@
           <w:noProof/>
           <w:sz w:val="18"/>
         </w:rPr>
-        <w:t xml:space="preserve">Arora, S., Pandey, A., &amp; Batta, K. (2024). Prediction of Stock Market Using Artificial Intelligence Application. In </w:t>
+        <w:t xml:space="preserve">Al-Alawi, A. I., &amp; Alshakhoori, N. (2024). Stock Price Prediction Using Artificial Intelligence: A Literature Review. </w:t>
       </w:r>
       <w:r>
         <w:rPr>
@@ -6517,15 +6269,15 @@
           <w:noProof/>
           <w:sz w:val="18"/>
         </w:rPr>
-        <w:t>Deep Learning Tools for Predicting Stock Market Movements</w:t>
-      </w:r>
-      <w:r>
-        <w:rPr>
-          <w:rFonts w:ascii="Times New Roman" w:hAnsi="Times New Roman" w:cs="Times New Roman"/>
-          <w:noProof/>
-          <w:sz w:val="18"/>
-        </w:rPr>
-        <w:t xml:space="preserve"> (pp. 185–202). https://doi.org/10.1002/9781394214334.ch8</w:t>
+        <w:t>2024 ASU International Conference in Emerging Technologies for Sustainability and Intelligent Systems, ICETSIS 2024</w:t>
+      </w:r>
+      <w:r>
+        <w:rPr>
+          <w:rFonts w:ascii="Times New Roman" w:hAnsi="Times New Roman" w:cs="Times New Roman"/>
+          <w:noProof/>
+          <w:sz w:val="18"/>
+        </w:rPr>
+        <w:t>, 542–547. https://doi.org/10.1109/ICETSIS61505.2024.10459442</w:t>
       </w:r>
     </w:p>
     <w:p>
@@ -6548,7 +6300,7 @@
           <w:noProof/>
           <w:sz w:val="18"/>
         </w:rPr>
-        <w:t xml:space="preserve">Gangthade, R. A. (2024). Stock Price Prediction Using Machine Learning. </w:t>
+        <w:t xml:space="preserve">Arora, S., Pandey, A., &amp; Batta, K. (2024). Prediction of Stock Market Using Artificial Intelligence Application. In </w:t>
       </w:r>
       <w:r>
         <w:rPr>
@@ -6558,33 +6310,15 @@
           <w:noProof/>
           <w:sz w:val="18"/>
         </w:rPr>
-        <w:t>International Journal for Research in Applied Science and Engineering Technology</w:t>
-      </w:r>
-      <w:r>
-        <w:rPr>
-          <w:rFonts w:ascii="Times New Roman" w:hAnsi="Times New Roman" w:cs="Times New Roman"/>
-          <w:noProof/>
-          <w:sz w:val="18"/>
-        </w:rPr>
-        <w:t xml:space="preserve">, </w:t>
-      </w:r>
-      <w:r>
-        <w:rPr>
-          <w:rFonts w:ascii="Times New Roman" w:hAnsi="Times New Roman" w:cs="Times New Roman"/>
-          <w:i/>
-          <w:iCs/>
-          <w:noProof/>
-          <w:sz w:val="18"/>
-        </w:rPr>
-        <w:t>12</w:t>
-      </w:r>
-      <w:r>
-        <w:rPr>
-          <w:rFonts w:ascii="Times New Roman" w:hAnsi="Times New Roman" w:cs="Times New Roman"/>
-          <w:noProof/>
-          <w:sz w:val="18"/>
-        </w:rPr>
-        <w:t>(4), 3472–3477. https://doi.org/10.22214/ijraset.2024.60725</w:t>
+        <w:t>Deep Learning Tools for Predicting Stock Market Movements</w:t>
+      </w:r>
+      <w:r>
+        <w:rPr>
+          <w:rFonts w:ascii="Times New Roman" w:hAnsi="Times New Roman" w:cs="Times New Roman"/>
+          <w:noProof/>
+          <w:sz w:val="18"/>
+        </w:rPr>
+        <w:t xml:space="preserve"> (pp. 185–202). https://doi.org/10.1002/9781394214334.ch8</w:t>
       </w:r>
     </w:p>
     <w:p>
@@ -6607,7 +6341,7 @@
           <w:noProof/>
           <w:sz w:val="18"/>
         </w:rPr>
-        <w:t xml:space="preserve">Gong, Y. (2022). The progress and state-of-art applications of machine learning for stock price prediction. </w:t>
+        <w:t xml:space="preserve">Budiharto, W. (2021). Data science approach to stock prices forecasting in Indonesia during Covid-19 using Long Short-Term Memory (LSTM). </w:t>
       </w:r>
       <w:r>
         <w:rPr>
@@ -6617,7 +6351,7 @@
           <w:noProof/>
           <w:sz w:val="18"/>
         </w:rPr>
-        <w:t>BCP Business &amp; Management</w:t>
+        <w:t>Journal of Big Data</w:t>
       </w:r>
       <w:r>
         <w:rPr>
@@ -6635,15 +6369,15 @@
           <w:noProof/>
           <w:sz w:val="18"/>
         </w:rPr>
-        <w:t>23</w:t>
-      </w:r>
-      <w:r>
-        <w:rPr>
-          <w:rFonts w:ascii="Times New Roman" w:hAnsi="Times New Roman" w:cs="Times New Roman"/>
-          <w:noProof/>
-          <w:sz w:val="18"/>
-        </w:rPr>
-        <w:t>, 537–542. https://doi.org/10.54691/bcpbm.v23i.1396</w:t>
+        <w:t>8</w:t>
+      </w:r>
+      <w:r>
+        <w:rPr>
+          <w:rFonts w:ascii="Times New Roman" w:hAnsi="Times New Roman" w:cs="Times New Roman"/>
+          <w:noProof/>
+          <w:sz w:val="18"/>
+        </w:rPr>
+        <w:t>(1). https://doi.org/10.1186/s40537-021-00430-0</w:t>
       </w:r>
     </w:p>
     <w:p>
@@ -6666,7 +6400,7 @@
           <w:noProof/>
           <w:sz w:val="18"/>
         </w:rPr>
-        <w:t xml:space="preserve">Page, M. J., McKenzie, J. E., Bossuyt, P. M., Boutron, I., Hoffmann, T. C., Mulrow, C. D., Shamseer, L., Tetzlaff, J. M., Akl, E. A., Brennan, S. E., Chou, R., Glanville, J., Grimshaw, J. M., Hróbjartsson, A., Lalu, M. M., Li, T., Loder, E. W., Mayo-Wilson, E., McDonald, S., … Moher, D. (2021). The PRISMA 2020 statement: An updated guideline for reporting systematic reviews. </w:t>
+        <w:t xml:space="preserve">Gangthade, R. A. (2024). Stock Price Prediction Using Machine Learning. </w:t>
       </w:r>
       <w:r>
         <w:rPr>
@@ -6676,7 +6410,7 @@
           <w:noProof/>
           <w:sz w:val="18"/>
         </w:rPr>
-        <w:t>Bmj</w:t>
+        <w:t>International Journal for Research in Applied Science and Engineering Technology</w:t>
       </w:r>
       <w:r>
         <w:rPr>
@@ -6694,15 +6428,15 @@
           <w:noProof/>
           <w:sz w:val="18"/>
         </w:rPr>
-        <w:t>372</w:t>
-      </w:r>
-      <w:r>
-        <w:rPr>
-          <w:rFonts w:ascii="Times New Roman" w:hAnsi="Times New Roman" w:cs="Times New Roman"/>
-          <w:noProof/>
-          <w:sz w:val="18"/>
-        </w:rPr>
-        <w:t>, n71. https://doi.org/10.1136/bmj.n71</w:t>
+        <w:t>12</w:t>
+      </w:r>
+      <w:r>
+        <w:rPr>
+          <w:rFonts w:ascii="Times New Roman" w:hAnsi="Times New Roman" w:cs="Times New Roman"/>
+          <w:noProof/>
+          <w:sz w:val="18"/>
+        </w:rPr>
+        <w:t>(4), 3472–3477. https://doi.org/10.22214/ijraset.2024.60725</w:t>
       </w:r>
     </w:p>
     <w:p>
@@ -6725,16 +6459,7 @@
           <w:noProof/>
           <w:sz w:val="18"/>
         </w:rPr>
-        <w:t xml:space="preserve">Page, M. J., Moher, D., Bossuyt, P. M., Boutron, I., Hoffmann, T. C., Mulrow, C. D., Shamseer, L., Tetzlaff, J. M., Akl, E. A., </w:t>
-      </w:r>
-      <w:r>
-        <w:rPr>
-          <w:rFonts w:ascii="Times New Roman" w:hAnsi="Times New Roman" w:cs="Times New Roman"/>
-          <w:noProof/>
-          <w:sz w:val="18"/>
-        </w:rPr>
-        <w:lastRenderedPageBreak/>
-        <w:t xml:space="preserve">Brennan, S. E., Chou, R., Glanville, J., Grimshaw, J. M., Hróbjartsson, A., Lalu, M. M., Li, T., Loder, E. W., Mayo-Wilson, E., Mcdonald, S., … Mckenzie, J. E. (2021). PRISMA 2020 explanation and elaboration: Updated guidance and exemplars for reporting systematic reviews. </w:t>
+        <w:t xml:space="preserve">Gong, Y. (2022). The progress and state-of-art applications of machine learning for stock price prediction. </w:t>
       </w:r>
       <w:r>
         <w:rPr>
@@ -6744,7 +6469,7 @@
           <w:noProof/>
           <w:sz w:val="18"/>
         </w:rPr>
-        <w:t>The BMJ</w:t>
+        <w:t>BCP Business &amp; Management</w:t>
       </w:r>
       <w:r>
         <w:rPr>
@@ -6762,15 +6487,15 @@
           <w:noProof/>
           <w:sz w:val="18"/>
         </w:rPr>
-        <w:t>372</w:t>
-      </w:r>
-      <w:r>
-        <w:rPr>
-          <w:rFonts w:ascii="Times New Roman" w:hAnsi="Times New Roman" w:cs="Times New Roman"/>
-          <w:noProof/>
-          <w:sz w:val="18"/>
-        </w:rPr>
-        <w:t>, n160. https://doi.org/10.1136/bmj.n160</w:t>
+        <w:t>23</w:t>
+      </w:r>
+      <w:r>
+        <w:rPr>
+          <w:rFonts w:ascii="Times New Roman" w:hAnsi="Times New Roman" w:cs="Times New Roman"/>
+          <w:noProof/>
+          <w:sz w:val="18"/>
+        </w:rPr>
+        <w:t>, 537–542. https://doi.org/10.54691/bcpbm.v23i.1396</w:t>
       </w:r>
     </w:p>
     <w:p>
@@ -6793,7 +6518,7 @@
           <w:noProof/>
           <w:sz w:val="18"/>
         </w:rPr>
-        <w:t xml:space="preserve">Pillai, R. H., &amp; Bi, A. (2024). Revolutionizing Stock Market Predictions: Exploring the Role of Artificial Intelligence. In </w:t>
+        <w:t xml:space="preserve">Gunaryati, A., Mutiara, A. B., &amp; Puspitodjati, S. (2025). Enhancing Sharia Stock Price Forecasting using a Hybrid ARIMA-LSTM with Locally Weighted Scatterplot Smoothing Regression Approach. </w:t>
       </w:r>
       <w:r>
         <w:rPr>
@@ -6803,15 +6528,33 @@
           <w:noProof/>
           <w:sz w:val="18"/>
         </w:rPr>
-        <w:t>Deep Learning Tools for Predicting Stock Market Movements</w:t>
-      </w:r>
-      <w:r>
-        <w:rPr>
-          <w:rFonts w:ascii="Times New Roman" w:hAnsi="Times New Roman" w:cs="Times New Roman"/>
-          <w:noProof/>
-          <w:sz w:val="18"/>
-        </w:rPr>
-        <w:t xml:space="preserve"> (pp. 227–248). https://doi.org/10.1002/9781394214334.ch10</w:t>
+        <w:t>Journal of Applied Data Sciences</w:t>
+      </w:r>
+      <w:r>
+        <w:rPr>
+          <w:rFonts w:ascii="Times New Roman" w:hAnsi="Times New Roman" w:cs="Times New Roman"/>
+          <w:noProof/>
+          <w:sz w:val="18"/>
+        </w:rPr>
+        <w:t xml:space="preserve">, </w:t>
+      </w:r>
+      <w:r>
+        <w:rPr>
+          <w:rFonts w:ascii="Times New Roman" w:hAnsi="Times New Roman" w:cs="Times New Roman"/>
+          <w:i/>
+          <w:iCs/>
+          <w:noProof/>
+          <w:sz w:val="18"/>
+        </w:rPr>
+        <w:t>6</w:t>
+      </w:r>
+      <w:r>
+        <w:rPr>
+          <w:rFonts w:ascii="Times New Roman" w:hAnsi="Times New Roman" w:cs="Times New Roman"/>
+          <w:noProof/>
+          <w:sz w:val="18"/>
+        </w:rPr>
+        <w:t>(1), 683–694. https://doi.org/10.47738/jads.v6i1.514</w:t>
       </w:r>
     </w:p>
     <w:p>
@@ -6834,7 +6577,7 @@
           <w:noProof/>
           <w:sz w:val="18"/>
         </w:rPr>
-        <w:t xml:space="preserve">Sun, J. (2025). Stock price prediction model based on machine learning. </w:t>
+        <w:t xml:space="preserve">Hansun, S., &amp; Young, J. C. (2021). Predicting LQ45 financial sector indices using RNN-LSTM. </w:t>
       </w:r>
       <w:r>
         <w:rPr>
@@ -6844,7 +6587,7 @@
           <w:noProof/>
           <w:sz w:val="18"/>
         </w:rPr>
-        <w:t>Transactions on Computer Science and Intelligent Systems Research</w:t>
+        <w:t>Journal of Big Data</w:t>
       </w:r>
       <w:r>
         <w:rPr>
@@ -6862,15 +6605,15 @@
           <w:noProof/>
           <w:sz w:val="18"/>
         </w:rPr>
-        <w:t>9</w:t>
-      </w:r>
-      <w:r>
-        <w:rPr>
-          <w:rFonts w:ascii="Times New Roman" w:hAnsi="Times New Roman" w:cs="Times New Roman"/>
-          <w:noProof/>
-          <w:sz w:val="18"/>
-        </w:rPr>
-        <w:t>, 294–298. https://doi.org/10.62051/0e4z6k33</w:t>
+        <w:t>8</w:t>
+      </w:r>
+      <w:r>
+        <w:rPr>
+          <w:rFonts w:ascii="Times New Roman" w:hAnsi="Times New Roman" w:cs="Times New Roman"/>
+          <w:noProof/>
+          <w:sz w:val="18"/>
+        </w:rPr>
+        <w:t>(1). https://doi.org/10.1186/s40537-021-00495-x</w:t>
       </w:r>
     </w:p>
     <w:p>
@@ -6893,7 +6636,7 @@
           <w:noProof/>
           <w:sz w:val="18"/>
         </w:rPr>
-        <w:t xml:space="preserve">Whig, P., Sharma, P., Bhatia, A. B., Nadikattu, R. R., &amp; Bhatia, B. (2024). Machine Learning and its Role in Stock Market Prediction. In </w:t>
+        <w:t xml:space="preserve">Hartanto, A. D., Kholik, Y. N., &amp; Pristyanto, Y. (2023). Stock Price Time Series Data Forecasting Using the Light Gradient Boosting Machine (LightGBM) Model. </w:t>
       </w:r>
       <w:r>
         <w:rPr>
@@ -6903,19 +6646,751 @@
           <w:noProof/>
           <w:sz w:val="18"/>
         </w:rPr>
-        <w:t>Deep Learning Tools for Predicting Stock Market Movements</w:t>
-      </w:r>
-      <w:r>
-        <w:rPr>
-          <w:rFonts w:ascii="Times New Roman" w:hAnsi="Times New Roman" w:cs="Times New Roman"/>
-          <w:noProof/>
-          <w:sz w:val="18"/>
-        </w:rPr>
-        <w:t xml:space="preserve"> (pp. 271–297). https://doi.org/10.1002/9781394214334.ch12</w:t>
+        <w:t>International Journal on Informatics Visualization</w:t>
+      </w:r>
+      <w:r>
+        <w:rPr>
+          <w:rFonts w:ascii="Times New Roman" w:hAnsi="Times New Roman" w:cs="Times New Roman"/>
+          <w:noProof/>
+          <w:sz w:val="18"/>
+        </w:rPr>
+        <w:t xml:space="preserve">, </w:t>
+      </w:r>
+      <w:r>
+        <w:rPr>
+          <w:rFonts w:ascii="Times New Roman" w:hAnsi="Times New Roman" w:cs="Times New Roman"/>
+          <w:i/>
+          <w:iCs/>
+          <w:noProof/>
+          <w:sz w:val="18"/>
+        </w:rPr>
+        <w:t>7</w:t>
+      </w:r>
+      <w:r>
+        <w:rPr>
+          <w:rFonts w:ascii="Times New Roman" w:hAnsi="Times New Roman" w:cs="Times New Roman"/>
+          <w:noProof/>
+          <w:sz w:val="18"/>
+        </w:rPr>
+        <w:t>(4), 2270–2279. https://doi.org/10.30630/joiv.7.4.1740</w:t>
       </w:r>
     </w:p>
     <w:p>
       <w:pPr>
+        <w:widowControl w:val="0"/>
+        <w:autoSpaceDE w:val="0"/>
+        <w:autoSpaceDN w:val="0"/>
+        <w:adjustRightInd w:val="0"/>
+        <w:spacing w:after="0" w:line="240" w:lineRule="auto"/>
+        <w:ind w:left="480" w:hanging="480"/>
+        <w:rPr>
+          <w:rFonts w:ascii="Times New Roman" w:hAnsi="Times New Roman" w:cs="Times New Roman"/>
+          <w:noProof/>
+          <w:sz w:val="18"/>
+        </w:rPr>
+      </w:pPr>
+      <w:r>
+        <w:rPr>
+          <w:rFonts w:ascii="Times New Roman" w:hAnsi="Times New Roman" w:cs="Times New Roman"/>
+          <w:noProof/>
+          <w:sz w:val="18"/>
+        </w:rPr>
+        <w:t xml:space="preserve">Hartanto, S., &amp; Gunawan, A. A. S. (2024). Temporal Fusion Transformers for Enhanced Multivariate Time Series Forecasting of Indonesian Stock Prices. In </w:t>
+      </w:r>
+      <w:r>
+        <w:rPr>
+          <w:rFonts w:ascii="Times New Roman" w:hAnsi="Times New Roman" w:cs="Times New Roman"/>
+          <w:i/>
+          <w:iCs/>
+          <w:noProof/>
+          <w:sz w:val="18"/>
+        </w:rPr>
+        <w:t>International Journal of Advanced Computer Science and Applications</w:t>
+      </w:r>
+      <w:r>
+        <w:rPr>
+          <w:rFonts w:ascii="Times New Roman" w:hAnsi="Times New Roman" w:cs="Times New Roman"/>
+          <w:noProof/>
+          <w:sz w:val="18"/>
+        </w:rPr>
+        <w:t xml:space="preserve"> (Vol. 15, Issue 7). https://doi.org/10.14569/IJACSA.2024.0150713</w:t>
+      </w:r>
+    </w:p>
+    <w:p>
+      <w:pPr>
+        <w:widowControl w:val="0"/>
+        <w:autoSpaceDE w:val="0"/>
+        <w:autoSpaceDN w:val="0"/>
+        <w:adjustRightInd w:val="0"/>
+        <w:spacing w:after="0" w:line="240" w:lineRule="auto"/>
+        <w:ind w:left="480" w:hanging="480"/>
+        <w:rPr>
+          <w:rFonts w:ascii="Times New Roman" w:hAnsi="Times New Roman" w:cs="Times New Roman"/>
+          <w:noProof/>
+          <w:sz w:val="18"/>
+        </w:rPr>
+      </w:pPr>
+      <w:r>
+        <w:rPr>
+          <w:rFonts w:ascii="Times New Roman" w:hAnsi="Times New Roman" w:cs="Times New Roman"/>
+          <w:noProof/>
+          <w:sz w:val="18"/>
+        </w:rPr>
+        <w:t xml:space="preserve">Hoyyi, A., Rosadi, D., &amp; Abdurakhman. (2021). Daily stock prices prediction using variance gamma model. </w:t>
+      </w:r>
+      <w:r>
+        <w:rPr>
+          <w:rFonts w:ascii="Times New Roman" w:hAnsi="Times New Roman" w:cs="Times New Roman"/>
+          <w:i/>
+          <w:iCs/>
+          <w:noProof/>
+          <w:sz w:val="18"/>
+        </w:rPr>
+        <w:t>Journal of Mathematical and Computational Science</w:t>
+      </w:r>
+      <w:r>
+        <w:rPr>
+          <w:rFonts w:ascii="Times New Roman" w:hAnsi="Times New Roman" w:cs="Times New Roman"/>
+          <w:noProof/>
+          <w:sz w:val="18"/>
+        </w:rPr>
+        <w:t xml:space="preserve">, </w:t>
+      </w:r>
+      <w:r>
+        <w:rPr>
+          <w:rFonts w:ascii="Times New Roman" w:hAnsi="Times New Roman" w:cs="Times New Roman"/>
+          <w:i/>
+          <w:iCs/>
+          <w:noProof/>
+          <w:sz w:val="18"/>
+        </w:rPr>
+        <w:t>11</w:t>
+      </w:r>
+      <w:r>
+        <w:rPr>
+          <w:rFonts w:ascii="Times New Roman" w:hAnsi="Times New Roman" w:cs="Times New Roman"/>
+          <w:noProof/>
+          <w:sz w:val="18"/>
+        </w:rPr>
+        <w:t>(2), 1888–1903. https://doi.org/10.28919/jmcs/5469</w:t>
+      </w:r>
+    </w:p>
+    <w:p>
+      <w:pPr>
+        <w:widowControl w:val="0"/>
+        <w:autoSpaceDE w:val="0"/>
+        <w:autoSpaceDN w:val="0"/>
+        <w:adjustRightInd w:val="0"/>
+        <w:spacing w:after="0" w:line="240" w:lineRule="auto"/>
+        <w:ind w:left="480" w:hanging="480"/>
+        <w:rPr>
+          <w:rFonts w:ascii="Times New Roman" w:hAnsi="Times New Roman" w:cs="Times New Roman"/>
+          <w:noProof/>
+          <w:sz w:val="18"/>
+        </w:rPr>
+      </w:pPr>
+      <w:r>
+        <w:rPr>
+          <w:rFonts w:ascii="Times New Roman" w:hAnsi="Times New Roman" w:cs="Times New Roman"/>
+          <w:noProof/>
+          <w:sz w:val="18"/>
+        </w:rPr>
+        <w:t xml:space="preserve">Kristiyanti, D. A., Pramudya, W. B. N., &amp; Sanjaya, S. A. (2024). How can we predict transportation stock prices using artificial intelligence? Findings from experiments with Long Short-Term Memory based algorithms. </w:t>
+      </w:r>
+      <w:r>
+        <w:rPr>
+          <w:rFonts w:ascii="Times New Roman" w:hAnsi="Times New Roman" w:cs="Times New Roman"/>
+          <w:i/>
+          <w:iCs/>
+          <w:noProof/>
+          <w:sz w:val="18"/>
+        </w:rPr>
+        <w:t>International Journal of Information Management Data Insights</w:t>
+      </w:r>
+      <w:r>
+        <w:rPr>
+          <w:rFonts w:ascii="Times New Roman" w:hAnsi="Times New Roman" w:cs="Times New Roman"/>
+          <w:noProof/>
+          <w:sz w:val="18"/>
+        </w:rPr>
+        <w:t xml:space="preserve">, </w:t>
+      </w:r>
+      <w:r>
+        <w:rPr>
+          <w:rFonts w:ascii="Times New Roman" w:hAnsi="Times New Roman" w:cs="Times New Roman"/>
+          <w:i/>
+          <w:iCs/>
+          <w:noProof/>
+          <w:sz w:val="18"/>
+        </w:rPr>
+        <w:t>4</w:t>
+      </w:r>
+      <w:r>
+        <w:rPr>
+          <w:rFonts w:ascii="Times New Roman" w:hAnsi="Times New Roman" w:cs="Times New Roman"/>
+          <w:noProof/>
+          <w:sz w:val="18"/>
+        </w:rPr>
+        <w:t>(2). https://doi.org/10.1016/j.jjimei.2024.100293</w:t>
+      </w:r>
+    </w:p>
+    <w:p>
+      <w:pPr>
+        <w:widowControl w:val="0"/>
+        <w:autoSpaceDE w:val="0"/>
+        <w:autoSpaceDN w:val="0"/>
+        <w:adjustRightInd w:val="0"/>
+        <w:spacing w:after="0" w:line="240" w:lineRule="auto"/>
+        <w:ind w:left="480" w:hanging="480"/>
+        <w:rPr>
+          <w:rFonts w:ascii="Times New Roman" w:hAnsi="Times New Roman" w:cs="Times New Roman"/>
+          <w:noProof/>
+          <w:sz w:val="18"/>
+        </w:rPr>
+      </w:pPr>
+      <w:r>
+        <w:rPr>
+          <w:rFonts w:ascii="Times New Roman" w:hAnsi="Times New Roman" w:cs="Times New Roman"/>
+          <w:noProof/>
+          <w:sz w:val="18"/>
+        </w:rPr>
+        <w:t xml:space="preserve">Mayatopani, H. (2021). Implementation of ANN and GARCH for Stock Price Forecasting. </w:t>
+      </w:r>
+      <w:r>
+        <w:rPr>
+          <w:rFonts w:ascii="Times New Roman" w:hAnsi="Times New Roman" w:cs="Times New Roman"/>
+          <w:i/>
+          <w:iCs/>
+          <w:noProof/>
+          <w:sz w:val="18"/>
+        </w:rPr>
+        <w:t>Journal of Applied Data Sciences</w:t>
+      </w:r>
+      <w:r>
+        <w:rPr>
+          <w:rFonts w:ascii="Times New Roman" w:hAnsi="Times New Roman" w:cs="Times New Roman"/>
+          <w:noProof/>
+          <w:sz w:val="18"/>
+        </w:rPr>
+        <w:t xml:space="preserve">, </w:t>
+      </w:r>
+      <w:r>
+        <w:rPr>
+          <w:rFonts w:ascii="Times New Roman" w:hAnsi="Times New Roman" w:cs="Times New Roman"/>
+          <w:i/>
+          <w:iCs/>
+          <w:noProof/>
+          <w:sz w:val="18"/>
+        </w:rPr>
+        <w:t>2</w:t>
+      </w:r>
+      <w:r>
+        <w:rPr>
+          <w:rFonts w:ascii="Times New Roman" w:hAnsi="Times New Roman" w:cs="Times New Roman"/>
+          <w:noProof/>
+          <w:sz w:val="18"/>
+        </w:rPr>
+        <w:t>(4), 109–134.</w:t>
+      </w:r>
+    </w:p>
+    <w:p>
+      <w:pPr>
+        <w:widowControl w:val="0"/>
+        <w:autoSpaceDE w:val="0"/>
+        <w:autoSpaceDN w:val="0"/>
+        <w:adjustRightInd w:val="0"/>
+        <w:spacing w:after="0" w:line="240" w:lineRule="auto"/>
+        <w:ind w:left="480" w:hanging="480"/>
+        <w:rPr>
+          <w:rFonts w:ascii="Times New Roman" w:hAnsi="Times New Roman" w:cs="Times New Roman"/>
+          <w:noProof/>
+          <w:sz w:val="18"/>
+        </w:rPr>
+      </w:pPr>
+      <w:r>
+        <w:rPr>
+          <w:rFonts w:ascii="Times New Roman" w:hAnsi="Times New Roman" w:cs="Times New Roman"/>
+          <w:noProof/>
+          <w:sz w:val="18"/>
+        </w:rPr>
+        <w:t xml:space="preserve">Munthe, I. R., Rambe, B. H., Hanum, F., Amanda, A. T., Hutagaol, A. S. R., &amp; Harianto, R. (2024). Implementation of Stacking Technique Combining Machine Learning and Deep Learning Algorithms Using SMOTE to Improve Stock Market Prediction Accuracy. </w:t>
+      </w:r>
+      <w:r>
+        <w:rPr>
+          <w:rFonts w:ascii="Times New Roman" w:hAnsi="Times New Roman" w:cs="Times New Roman"/>
+          <w:i/>
+          <w:iCs/>
+          <w:noProof/>
+          <w:sz w:val="18"/>
+        </w:rPr>
+        <w:t>Journal of Applied Data Sciences</w:t>
+      </w:r>
+      <w:r>
+        <w:rPr>
+          <w:rFonts w:ascii="Times New Roman" w:hAnsi="Times New Roman" w:cs="Times New Roman"/>
+          <w:noProof/>
+          <w:sz w:val="18"/>
+        </w:rPr>
+        <w:t xml:space="preserve">, </w:t>
+      </w:r>
+      <w:r>
+        <w:rPr>
+          <w:rFonts w:ascii="Times New Roman" w:hAnsi="Times New Roman" w:cs="Times New Roman"/>
+          <w:i/>
+          <w:iCs/>
+          <w:noProof/>
+          <w:sz w:val="18"/>
+        </w:rPr>
+        <w:t>5</w:t>
+      </w:r>
+      <w:r>
+        <w:rPr>
+          <w:rFonts w:ascii="Times New Roman" w:hAnsi="Times New Roman" w:cs="Times New Roman"/>
+          <w:noProof/>
+          <w:sz w:val="18"/>
+        </w:rPr>
+        <w:t>(4), 2079–2091. https://doi.org/10.47738/jads.v5i4.421</w:t>
+      </w:r>
+    </w:p>
+    <w:p>
+      <w:pPr>
+        <w:widowControl w:val="0"/>
+        <w:autoSpaceDE w:val="0"/>
+        <w:autoSpaceDN w:val="0"/>
+        <w:adjustRightInd w:val="0"/>
+        <w:spacing w:after="0" w:line="240" w:lineRule="auto"/>
+        <w:ind w:left="480" w:hanging="480"/>
+        <w:rPr>
+          <w:rFonts w:ascii="Times New Roman" w:hAnsi="Times New Roman" w:cs="Times New Roman"/>
+          <w:noProof/>
+          <w:sz w:val="18"/>
+        </w:rPr>
+      </w:pPr>
+      <w:r>
+        <w:rPr>
+          <w:rFonts w:ascii="Times New Roman" w:hAnsi="Times New Roman" w:cs="Times New Roman"/>
+          <w:noProof/>
+          <w:sz w:val="18"/>
+        </w:rPr>
+        <w:t xml:space="preserve">Page, M. J., McKenzie, J. E., Bossuyt, P. M., Boutron, I., Hoffmann, T. C., Mulrow, C. D., Shamseer, L., Tetzlaff, J. M., Akl, E. A., Brennan, S. E., Chou, R., Glanville, J., Grimshaw, J. M., Hróbjartsson, A., Lalu, M. M., Li, T., Loder, E. W., Mayo-Wilson, E., McDonald, S., … Moher, D. (2021). The PRISMA 2020 statement: An updated guideline for reporting systematic reviews. </w:t>
+      </w:r>
+      <w:r>
+        <w:rPr>
+          <w:rFonts w:ascii="Times New Roman" w:hAnsi="Times New Roman" w:cs="Times New Roman"/>
+          <w:i/>
+          <w:iCs/>
+          <w:noProof/>
+          <w:sz w:val="18"/>
+        </w:rPr>
+        <w:t>Bmj</w:t>
+      </w:r>
+      <w:r>
+        <w:rPr>
+          <w:rFonts w:ascii="Times New Roman" w:hAnsi="Times New Roman" w:cs="Times New Roman"/>
+          <w:noProof/>
+          <w:sz w:val="18"/>
+        </w:rPr>
+        <w:t xml:space="preserve">, </w:t>
+      </w:r>
+      <w:r>
+        <w:rPr>
+          <w:rFonts w:ascii="Times New Roman" w:hAnsi="Times New Roman" w:cs="Times New Roman"/>
+          <w:i/>
+          <w:iCs/>
+          <w:noProof/>
+          <w:sz w:val="18"/>
+        </w:rPr>
+        <w:t>372</w:t>
+      </w:r>
+      <w:r>
+        <w:rPr>
+          <w:rFonts w:ascii="Times New Roman" w:hAnsi="Times New Roman" w:cs="Times New Roman"/>
+          <w:noProof/>
+          <w:sz w:val="18"/>
+        </w:rPr>
+        <w:t>, n71. https://doi.org/10.1136/bmj.n71</w:t>
+      </w:r>
+    </w:p>
+    <w:p>
+      <w:pPr>
+        <w:widowControl w:val="0"/>
+        <w:autoSpaceDE w:val="0"/>
+        <w:autoSpaceDN w:val="0"/>
+        <w:adjustRightInd w:val="0"/>
+        <w:spacing w:after="0" w:line="240" w:lineRule="auto"/>
+        <w:ind w:left="480" w:hanging="480"/>
+        <w:rPr>
+          <w:rFonts w:ascii="Times New Roman" w:hAnsi="Times New Roman" w:cs="Times New Roman"/>
+          <w:noProof/>
+          <w:sz w:val="18"/>
+        </w:rPr>
+      </w:pPr>
+      <w:r>
+        <w:rPr>
+          <w:rFonts w:ascii="Times New Roman" w:hAnsi="Times New Roman" w:cs="Times New Roman"/>
+          <w:noProof/>
+          <w:sz w:val="18"/>
+        </w:rPr>
+        <w:t xml:space="preserve">Page, M. J., Moher, D., Bossuyt, P. M., Boutron, I., Hoffmann, T. C., Mulrow, C. D., Shamseer, L., Tetzlaff, J. M., Akl, E. A., Brennan, S. E., Chou, R., Glanville, J., Grimshaw, J. M., Hróbjartsson, A., Lalu, M. M., Li, T., Loder, E. W., Mayo-Wilson, E., Mcdonald, S., … Mckenzie, J. E. (2021). PRISMA 2020 explanation and elaboration: Updated guidance and exemplars for reporting systematic reviews. </w:t>
+      </w:r>
+      <w:r>
+        <w:rPr>
+          <w:rFonts w:ascii="Times New Roman" w:hAnsi="Times New Roman" w:cs="Times New Roman"/>
+          <w:i/>
+          <w:iCs/>
+          <w:noProof/>
+          <w:sz w:val="18"/>
+        </w:rPr>
+        <w:t>The BMJ</w:t>
+      </w:r>
+      <w:r>
+        <w:rPr>
+          <w:rFonts w:ascii="Times New Roman" w:hAnsi="Times New Roman" w:cs="Times New Roman"/>
+          <w:noProof/>
+          <w:sz w:val="18"/>
+        </w:rPr>
+        <w:t xml:space="preserve">, </w:t>
+      </w:r>
+      <w:r>
+        <w:rPr>
+          <w:rFonts w:ascii="Times New Roman" w:hAnsi="Times New Roman" w:cs="Times New Roman"/>
+          <w:i/>
+          <w:iCs/>
+          <w:noProof/>
+          <w:sz w:val="18"/>
+        </w:rPr>
+        <w:t>372</w:t>
+      </w:r>
+      <w:r>
+        <w:rPr>
+          <w:rFonts w:ascii="Times New Roman" w:hAnsi="Times New Roman" w:cs="Times New Roman"/>
+          <w:noProof/>
+          <w:sz w:val="18"/>
+        </w:rPr>
+        <w:t>, n160. https://doi.org/10.1136/bmj.n160</w:t>
+      </w:r>
+    </w:p>
+    <w:p>
+      <w:pPr>
+        <w:widowControl w:val="0"/>
+        <w:autoSpaceDE w:val="0"/>
+        <w:autoSpaceDN w:val="0"/>
+        <w:adjustRightInd w:val="0"/>
+        <w:spacing w:after="0" w:line="240" w:lineRule="auto"/>
+        <w:ind w:left="480" w:hanging="480"/>
+        <w:rPr>
+          <w:rFonts w:ascii="Times New Roman" w:hAnsi="Times New Roman" w:cs="Times New Roman"/>
+          <w:noProof/>
+          <w:sz w:val="18"/>
+        </w:rPr>
+      </w:pPr>
+      <w:r>
+        <w:rPr>
+          <w:rFonts w:ascii="Times New Roman" w:hAnsi="Times New Roman" w:cs="Times New Roman"/>
+          <w:noProof/>
+          <w:sz w:val="18"/>
+        </w:rPr>
+        <w:t xml:space="preserve">Pillai, R. H., &amp; Bi, A. (2024). Revolutionizing Stock Market Predictions: Exploring the Role of Artificial Intelligence. In </w:t>
+      </w:r>
+      <w:r>
+        <w:rPr>
+          <w:rFonts w:ascii="Times New Roman" w:hAnsi="Times New Roman" w:cs="Times New Roman"/>
+          <w:i/>
+          <w:iCs/>
+          <w:noProof/>
+          <w:sz w:val="18"/>
+        </w:rPr>
+        <w:t>Deep Learning Tools for Predicting Stock Market Movements</w:t>
+      </w:r>
+      <w:r>
+        <w:rPr>
+          <w:rFonts w:ascii="Times New Roman" w:hAnsi="Times New Roman" w:cs="Times New Roman"/>
+          <w:noProof/>
+          <w:sz w:val="18"/>
+        </w:rPr>
+        <w:t xml:space="preserve"> (pp. 227–248). https://doi.org/10.1002/9781394214334.ch10</w:t>
+      </w:r>
+    </w:p>
+    <w:p>
+      <w:pPr>
+        <w:widowControl w:val="0"/>
+        <w:autoSpaceDE w:val="0"/>
+        <w:autoSpaceDN w:val="0"/>
+        <w:adjustRightInd w:val="0"/>
+        <w:spacing w:after="0" w:line="240" w:lineRule="auto"/>
+        <w:ind w:left="480" w:hanging="480"/>
+        <w:rPr>
+          <w:rFonts w:ascii="Times New Roman" w:hAnsi="Times New Roman" w:cs="Times New Roman"/>
+          <w:noProof/>
+          <w:sz w:val="18"/>
+        </w:rPr>
+      </w:pPr>
+      <w:r>
+        <w:rPr>
+          <w:rFonts w:ascii="Times New Roman" w:hAnsi="Times New Roman" w:cs="Times New Roman"/>
+          <w:noProof/>
+          <w:sz w:val="18"/>
+        </w:rPr>
+        <w:t xml:space="preserve">Sadewa, B., Safwandi, &amp; Fajriana. (2025). Implementation of Simple Exponential Smoothing and Weighted Moving Average in Predicting Netflix Stock Prices. </w:t>
+      </w:r>
+      <w:r>
+        <w:rPr>
+          <w:rFonts w:ascii="Times New Roman" w:hAnsi="Times New Roman" w:cs="Times New Roman"/>
+          <w:i/>
+          <w:iCs/>
+          <w:noProof/>
+          <w:sz w:val="18"/>
+        </w:rPr>
+        <w:t>International Journal of Engineering, Science and Information Technology</w:t>
+      </w:r>
+      <w:r>
+        <w:rPr>
+          <w:rFonts w:ascii="Times New Roman" w:hAnsi="Times New Roman" w:cs="Times New Roman"/>
+          <w:noProof/>
+          <w:sz w:val="18"/>
+        </w:rPr>
+        <w:t xml:space="preserve">, </w:t>
+      </w:r>
+      <w:r>
+        <w:rPr>
+          <w:rFonts w:ascii="Times New Roman" w:hAnsi="Times New Roman" w:cs="Times New Roman"/>
+          <w:i/>
+          <w:iCs/>
+          <w:noProof/>
+          <w:sz w:val="18"/>
+        </w:rPr>
+        <w:t>5</w:t>
+      </w:r>
+      <w:r>
+        <w:rPr>
+          <w:rFonts w:ascii="Times New Roman" w:hAnsi="Times New Roman" w:cs="Times New Roman"/>
+          <w:noProof/>
+          <w:sz w:val="18"/>
+        </w:rPr>
+        <w:t>(1), 264–271. https://doi.org/10.52088/ijesty.v5i1.708</w:t>
+      </w:r>
+    </w:p>
+    <w:p>
+      <w:pPr>
+        <w:widowControl w:val="0"/>
+        <w:autoSpaceDE w:val="0"/>
+        <w:autoSpaceDN w:val="0"/>
+        <w:adjustRightInd w:val="0"/>
+        <w:spacing w:after="0" w:line="240" w:lineRule="auto"/>
+        <w:ind w:left="480" w:hanging="480"/>
+        <w:rPr>
+          <w:rFonts w:ascii="Times New Roman" w:hAnsi="Times New Roman" w:cs="Times New Roman"/>
+          <w:noProof/>
+          <w:sz w:val="18"/>
+        </w:rPr>
+      </w:pPr>
+      <w:r>
+        <w:rPr>
+          <w:rFonts w:ascii="Times New Roman" w:hAnsi="Times New Roman" w:cs="Times New Roman"/>
+          <w:noProof/>
+          <w:sz w:val="18"/>
+        </w:rPr>
+        <w:lastRenderedPageBreak/>
+        <w:t xml:space="preserve">Sun, J. (2025). Stock price prediction model based on machine learning. </w:t>
+      </w:r>
+      <w:r>
+        <w:rPr>
+          <w:rFonts w:ascii="Times New Roman" w:hAnsi="Times New Roman" w:cs="Times New Roman"/>
+          <w:i/>
+          <w:iCs/>
+          <w:noProof/>
+          <w:sz w:val="18"/>
+        </w:rPr>
+        <w:t>Transactions on Computer Science and Intelligent Systems Research</w:t>
+      </w:r>
+      <w:r>
+        <w:rPr>
+          <w:rFonts w:ascii="Times New Roman" w:hAnsi="Times New Roman" w:cs="Times New Roman"/>
+          <w:noProof/>
+          <w:sz w:val="18"/>
+        </w:rPr>
+        <w:t xml:space="preserve">, </w:t>
+      </w:r>
+      <w:r>
+        <w:rPr>
+          <w:rFonts w:ascii="Times New Roman" w:hAnsi="Times New Roman" w:cs="Times New Roman"/>
+          <w:i/>
+          <w:iCs/>
+          <w:noProof/>
+          <w:sz w:val="18"/>
+        </w:rPr>
+        <w:t>9</w:t>
+      </w:r>
+      <w:r>
+        <w:rPr>
+          <w:rFonts w:ascii="Times New Roman" w:hAnsi="Times New Roman" w:cs="Times New Roman"/>
+          <w:noProof/>
+          <w:sz w:val="18"/>
+        </w:rPr>
+        <w:t>, 294–298. https://doi.org/10.62051/0e4z6k33</w:t>
+      </w:r>
+    </w:p>
+    <w:p>
+      <w:pPr>
+        <w:widowControl w:val="0"/>
+        <w:autoSpaceDE w:val="0"/>
+        <w:autoSpaceDN w:val="0"/>
+        <w:adjustRightInd w:val="0"/>
+        <w:spacing w:after="0" w:line="240" w:lineRule="auto"/>
+        <w:ind w:left="480" w:hanging="480"/>
+        <w:rPr>
+          <w:rFonts w:ascii="Times New Roman" w:hAnsi="Times New Roman" w:cs="Times New Roman"/>
+          <w:noProof/>
+          <w:sz w:val="18"/>
+        </w:rPr>
+      </w:pPr>
+      <w:r>
+        <w:rPr>
+          <w:rFonts w:ascii="Times New Roman" w:hAnsi="Times New Roman" w:cs="Times New Roman"/>
+          <w:noProof/>
+          <w:sz w:val="18"/>
+        </w:rPr>
+        <w:t xml:space="preserve">Tarno, Maruddani, D. A. I., Rahmawati, R., Hoyyi, A., Trimono, &amp; Munawar. (2021). Arma-garch model for value-at-risk (Var) prediction on stocks of pt. astra agro lestari.tbk. </w:t>
+      </w:r>
+      <w:r>
+        <w:rPr>
+          <w:rFonts w:ascii="Times New Roman" w:hAnsi="Times New Roman" w:cs="Times New Roman"/>
+          <w:i/>
+          <w:iCs/>
+          <w:noProof/>
+          <w:sz w:val="18"/>
+        </w:rPr>
+        <w:t>Journal of Mathematical and Computational Science</w:t>
+      </w:r>
+      <w:r>
+        <w:rPr>
+          <w:rFonts w:ascii="Times New Roman" w:hAnsi="Times New Roman" w:cs="Times New Roman"/>
+          <w:noProof/>
+          <w:sz w:val="18"/>
+        </w:rPr>
+        <w:t xml:space="preserve">, </w:t>
+      </w:r>
+      <w:r>
+        <w:rPr>
+          <w:rFonts w:ascii="Times New Roman" w:hAnsi="Times New Roman" w:cs="Times New Roman"/>
+          <w:i/>
+          <w:iCs/>
+          <w:noProof/>
+          <w:sz w:val="18"/>
+        </w:rPr>
+        <w:t>11</w:t>
+      </w:r>
+      <w:r>
+        <w:rPr>
+          <w:rFonts w:ascii="Times New Roman" w:hAnsi="Times New Roman" w:cs="Times New Roman"/>
+          <w:noProof/>
+          <w:sz w:val="18"/>
+        </w:rPr>
+        <w:t>(2), 2136–2152. https://doi.org/10.28919/jmcs/5453</w:t>
+      </w:r>
+    </w:p>
+    <w:p>
+      <w:pPr>
+        <w:widowControl w:val="0"/>
+        <w:autoSpaceDE w:val="0"/>
+        <w:autoSpaceDN w:val="0"/>
+        <w:adjustRightInd w:val="0"/>
+        <w:spacing w:after="0" w:line="240" w:lineRule="auto"/>
+        <w:ind w:left="480" w:hanging="480"/>
+        <w:rPr>
+          <w:rFonts w:ascii="Times New Roman" w:hAnsi="Times New Roman" w:cs="Times New Roman"/>
+          <w:noProof/>
+          <w:sz w:val="18"/>
+        </w:rPr>
+      </w:pPr>
+      <w:r>
+        <w:rPr>
+          <w:rFonts w:ascii="Times New Roman" w:hAnsi="Times New Roman" w:cs="Times New Roman"/>
+          <w:noProof/>
+          <w:sz w:val="18"/>
+        </w:rPr>
+        <w:t xml:space="preserve">Whig, P., Sharma, P., Bhatia, A. B., Nadikattu, R. R., &amp; Bhatia, B. (2024). Machine Learning and its Role in Stock Market Prediction. In </w:t>
+      </w:r>
+      <w:r>
+        <w:rPr>
+          <w:rFonts w:ascii="Times New Roman" w:hAnsi="Times New Roman" w:cs="Times New Roman"/>
+          <w:i/>
+          <w:iCs/>
+          <w:noProof/>
+          <w:sz w:val="18"/>
+        </w:rPr>
+        <w:t>Deep Learning Tools for Predicting Stock Market Movements</w:t>
+      </w:r>
+      <w:r>
+        <w:rPr>
+          <w:rFonts w:ascii="Times New Roman" w:hAnsi="Times New Roman" w:cs="Times New Roman"/>
+          <w:noProof/>
+          <w:sz w:val="18"/>
+        </w:rPr>
+        <w:t xml:space="preserve"> (pp. 271–297). https://doi.org/10.1002/9781394214334.ch12</w:t>
+      </w:r>
+    </w:p>
+    <w:p>
+      <w:pPr>
+        <w:widowControl w:val="0"/>
+        <w:autoSpaceDE w:val="0"/>
+        <w:autoSpaceDN w:val="0"/>
+        <w:adjustRightInd w:val="0"/>
+        <w:spacing w:after="0" w:line="240" w:lineRule="auto"/>
+        <w:ind w:left="480" w:hanging="480"/>
+        <w:rPr>
+          <w:rFonts w:ascii="Times New Roman" w:hAnsi="Times New Roman" w:cs="Times New Roman"/>
+          <w:noProof/>
+          <w:sz w:val="18"/>
+        </w:rPr>
+      </w:pPr>
+      <w:r>
+        <w:rPr>
+          <w:rFonts w:ascii="Times New Roman" w:hAnsi="Times New Roman" w:cs="Times New Roman"/>
+          <w:noProof/>
+          <w:sz w:val="18"/>
+        </w:rPr>
+        <w:t xml:space="preserve">Zein, M. H., Yudistira, N., &amp; Adikara, P. P. (2024). Indonesian Stock Price Prediction Using Neural Basis Expansion Analysis for Interpretable Time Series Method. </w:t>
+      </w:r>
+      <w:r>
+        <w:rPr>
+          <w:rFonts w:ascii="Times New Roman" w:hAnsi="Times New Roman" w:cs="Times New Roman"/>
+          <w:i/>
+          <w:iCs/>
+          <w:noProof/>
+          <w:sz w:val="18"/>
+        </w:rPr>
+        <w:t>Journal of Information and Communication Technology</w:t>
+      </w:r>
+      <w:r>
+        <w:rPr>
+          <w:rFonts w:ascii="Times New Roman" w:hAnsi="Times New Roman" w:cs="Times New Roman"/>
+          <w:noProof/>
+          <w:sz w:val="18"/>
+        </w:rPr>
+        <w:t xml:space="preserve">, </w:t>
+      </w:r>
+      <w:r>
+        <w:rPr>
+          <w:rFonts w:ascii="Times New Roman" w:hAnsi="Times New Roman" w:cs="Times New Roman"/>
+          <w:i/>
+          <w:iCs/>
+          <w:noProof/>
+          <w:sz w:val="18"/>
+        </w:rPr>
+        <w:t>23</w:t>
+      </w:r>
+      <w:r>
+        <w:rPr>
+          <w:rFonts w:ascii="Times New Roman" w:hAnsi="Times New Roman" w:cs="Times New Roman"/>
+          <w:noProof/>
+          <w:sz w:val="18"/>
+        </w:rPr>
+        <w:t>(3), 361–392. https://doi.org/10.32890/jict2024.23.3.1</w:t>
+      </w:r>
+    </w:p>
+    <w:p>
+      <w:pPr>
         <w:spacing w:after="0" w:line="240" w:lineRule="auto"/>
         <w:jc w:val="both"/>
         <w:rPr>
@@ -7268,8 +7743,8 @@
       </w:pPr>
     </w:p>
     <w:sectPr>
-      <w:headerReference w:type="default" r:id="rId10"/>
-      <w:footerReference w:type="default" r:id="rId11"/>
+      <w:headerReference w:type="default" r:id="rId9"/>
+      <w:footerReference w:type="default" r:id="rId10"/>
       <w:pgSz w:w="11906" w:h="16838"/>
       <w:pgMar w:top="1701" w:right="851" w:bottom="851" w:left="1418" w:header="397" w:footer="284" w:gutter="0"/>
       <w:pgNumType w:start="1"/>
@@ -10998,632 +11473,6 @@
 </w:styles>
 </file>
 
-<file path=word/glossary/document.xml><?xml version="1.0" encoding="utf-8"?>
-<w:glossaryDocument xmlns:wpc="http://schemas.microsoft.com/office/word/2010/wordprocessingCanvas" xmlns:cx="http://schemas.microsoft.com/office/drawing/2014/chartex" xmlns:cx1="http://schemas.microsoft.com/office/drawing/2015/9/8/chartex" xmlns:cx2="http://schemas.microsoft.com/office/drawing/2015/10/21/chartex" xmlns:cx3="http://schemas.microsoft.com/office/drawing/2016/5/9/chartex" xmlns:cx4="http://schemas.microsoft.com/office/drawing/2016/5/10/chartex" xmlns:cx5="http://schemas.microsoft.com/office/drawing/2016/5/11/chartex" xmlns:cx6="http://schemas.microsoft.com/office/drawing/2016/5/12/chartex" xmlns:cx7="http://schemas.microsoft.com/office/drawing/2016/5/13/chartex" xmlns:cx8="http://schemas.microsoft.com/office/drawing/2016/5/14/chartex" xmlns:mc="http://schemas.openxmlformats.org/markup-compatibility/2006" xmlns:aink="http://schemas.microsoft.com/office/drawing/2016/ink" xmlns:am3d="http://schemas.microsoft.com/office/drawing/2017/model3d" xmlns:o="urn:schemas-microsoft-com:office:office" xmlns:oel="http://schemas.microsoft.com/office/2019/extlst" xmlns:r="http://schemas.openxmlformats.org/officeDocument/2006/relationships" xmlns:m="http://schemas.openxmlformats.org/officeDocument/2006/math" xmlns:v="urn:schemas-microsoft-com:vml" xmlns:wp14="http://schemas.microsoft.com/office/word/2010/wordprocessingDrawing" xmlns:wp="http://schemas.openxmlformats.org/drawingml/2006/wordprocessingDrawing" xmlns:w10="urn:schemas-microsoft-com:office:word" xmlns:w="http://schemas.openxmlformats.org/wordprocessingml/2006/main" xmlns:w14="http://schemas.microsoft.com/office/word/2010/wordml" xmlns:w15="http://schemas.microsoft.com/office/word/2012/wordml" xmlns:w16cex="http://schemas.microsoft.com/office/word/2018/wordml/cex" xmlns:w16cid="http://schemas.microsoft.com/office/word/2016/wordml/cid" xmlns:w16="http://schemas.microsoft.com/office/word/2018/wordml" xmlns:w16du="http://schemas.microsoft.com/office/word/2023/wordml/word16du" xmlns:w16sdtdh="http://schemas.microsoft.com/office/word/2020/wordml/sdtdatahash" xmlns:w16sdtfl="http://schemas.microsoft.com/office/word/2024/wordml/sdtformatlock" xmlns:w16se="http://schemas.microsoft.com/office/word/2015/wordml/symex" xmlns:wpg="http://schemas.microsoft.com/office/word/2010/wordprocessingGroup" xmlns:wpi="http://schemas.microsoft.com/office/word/2010/wordprocessingInk" xmlns:wne="http://schemas.microsoft.com/office/word/2006/wordml" xmlns:wps="http://schemas.microsoft.com/office/word/2010/wordprocessingShape" mc:Ignorable="w14 w15 w16se w16cid w16 w16cex w16sdtdh w16sdtfl w16du wp14">
-  <w:docParts>
-    <w:docPart>
-      <w:docPartPr>
-        <w:name w:val="DefaultPlaceholder_-1854013440"/>
-        <w:category>
-          <w:name w:val="General"/>
-          <w:gallery w:val="placeholder"/>
-        </w:category>
-        <w:types>
-          <w:type w:val="bbPlcHdr"/>
-        </w:types>
-        <w:behaviors>
-          <w:behavior w:val="content"/>
-        </w:behaviors>
-        <w:guid w:val="{6F5E2853-9B58-4FE5-9254-1C9D1DB48E9F}"/>
-      </w:docPartPr>
-      <w:docPartBody>
-        <w:p>
-          <w:r>
-            <w:rPr>
-              <w:rStyle w:val="PlaceholderText"/>
-            </w:rPr>
-            <w:t>Click or tap here to enter text.</w:t>
-          </w:r>
-        </w:p>
-      </w:docPartBody>
-    </w:docPart>
-  </w:docParts>
-</w:glossaryDocument>
-</file>
-
-<file path=word/glossary/fontTable.xml><?xml version="1.0" encoding="utf-8"?>
-<w:fonts xmlns:mc="http://schemas.openxmlformats.org/markup-compatibility/2006" xmlns:r="http://schemas.openxmlformats.org/officeDocument/2006/relationships" xmlns:w="http://schemas.openxmlformats.org/wordprocessingml/2006/main" xmlns:w14="http://schemas.microsoft.com/office/word/2010/wordml" xmlns:w15="http://schemas.microsoft.com/office/word/2012/wordml" xmlns:w16cex="http://schemas.microsoft.com/office/word/2018/wordml/cex" xmlns:w16cid="http://schemas.microsoft.com/office/word/2016/wordml/cid" xmlns:w16="http://schemas.microsoft.com/office/word/2018/wordml" xmlns:w16du="http://schemas.microsoft.com/office/word/2023/wordml/word16du" xmlns:w16sdtdh="http://schemas.microsoft.com/office/word/2020/wordml/sdtdatahash" xmlns:w16sdtfl="http://schemas.microsoft.com/office/word/2024/wordml/sdtformatlock" xmlns:w16se="http://schemas.microsoft.com/office/word/2015/wordml/symex" mc:Ignorable="w14 w15 w16se w16cid w16 w16cex w16sdtdh w16sdtfl w16du">
-  <w:font w:name="Times New Roman">
-    <w:panose1 w:val="02020603050405020304"/>
-    <w:charset w:val="00"/>
-    <w:family w:val="roman"/>
-    <w:pitch w:val="variable"/>
-    <w:sig w:usb0="E0002EFF" w:usb1="C000785B" w:usb2="00000009" w:usb3="00000000" w:csb0="000001FF" w:csb1="00000000"/>
-  </w:font>
-  <w:font w:name="Symbol">
-    <w:panose1 w:val="05050102010706020507"/>
-    <w:charset w:val="02"/>
-    <w:family w:val="roman"/>
-    <w:pitch w:val="variable"/>
-    <w:sig w:usb0="00000000" w:usb1="10000000" w:usb2="00000000" w:usb3="00000000" w:csb0="80000000" w:csb1="00000000"/>
-  </w:font>
-  <w:font w:name="Calibri">
-    <w:panose1 w:val="020F0502020204030204"/>
-    <w:charset w:val="00"/>
-    <w:family w:val="swiss"/>
-    <w:pitch w:val="variable"/>
-    <w:sig w:usb0="E4002EFF" w:usb1="C000247B" w:usb2="00000009" w:usb3="00000000" w:csb0="000001FF" w:csb1="00000000"/>
-  </w:font>
-  <w:font w:name="Calibri Light">
-    <w:panose1 w:val="020F0302020204030204"/>
-    <w:charset w:val="00"/>
-    <w:family w:val="swiss"/>
-    <w:pitch w:val="variable"/>
-    <w:sig w:usb0="E4002EFF" w:usb1="C000247B" w:usb2="00000009" w:usb3="00000000" w:csb0="000001FF" w:csb1="00000000"/>
-  </w:font>
-  <w:font w:name="SimSun">
-    <w:altName w:val="宋体"/>
-    <w:panose1 w:val="02010600030101010101"/>
-    <w:charset w:val="86"/>
-    <w:family w:val="auto"/>
-    <w:pitch w:val="variable"/>
-    <w:sig w:usb0="00000203" w:usb1="288F0000" w:usb2="00000016" w:usb3="00000000" w:csb0="00040001" w:csb1="00000000"/>
-  </w:font>
-  <w:font w:name="Tahoma">
-    <w:panose1 w:val="020B0604030504040204"/>
-    <w:charset w:val="00"/>
-    <w:family w:val="swiss"/>
-    <w:pitch w:val="variable"/>
-    <w:sig w:usb0="E1002EFF" w:usb1="C000605B" w:usb2="00000029" w:usb3="00000000" w:csb0="000101FF" w:csb1="00000000"/>
-  </w:font>
-  <w:font w:name="Arial">
-    <w:panose1 w:val="020B0604020202020204"/>
-    <w:charset w:val="00"/>
-    <w:family w:val="swiss"/>
-    <w:pitch w:val="variable"/>
-    <w:sig w:usb0="E0002EFF" w:usb1="C000785B" w:usb2="00000009" w:usb3="00000000" w:csb0="000001FF" w:csb1="00000000"/>
-  </w:font>
-  <w:font w:name="Courier New">
-    <w:panose1 w:val="02070309020205020404"/>
-    <w:charset w:val="00"/>
-    <w:family w:val="modern"/>
-    <w:pitch w:val="fixed"/>
-    <w:sig w:usb0="E0002EFF" w:usb1="C0007843" w:usb2="00000009" w:usb3="00000000" w:csb0="000001FF" w:csb1="00000000"/>
-  </w:font>
-  <w:font w:name="MS Mincho">
-    <w:altName w:val="ＭＳ 明朝"/>
-    <w:panose1 w:val="02020609040205080304"/>
-    <w:charset w:val="80"/>
-    <w:family w:val="modern"/>
-    <w:pitch w:val="fixed"/>
-    <w:sig w:usb0="E00002FF" w:usb1="6AC7FDFB" w:usb2="08000012" w:usb3="00000000" w:csb0="0002009F" w:csb1="00000000"/>
-  </w:font>
-  <w:font w:name="Times-Roman">
-    <w:altName w:val="Times New Roman"/>
-    <w:panose1 w:val="00000000000000000000"/>
-    <w:charset w:val="00"/>
-    <w:family w:val="roman"/>
-    <w:notTrueType/>
-    <w:pitch w:val="default"/>
-    <w:sig w:usb0="00000003" w:usb1="00000000" w:usb2="00000000" w:usb3="00000000" w:csb0="00000001" w:csb1="00000000"/>
-  </w:font>
-  <w:font w:name="Cambria Math">
-    <w:panose1 w:val="02040503050406030204"/>
-    <w:charset w:val="00"/>
-    <w:family w:val="roman"/>
-    <w:pitch w:val="variable"/>
-    <w:sig w:usb0="E00006FF" w:usb1="420024FF" w:usb2="02000000" w:usb3="00000000" w:csb0="0000019F" w:csb1="00000000"/>
-  </w:font>
-  <w:font w:name="Cambria">
-    <w:panose1 w:val="02040503050406030204"/>
-    <w:charset w:val="00"/>
-    <w:family w:val="roman"/>
-    <w:pitch w:val="variable"/>
-    <w:sig w:usb0="E00006FF" w:usb1="420024FF" w:usb2="02000000" w:usb3="00000000" w:csb0="0000019F" w:csb1="00000000"/>
-  </w:font>
-  <w:font w:name="Noto Serif">
-    <w:charset w:val="00"/>
-    <w:family w:val="roman"/>
-    <w:pitch w:val="variable"/>
-    <w:sig w:usb0="E00002FF" w:usb1="500078FF" w:usb2="00000029" w:usb3="00000000" w:csb0="0000019F" w:csb1="00000000"/>
-  </w:font>
-</w:fonts>
-</file>
-
-<file path=word/glossary/settings.xml><?xml version="1.0" encoding="utf-8"?>
-<w:settings xmlns:mc="http://schemas.openxmlformats.org/markup-compatibility/2006" xmlns:o="urn:schemas-microsoft-com:office:office" xmlns:r="http://schemas.openxmlformats.org/officeDocument/2006/relationships" xmlns:m="http://schemas.openxmlformats.org/officeDocument/2006/math" xmlns:v="urn:schemas-microsoft-com:vml" xmlns:w10="urn:schemas-microsoft-com:office:word" xmlns:w="http://schemas.openxmlformats.org/wordprocessingml/2006/main" xmlns:w14="http://schemas.microsoft.com/office/word/2010/wordml" xmlns:w15="http://schemas.microsoft.com/office/word/2012/wordml" xmlns:w16cex="http://schemas.microsoft.com/office/word/2018/wordml/cex" xmlns:w16cid="http://schemas.microsoft.com/office/word/2016/wordml/cid" xmlns:w16="http://schemas.microsoft.com/office/word/2018/wordml" xmlns:w16du="http://schemas.microsoft.com/office/word/2023/wordml/word16du" xmlns:w16sdtdh="http://schemas.microsoft.com/office/word/2020/wordml/sdtdatahash" xmlns:w16sdtfl="http://schemas.microsoft.com/office/word/2024/wordml/sdtformatlock" xmlns:w16se="http://schemas.microsoft.com/office/word/2015/wordml/symex" xmlns:sl="http://schemas.openxmlformats.org/schemaLibrary/2006/main" mc:Ignorable="w14 w15 w16se w16cid w16 w16cex w16sdtdh w16sdtfl w16du">
-  <w:view w:val="normal"/>
-  <w:defaultTabStop w:val="720"/>
-  <w:characterSpacingControl w:val="doNotCompress"/>
-  <w:compat>
-    <w:useFELayout/>
-    <w:compatSetting w:name="compatibilityMode" w:uri="http://schemas.microsoft.com/office/word" w:val="15"/>
-    <w:compatSetting w:name="overrideTableStyleFontSizeAndJustification" w:uri="http://schemas.microsoft.com/office/word" w:val="1"/>
-    <w:compatSetting w:name="enableOpenTypeFeatures" w:uri="http://schemas.microsoft.com/office/word" w:val="1"/>
-    <w:compatSetting w:name="doNotFlipMirrorIndents" w:uri="http://schemas.microsoft.com/office/word" w:val="1"/>
-    <w:compatSetting w:name="differentiateMultirowTableHeaders" w:uri="http://schemas.microsoft.com/office/word" w:val="1"/>
-    <w:compatSetting w:name="useWord2013TrackBottomHyphenation" w:uri="http://schemas.microsoft.com/office/word" w:val="0"/>
-  </w:compat>
-  <w:rsids>
-    <w:rsidRoot w:val="0026586F"/>
-    <w:rsid w:val="00253CEF"/>
-    <w:rsid w:val="0026586F"/>
-    <w:rsid w:val="004168DE"/>
-    <w:rsid w:val="004B3773"/>
-    <w:rsid w:val="005C0FE8"/>
-    <w:rsid w:val="006007F5"/>
-    <w:rsid w:val="00791DE2"/>
-    <w:rsid w:val="00F23888"/>
-  </w:rsids>
-  <m:mathPr>
-    <m:mathFont m:val="Cambria Math"/>
-    <m:brkBin m:val="before"/>
-    <m:brkBinSub m:val="--"/>
-    <m:smallFrac m:val="0"/>
-    <m:dispDef/>
-    <m:lMargin m:val="0"/>
-    <m:rMargin m:val="0"/>
-    <m:defJc m:val="centerGroup"/>
-    <m:wrapIndent m:val="1440"/>
-    <m:intLim m:val="subSup"/>
-    <m:naryLim m:val="undOvr"/>
-  </m:mathPr>
-  <w:themeFontLang w:val="en-ID"/>
-  <w:clrSchemeMapping w:bg1="light1" w:t1="dark1" w:bg2="light2" w:t2="dark2" w:accent1="accent1" w:accent2="accent2" w:accent3="accent3" w:accent4="accent4" w:accent5="accent5" w:accent6="accent6" w:hyperlink="hyperlink" w:followedHyperlink="followedHyperlink"/>
-  <w:decimalSymbol w:val=","/>
-  <w:listSeparator w:val=";"/>
-  <w15:chartTrackingRefBased/>
-</w:settings>
-</file>
-
-<file path=word/glossary/styles.xml><?xml version="1.0" encoding="utf-8"?>
-<w:styles xmlns:mc="http://schemas.openxmlformats.org/markup-compatibility/2006" xmlns:r="http://schemas.openxmlformats.org/officeDocument/2006/relationships" xmlns:w="http://schemas.openxmlformats.org/wordprocessingml/2006/main" xmlns:w14="http://schemas.microsoft.com/office/word/2010/wordml" xmlns:w15="http://schemas.microsoft.com/office/word/2012/wordml" xmlns:w16cex="http://schemas.microsoft.com/office/word/2018/wordml/cex" xmlns:w16cid="http://schemas.microsoft.com/office/word/2016/wordml/cid" xmlns:w16="http://schemas.microsoft.com/office/word/2018/wordml" xmlns:w16du="http://schemas.microsoft.com/office/word/2023/wordml/word16du" xmlns:w16sdtdh="http://schemas.microsoft.com/office/word/2020/wordml/sdtdatahash" xmlns:w16sdtfl="http://schemas.microsoft.com/office/word/2024/wordml/sdtformatlock" xmlns:w16se="http://schemas.microsoft.com/office/word/2015/wordml/symex" mc:Ignorable="w14 w15 w16se w16cid w16 w16cex w16sdtdh w16sdtfl w16du">
-  <w:docDefaults>
-    <w:rPrDefault>
-      <w:rPr>
-        <w:rFonts w:asciiTheme="minorHAnsi" w:eastAsiaTheme="minorEastAsia" w:hAnsiTheme="minorHAnsi" w:cstheme="minorBidi"/>
-        <w:kern w:val="2"/>
-        <w:sz w:val="24"/>
-        <w:szCs w:val="24"/>
-        <w:lang w:val="en-ID" w:eastAsia="en-ID" w:bidi="ar-SA"/>
-        <w14:ligatures w14:val="standardContextual"/>
-      </w:rPr>
-    </w:rPrDefault>
-    <w:pPrDefault>
-      <w:pPr>
-        <w:spacing w:after="160" w:line="278" w:lineRule="auto"/>
-      </w:pPr>
-    </w:pPrDefault>
-  </w:docDefaults>
-  <w:latentStyles w:defLockedState="0" w:defUIPriority="99" w:defSemiHidden="0" w:defUnhideWhenUsed="0" w:defQFormat="0" w:count="376">
-    <w:lsdException w:name="Normal" w:uiPriority="0" w:qFormat="1"/>
-    <w:lsdException w:name="heading 1" w:uiPriority="9" w:qFormat="1"/>
-    <w:lsdException w:name="heading 2" w:semiHidden="1" w:uiPriority="9" w:unhideWhenUsed="1" w:qFormat="1"/>
-    <w:lsdException w:name="heading 3" w:semiHidden="1" w:uiPriority="9" w:unhideWhenUsed="1" w:qFormat="1"/>
-    <w:lsdException w:name="heading 4" w:semiHidden="1" w:uiPriority="9" w:unhideWhenUsed="1" w:qFormat="1"/>
-    <w:lsdException w:name="heading 5" w:semiHidden="1" w:uiPriority="9" w:unhideWhenUsed="1" w:qFormat="1"/>
-    <w:lsdException w:name="heading 6" w:semiHidden="1" w:uiPriority="9" w:unhideWhenUsed="1" w:qFormat="1"/>
-    <w:lsdException w:name="heading 7" w:semiHidden="1" w:uiPriority="9" w:unhideWhenUsed="1" w:qFormat="1"/>
-    <w:lsdException w:name="heading 8" w:semiHidden="1" w:uiPriority="9" w:unhideWhenUsed="1" w:qFormat="1"/>
-    <w:lsdException w:name="heading 9" w:semiHidden="1" w:uiPriority="9" w:unhideWhenUsed="1" w:qFormat="1"/>
-    <w:lsdException w:name="index 1" w:semiHidden="1" w:unhideWhenUsed="1"/>
-    <w:lsdException w:name="index 2" w:semiHidden="1" w:unhideWhenUsed="1"/>
-    <w:lsdException w:name="index 3" w:semiHidden="1" w:unhideWhenUsed="1"/>
-    <w:lsdException w:name="index 4" w:semiHidden="1" w:unhideWhenUsed="1"/>
-    <w:lsdException w:name="index 5" w:semiHidden="1" w:unhideWhenUsed="1"/>
-    <w:lsdException w:name="index 6" w:semiHidden="1" w:unhideWhenUsed="1"/>
-    <w:lsdException w:name="index 7" w:semiHidden="1" w:unhideWhenUsed="1"/>
-    <w:lsdException w:name="index 8" w:semiHidden="1" w:unhideWhenUsed="1"/>
-    <w:lsdException w:name="index 9" w:semiHidden="1" w:unhideWhenUsed="1"/>
-    <w:lsdException w:name="toc 1" w:semiHidden="1" w:uiPriority="39" w:unhideWhenUsed="1"/>
-    <w:lsdException w:name="toc 2" w:semiHidden="1" w:uiPriority="39" w:unhideWhenUsed="1"/>
-    <w:lsdException w:name="toc 3" w:semiHidden="1" w:uiPriority="39" w:unhideWhenUsed="1"/>
-    <w:lsdException w:name="toc 4" w:semiHidden="1" w:uiPriority="39" w:unhideWhenUsed="1"/>
-    <w:lsdException w:name="toc 5" w:semiHidden="1" w:uiPriority="39" w:unhideWhenUsed="1"/>
-    <w:lsdException w:name="toc 6" w:semiHidden="1" w:uiPriority="39" w:unhideWhenUsed="1"/>
-    <w:lsdException w:name="toc 7" w:semiHidden="1" w:uiPriority="39" w:unhideWhenUsed="1"/>
-    <w:lsdException w:name="toc 8" w:semiHidden="1" w:uiPriority="39" w:unhideWhenUsed="1"/>
-    <w:lsdException w:name="toc 9" w:semiHidden="1" w:uiPriority="39" w:unhideWhenUsed="1"/>
-    <w:lsdException w:name="Normal Indent" w:semiHidden="1" w:unhideWhenUsed="1"/>
-    <w:lsdException w:name="footnote text" w:semiHidden="1" w:unhideWhenUsed="1"/>
-    <w:lsdException w:name="annotation text" w:semiHidden="1" w:unhideWhenUsed="1"/>
-    <w:lsdException w:name="header" w:semiHidden="1" w:unhideWhenUsed="1"/>
-    <w:lsdException w:name="footer" w:semiHidden="1" w:unhideWhenUsed="1"/>
-    <w:lsdException w:name="index heading" w:semiHidden="1" w:unhideWhenUsed="1"/>
-    <w:lsdException w:name="caption" w:semiHidden="1" w:uiPriority="35" w:unhideWhenUsed="1" w:qFormat="1"/>
-    <w:lsdException w:name="table of figures" w:semiHidden="1" w:unhideWhenUsed="1"/>
-    <w:lsdException w:name="envelope address" w:semiHidden="1" w:unhideWhenUsed="1"/>
-    <w:lsdException w:name="envelope return" w:semiHidden="1" w:unhideWhenUsed="1"/>
-    <w:lsdException w:name="footnote reference" w:semiHidden="1" w:unhideWhenUsed="1"/>
-    <w:lsdException w:name="annotation reference" w:semiHidden="1" w:unhideWhenUsed="1"/>
-    <w:lsdException w:name="line number" w:semiHidden="1" w:unhideWhenUsed="1"/>
-    <w:lsdException w:name="page number" w:semiHidden="1" w:unhideWhenUsed="1"/>
-    <w:lsdException w:name="endnote reference" w:semiHidden="1" w:unhideWhenUsed="1"/>
-    <w:lsdException w:name="endnote text" w:semiHidden="1" w:unhideWhenUsed="1"/>
-    <w:lsdException w:name="table of authorities" w:semiHidden="1" w:unhideWhenUsed="1"/>
-    <w:lsdException w:name="macro" w:semiHidden="1" w:unhideWhenUsed="1"/>
-    <w:lsdException w:name="toa heading" w:semiHidden="1" w:unhideWhenUsed="1"/>
-    <w:lsdException w:name="List" w:semiHidden="1" w:unhideWhenUsed="1"/>
-    <w:lsdException w:name="List Bullet" w:semiHidden="1" w:unhideWhenUsed="1"/>
-    <w:lsdException w:name="List Number" w:semiHidden="1" w:unhideWhenUsed="1"/>
-    <w:lsdException w:name="List 2" w:semiHidden="1" w:unhideWhenUsed="1"/>
-    <w:lsdException w:name="List 3" w:semiHidden="1" w:unhideWhenUsed="1"/>
-    <w:lsdException w:name="List 4" w:semiHidden="1" w:unhideWhenUsed="1"/>
-    <w:lsdException w:name="List 5" w:semiHidden="1" w:unhideWhenUsed="1"/>
-    <w:lsdException w:name="List Bullet 2" w:semiHidden="1" w:unhideWhenUsed="1"/>
-    <w:lsdException w:name="List Bullet 3" w:semiHidden="1" w:unhideWhenUsed="1"/>
-    <w:lsdException w:name="List Bullet 4" w:semiHidden="1" w:unhideWhenUsed="1"/>
-    <w:lsdException w:name="List Bullet 5" w:semiHidden="1" w:unhideWhenUsed="1"/>
-    <w:lsdException w:name="List Number 2" w:semiHidden="1" w:unhideWhenUsed="1"/>
-    <w:lsdException w:name="List Number 3" w:semiHidden="1" w:unhideWhenUsed="1"/>
-    <w:lsdException w:name="List Number 4" w:semiHidden="1" w:unhideWhenUsed="1"/>
-    <w:lsdException w:name="List Number 5" w:semiHidden="1" w:unhideWhenUsed="1"/>
-    <w:lsdException w:name="Title" w:uiPriority="10" w:qFormat="1"/>
-    <w:lsdException w:name="Closing" w:semiHidden="1" w:unhideWhenUsed="1"/>
-    <w:lsdException w:name="Signature" w:semiHidden="1" w:unhideWhenUsed="1"/>
-    <w:lsdException w:name="Default Paragraph Font" w:semiHidden="1" w:uiPriority="1" w:unhideWhenUsed="1"/>
-    <w:lsdException w:name="Body Text" w:semiHidden="1" w:unhideWhenUsed="1"/>
-    <w:lsdException w:name="Body Text Indent" w:semiHidden="1" w:unhideWhenUsed="1"/>
-    <w:lsdException w:name="List Continue" w:semiHidden="1" w:unhideWhenUsed="1"/>
-    <w:lsdException w:name="List Continue 2" w:semiHidden="1" w:unhideWhenUsed="1"/>
-    <w:lsdException w:name="List Continue 3" w:semiHidden="1" w:unhideWhenUsed="1"/>
-    <w:lsdException w:name="List Continue 4" w:semiHidden="1" w:unhideWhenUsed="1"/>
-    <w:lsdException w:name="List Continue 5" w:semiHidden="1" w:unhideWhenUsed="1"/>
-    <w:lsdException w:name="Message Header" w:semiHidden="1" w:unhideWhenUsed="1"/>
-    <w:lsdException w:name="Subtitle" w:uiPriority="11" w:qFormat="1"/>
-    <w:lsdException w:name="Salutation" w:semiHidden="1" w:unhideWhenUsed="1"/>
-    <w:lsdException w:name="Date" w:semiHidden="1" w:unhideWhenUsed="1"/>
-    <w:lsdException w:name="Body Text First Indent" w:semiHidden="1" w:unhideWhenUsed="1"/>
-    <w:lsdException w:name="Body Text First Indent 2" w:semiHidden="1" w:unhideWhenUsed="1"/>
-    <w:lsdException w:name="Note Heading" w:semiHidden="1" w:unhideWhenUsed="1"/>
-    <w:lsdException w:name="Body Text 2" w:semiHidden="1" w:unhideWhenUsed="1"/>
-    <w:lsdException w:name="Body Text 3" w:semiHidden="1" w:unhideWhenUsed="1"/>
-    <w:lsdException w:name="Body Text Indent 2" w:semiHidden="1" w:unhideWhenUsed="1"/>
-    <w:lsdException w:name="Body Text Indent 3" w:semiHidden="1" w:unhideWhenUsed="1"/>
-    <w:lsdException w:name="Block Text" w:semiHidden="1" w:unhideWhenUsed="1"/>
-    <w:lsdException w:name="Hyperlink" w:semiHidden="1" w:unhideWhenUsed="1"/>
-    <w:lsdException w:name="FollowedHyperlink" w:semiHidden="1" w:unhideWhenUsed="1"/>
-    <w:lsdException w:name="Strong" w:uiPriority="22" w:qFormat="1"/>
-    <w:lsdException w:name="Emphasis" w:uiPriority="20" w:qFormat="1"/>
-    <w:lsdException w:name="Document Map" w:semiHidden="1" w:unhideWhenUsed="1"/>
-    <w:lsdException w:name="Plain Text" w:semiHidden="1" w:unhideWhenUsed="1"/>
-    <w:lsdException w:name="E-mail Signature" w:semiHidden="1" w:unhideWhenUsed="1"/>
-    <w:lsdException w:name="HTML Top of Form" w:semiHidden="1" w:unhideWhenUsed="1"/>
-    <w:lsdException w:name="HTML Bottom of Form" w:semiHidden="1" w:unhideWhenUsed="1"/>
-    <w:lsdException w:name="Normal (Web)" w:semiHidden="1" w:unhideWhenUsed="1"/>
-    <w:lsdException w:name="HTML Acronym" w:semiHidden="1" w:unhideWhenUsed="1"/>
-    <w:lsdException w:name="HTML Address" w:semiHidden="1" w:unhideWhenUsed="1"/>
-    <w:lsdException w:name="HTML Cite" w:semiHidden="1" w:unhideWhenUsed="1"/>
-    <w:lsdException w:name="HTML Code" w:semiHidden="1" w:unhideWhenUsed="1"/>
-    <w:lsdException w:name="HTML Definition" w:semiHidden="1" w:unhideWhenUsed="1"/>
-    <w:lsdException w:name="HTML Keyboard" w:semiHidden="1" w:unhideWhenUsed="1"/>
-    <w:lsdException w:name="HTML Preformatted" w:semiHidden="1" w:unhideWhenUsed="1"/>
-    <w:lsdException w:name="HTML Sample" w:semiHidden="1" w:unhideWhenUsed="1"/>
-    <w:lsdException w:name="HTML Typewriter" w:semiHidden="1" w:unhideWhenUsed="1"/>
-    <w:lsdException w:name="HTML Variable" w:semiHidden="1" w:unhideWhenUsed="1"/>
-    <w:lsdException w:name="Normal Table" w:semiHidden="1" w:unhideWhenUsed="1"/>
-    <w:lsdException w:name="annotation subject" w:semiHidden="1" w:unhideWhenUsed="1"/>
-    <w:lsdException w:name="No List" w:semiHidden="1" w:unhideWhenUsed="1"/>
-    <w:lsdException w:name="Outline List 1" w:semiHidden="1" w:unhideWhenUsed="1"/>
-    <w:lsdException w:name="Outline List 2" w:semiHidden="1" w:unhideWhenUsed="1"/>
-    <w:lsdException w:name="Outline List 3" w:semiHidden="1" w:unhideWhenUsed="1"/>
-    <w:lsdException w:name="Table Simple 1" w:semiHidden="1" w:unhideWhenUsed="1"/>
-    <w:lsdException w:name="Table Simple 2" w:semiHidden="1" w:unhideWhenUsed="1"/>
-    <w:lsdException w:name="Table Simple 3" w:semiHidden="1" w:unhideWhenUsed="1"/>
-    <w:lsdException w:name="Table Classic 1" w:semiHidden="1" w:unhideWhenUsed="1"/>
-    <w:lsdException w:name="Table Classic 2" w:semiHidden="1" w:unhideWhenUsed="1"/>
-    <w:lsdException w:name="Table Classic 3" w:semiHidden="1" w:unhideWhenUsed="1"/>
-    <w:lsdException w:name="Table Classic 4" w:semiHidden="1" w:unhideWhenUsed="1"/>
-    <w:lsdException w:name="Table Colorful 1" w:semiHidden="1" w:unhideWhenUsed="1"/>
-    <w:lsdException w:name="Table Colorful 2" w:semiHidden="1" w:unhideWhenUsed="1"/>
-    <w:lsdException w:name="Table Colorful 3" w:semiHidden="1" w:unhideWhenUsed="1"/>
-    <w:lsdException w:name="Table Columns 1" w:semiHidden="1" w:unhideWhenUsed="1"/>
-    <w:lsdException w:name="Table Columns 2" w:semiHidden="1" w:unhideWhenUsed="1"/>
-    <w:lsdException w:name="Table Columns 3" w:semiHidden="1" w:unhideWhenUsed="1"/>
-    <w:lsdException w:name="Table Columns 4" w:semiHidden="1" w:unhideWhenUsed="1"/>
-    <w:lsdException w:name="Table Columns 5" w:semiHidden="1" w:unhideWhenUsed="1"/>
-    <w:lsdException w:name="Table Grid 1" w:semiHidden="1" w:unhideWhenUsed="1"/>
-    <w:lsdException w:name="Table Grid 2" w:semiHidden="1" w:unhideWhenUsed="1"/>
-    <w:lsdException w:name="Table Grid 3" w:semiHidden="1" w:unhideWhenUsed="1"/>
-    <w:lsdException w:name="Table Grid 4" w:semiHidden="1" w:unhideWhenUsed="1"/>
-    <w:lsdException w:name="Table Grid 5" w:semiHidden="1" w:unhideWhenUsed="1"/>
-    <w:lsdException w:name="Table Grid 6" w:semiHidden="1" w:unhideWhenUsed="1"/>
-    <w:lsdException w:name="Table Grid 7" w:semiHidden="1" w:unhideWhenUsed="1"/>
-    <w:lsdException w:name="Table Grid 8" w:semiHidden="1" w:unhideWhenUsed="1"/>
-    <w:lsdException w:name="Table List 1" w:semiHidden="1" w:unhideWhenUsed="1"/>
-    <w:lsdException w:name="Table List 2" w:semiHidden="1" w:unhideWhenUsed="1"/>
-    <w:lsdException w:name="Table List 3" w:semiHidden="1" w:unhideWhenUsed="1"/>
-    <w:lsdException w:name="Table List 4" w:semiHidden="1" w:unhideWhenUsed="1"/>
-    <w:lsdException w:name="Table List 5" w:semiHidden="1" w:unhideWhenUsed="1"/>
-    <w:lsdException w:name="Table List 6" w:semiHidden="1" w:unhideWhenUsed="1"/>
-    <w:lsdException w:name="Table List 7" w:semiHidden="1" w:unhideWhenUsed="1"/>
-    <w:lsdException w:name="Table List 8" w:semiHidden="1" w:unhideWhenUsed="1"/>
-    <w:lsdException w:name="Table 3D effects 1" w:semiHidden="1" w:unhideWhenUsed="1"/>
-    <w:lsdException w:name="Table 3D effects 2" w:semiHidden="1" w:unhideWhenUsed="1"/>
-    <w:lsdException w:name="Table 3D effects 3" w:semiHidden="1" w:unhideWhenUsed="1"/>
-    <w:lsdException w:name="Table Contemporary" w:semiHidden="1" w:unhideWhenUsed="1"/>
-    <w:lsdException w:name="Table Elegant" w:semiHidden="1" w:unhideWhenUsed="1"/>
-    <w:lsdException w:name="Table Professional" w:semiHidden="1" w:unhideWhenUsed="1"/>
-    <w:lsdException w:name="Table Subtle 1" w:semiHidden="1" w:unhideWhenUsed="1"/>
-    <w:lsdException w:name="Table Subtle 2" w:semiHidden="1" w:unhideWhenUsed="1"/>
-    <w:lsdException w:name="Table Web 1" w:semiHidden="1" w:unhideWhenUsed="1"/>
-    <w:lsdException w:name="Table Web 2" w:semiHidden="1" w:unhideWhenUsed="1"/>
-    <w:lsdException w:name="Table Web 3" w:semiHidden="1" w:unhideWhenUsed="1"/>
-    <w:lsdException w:name="Balloon Text" w:semiHidden="1" w:unhideWhenUsed="1"/>
-    <w:lsdException w:name="Table Grid" w:uiPriority="39"/>
-    <w:lsdException w:name="Table Theme" w:semiHidden="1" w:unhideWhenUsed="1"/>
-    <w:lsdException w:name="Placeholder Text" w:semiHidden="1"/>
-    <w:lsdException w:name="No Spacing" w:uiPriority="1" w:qFormat="1"/>
-    <w:lsdException w:name="Light Shading" w:uiPriority="60"/>
-    <w:lsdException w:name="Light List" w:uiPriority="61"/>
-    <w:lsdException w:name="Light Grid" w:uiPriority="62"/>
-    <w:lsdException w:name="Medium Shading 1" w:uiPriority="63"/>
-    <w:lsdException w:name="Medium Shading 2" w:uiPriority="64"/>
-    <w:lsdException w:name="Medium List 1" w:uiPriority="65"/>
-    <w:lsdException w:name="Medium List 2" w:uiPriority="66"/>
-    <w:lsdException w:name="Medium Grid 1" w:uiPriority="67"/>
-    <w:lsdException w:name="Medium Grid 2" w:uiPriority="68"/>
-    <w:lsdException w:name="Medium Grid 3" w:uiPriority="69"/>
-    <w:lsdException w:name="Dark List" w:uiPriority="70"/>
-    <w:lsdException w:name="Colorful Shading" w:uiPriority="71"/>
-    <w:lsdException w:name="Colorful List" w:uiPriority="72"/>
-    <w:lsdException w:name="Colorful Grid" w:uiPriority="73"/>
-    <w:lsdException w:name="Light Shading Accent 1" w:uiPriority="60"/>
-    <w:lsdException w:name="Light List Accent 1" w:uiPriority="61"/>
-    <w:lsdException w:name="Light Grid Accent 1" w:uiPriority="62"/>
-    <w:lsdException w:name="Medium Shading 1 Accent 1" w:uiPriority="63"/>
-    <w:lsdException w:name="Medium Shading 2 Accent 1" w:uiPriority="64"/>
-    <w:lsdException w:name="Medium List 1 Accent 1" w:uiPriority="65"/>
-    <w:lsdException w:name="Revision" w:semiHidden="1"/>
-    <w:lsdException w:name="List Paragraph" w:uiPriority="34" w:qFormat="1"/>
-    <w:lsdException w:name="Quote" w:uiPriority="29" w:qFormat="1"/>
-    <w:lsdException w:name="Intense Quote" w:uiPriority="30" w:qFormat="1"/>
-    <w:lsdException w:name="Medium List 2 Accent 1" w:uiPriority="66"/>
-    <w:lsdException w:name="Medium Grid 1 Accent 1" w:uiPriority="67"/>
-    <w:lsdException w:name="Medium Grid 2 Accent 1" w:uiPriority="68"/>
-    <w:lsdException w:name="Medium Grid 3 Accent 1" w:uiPriority="69"/>
-    <w:lsdException w:name="Dark List Accent 1" w:uiPriority="70"/>
-    <w:lsdException w:name="Colorful Shading Accent 1" w:uiPriority="71"/>
-    <w:lsdException w:name="Colorful List Accent 1" w:uiPriority="72"/>
-    <w:lsdException w:name="Colorful Grid Accent 1" w:uiPriority="73"/>
-    <w:lsdException w:name="Light Shading Accent 2" w:uiPriority="60"/>
-    <w:lsdException w:name="Light List Accent 2" w:uiPriority="61"/>
-    <w:lsdException w:name="Light Grid Accent 2" w:uiPriority="62"/>
-    <w:lsdException w:name="Medium Shading 1 Accent 2" w:uiPriority="63"/>
-    <w:lsdException w:name="Medium Shading 2 Accent 2" w:uiPriority="64"/>
-    <w:lsdException w:name="Medium List 1 Accent 2" w:uiPriority="65"/>
-    <w:lsdException w:name="Medium List 2 Accent 2" w:uiPriority="66"/>
-    <w:lsdException w:name="Medium Grid 1 Accent 2" w:uiPriority="67"/>
-    <w:lsdException w:name="Medium Grid 2 Accent 2" w:uiPriority="68"/>
-    <w:lsdException w:name="Medium Grid 3 Accent 2" w:uiPriority="69"/>
-    <w:lsdException w:name="Dark List Accent 2" w:uiPriority="70"/>
-    <w:lsdException w:name="Colorful Shading Accent 2" w:uiPriority="71"/>
-    <w:lsdException w:name="Colorful List Accent 2" w:uiPriority="72"/>
-    <w:lsdException w:name="Colorful Grid Accent 2" w:uiPriority="73"/>
-    <w:lsdException w:name="Light Shading Accent 3" w:uiPriority="60"/>
-    <w:lsdException w:name="Light List Accent 3" w:uiPriority="61"/>
-    <w:lsdException w:name="Light Grid Accent 3" w:uiPriority="62"/>
-    <w:lsdException w:name="Medium Shading 1 Accent 3" w:uiPriority="63"/>
-    <w:lsdException w:name="Medium Shading 2 Accent 3" w:uiPriority="64"/>
-    <w:lsdException w:name="Medium List 1 Accent 3" w:uiPriority="65"/>
-    <w:lsdException w:name="Medium List 2 Accent 3" w:uiPriority="66"/>
-    <w:lsdException w:name="Medium Grid 1 Accent 3" w:uiPriority="67"/>
-    <w:lsdException w:name="Medium Grid 2 Accent 3" w:uiPriority="68"/>
-    <w:lsdException w:name="Medium Grid 3 Accent 3" w:uiPriority="69"/>
-    <w:lsdException w:name="Dark List Accent 3" w:uiPriority="70"/>
-    <w:lsdException w:name="Colorful Shading Accent 3" w:uiPriority="71"/>
-    <w:lsdException w:name="Colorful List Accent 3" w:uiPriority="72"/>
-    <w:lsdException w:name="Colorful Grid Accent 3" w:uiPriority="73"/>
-    <w:lsdException w:name="Light Shading Accent 4" w:uiPriority="60"/>
-    <w:lsdException w:name="Light List Accent 4" w:uiPriority="61"/>
-    <w:lsdException w:name="Light Grid Accent 4" w:uiPriority="62"/>
-    <w:lsdException w:name="Medium Shading 1 Accent 4" w:uiPriority="63"/>
-    <w:lsdException w:name="Medium Shading 2 Accent 4" w:uiPriority="64"/>
-    <w:lsdException w:name="Medium List 1 Accent 4" w:uiPriority="65"/>
-    <w:lsdException w:name="Medium List 2 Accent 4" w:uiPriority="66"/>
-    <w:lsdException w:name="Medium Grid 1 Accent 4" w:uiPriority="67"/>
-    <w:lsdException w:name="Medium Grid 2 Accent 4" w:uiPriority="68"/>
-    <w:lsdException w:name="Medium Grid 3 Accent 4" w:uiPriority="69"/>
-    <w:lsdException w:name="Dark List Accent 4" w:uiPriority="70"/>
-    <w:lsdException w:name="Colorful Shading Accent 4" w:uiPriority="71"/>
-    <w:lsdException w:name="Colorful List Accent 4" w:uiPriority="72"/>
-    <w:lsdException w:name="Colorful Grid Accent 4" w:uiPriority="73"/>
-    <w:lsdException w:name="Light Shading Accent 5" w:uiPriority="60"/>
-    <w:lsdException w:name="Light List Accent 5" w:uiPriority="61"/>
-    <w:lsdException w:name="Light Grid Accent 5" w:uiPriority="62"/>
-    <w:lsdException w:name="Medium Shading 1 Accent 5" w:uiPriority="63"/>
-    <w:lsdException w:name="Medium Shading 2 Accent 5" w:uiPriority="64"/>
-    <w:lsdException w:name="Medium List 1 Accent 5" w:uiPriority="65"/>
-    <w:lsdException w:name="Medium List 2 Accent 5" w:uiPriority="66"/>
-    <w:lsdException w:name="Medium Grid 1 Accent 5" w:uiPriority="67"/>
-    <w:lsdException w:name="Medium Grid 2 Accent 5" w:uiPriority="68"/>
-    <w:lsdException w:name="Medium Grid 3 Accent 5" w:uiPriority="69"/>
-    <w:lsdException w:name="Dark List Accent 5" w:uiPriority="70"/>
-    <w:lsdException w:name="Colorful Shading Accent 5" w:uiPriority="71"/>
-    <w:lsdException w:name="Colorful List Accent 5" w:uiPriority="72"/>
-    <w:lsdException w:name="Colorful Grid Accent 5" w:uiPriority="73"/>
-    <w:lsdException w:name="Light Shading Accent 6" w:uiPriority="60"/>
-    <w:lsdException w:name="Light List Accent 6" w:uiPriority="61"/>
-    <w:lsdException w:name="Light Grid Accent 6" w:uiPriority="62"/>
-    <w:lsdException w:name="Medium Shading 1 Accent 6" w:uiPriority="63"/>
-    <w:lsdException w:name="Medium Shading 2 Accent 6" w:uiPriority="64"/>
-    <w:lsdException w:name="Medium List 1 Accent 6" w:uiPriority="65"/>
-    <w:lsdException w:name="Medium List 2 Accent 6" w:uiPriority="66"/>
-    <w:lsdException w:name="Medium Grid 1 Accent 6" w:uiPriority="67"/>
-    <w:lsdException w:name="Medium Grid 2 Accent 6" w:uiPriority="68"/>
-    <w:lsdException w:name="Medium Grid 3 Accent 6" w:uiPriority="69"/>
-    <w:lsdException w:name="Dark List Accent 6" w:uiPriority="70"/>
-    <w:lsdException w:name="Colorful Shading Accent 6" w:uiPriority="71"/>
-    <w:lsdException w:name="Colorful List Accent 6" w:uiPriority="72"/>
-    <w:lsdException w:name="Colorful Grid Accent 6" w:uiPriority="73"/>
-    <w:lsdException w:name="Subtle Emphasis" w:uiPriority="19" w:qFormat="1"/>
-    <w:lsdException w:name="Intense Emphasis" w:uiPriority="21" w:qFormat="1"/>
-    <w:lsdException w:name="Subtle Reference" w:uiPriority="31" w:qFormat="1"/>
-    <w:lsdException w:name="Intense Reference" w:uiPriority="32" w:qFormat="1"/>
-    <w:lsdException w:name="Book Title" w:uiPriority="33" w:qFormat="1"/>
-    <w:lsdException w:name="Bibliography" w:semiHidden="1" w:uiPriority="37" w:unhideWhenUsed="1"/>
-    <w:lsdException w:name="TOC Heading" w:semiHidden="1" w:uiPriority="39" w:unhideWhenUsed="1" w:qFormat="1"/>
-    <w:lsdException w:name="Plain Table 1" w:uiPriority="41"/>
-    <w:lsdException w:name="Plain Table 2" w:uiPriority="42"/>
-    <w:lsdException w:name="Plain Table 3" w:uiPriority="43"/>
-    <w:lsdException w:name="Plain Table 4" w:uiPriority="44"/>
-    <w:lsdException w:name="Plain Table 5" w:uiPriority="45"/>
-    <w:lsdException w:name="Grid Table Light" w:uiPriority="40"/>
-    <w:lsdException w:name="Grid Table 1 Light" w:uiPriority="46"/>
-    <w:lsdException w:name="Grid Table 2" w:uiPriority="47"/>
-    <w:lsdException w:name="Grid Table 3" w:uiPriority="48"/>
-    <w:lsdException w:name="Grid Table 4" w:uiPriority="49"/>
-    <w:lsdException w:name="Grid Table 5 Dark" w:uiPriority="50"/>
-    <w:lsdException w:name="Grid Table 6 Colorful" w:uiPriority="51"/>
-    <w:lsdException w:name="Grid Table 7 Colorful" w:uiPriority="52"/>
-    <w:lsdException w:name="Grid Table 1 Light Accent 1" w:uiPriority="46"/>
-    <w:lsdException w:name="Grid Table 2 Accent 1" w:uiPriority="47"/>
-    <w:lsdException w:name="Grid Table 3 Accent 1" w:uiPriority="48"/>
-    <w:lsdException w:name="Grid Table 4 Accent 1" w:uiPriority="49"/>
-    <w:lsdException w:name="Grid Table 5 Dark Accent 1" w:uiPriority="50"/>
-    <w:lsdException w:name="Grid Table 6 Colorful Accent 1" w:uiPriority="51"/>
-    <w:lsdException w:name="Grid Table 7 Colorful Accent 1" w:uiPriority="52"/>
-    <w:lsdException w:name="Grid Table 1 Light Accent 2" w:uiPriority="46"/>
-    <w:lsdException w:name="Grid Table 2 Accent 2" w:uiPriority="47"/>
-    <w:lsdException w:name="Grid Table 3 Accent 2" w:uiPriority="48"/>
-    <w:lsdException w:name="Grid Table 4 Accent 2" w:uiPriority="49"/>
-    <w:lsdException w:name="Grid Table 5 Dark Accent 2" w:uiPriority="50"/>
-    <w:lsdException w:name="Grid Table 6 Colorful Accent 2" w:uiPriority="51"/>
-    <w:lsdException w:name="Grid Table 7 Colorful Accent 2" w:uiPriority="52"/>
-    <w:lsdException w:name="Grid Table 1 Light Accent 3" w:uiPriority="46"/>
-    <w:lsdException w:name="Grid Table 2 Accent 3" w:uiPriority="47"/>
-    <w:lsdException w:name="Grid Table 3 Accent 3" w:uiPriority="48"/>
-    <w:lsdException w:name="Grid Table 4 Accent 3" w:uiPriority="49"/>
-    <w:lsdException w:name="Grid Table 5 Dark Accent 3" w:uiPriority="50"/>
-    <w:lsdException w:name="Grid Table 6 Colorful Accent 3" w:uiPriority="51"/>
-    <w:lsdException w:name="Grid Table 7 Colorful Accent 3" w:uiPriority="52"/>
-    <w:lsdException w:name="Grid Table 1 Light Accent 4" w:uiPriority="46"/>
-    <w:lsdException w:name="Grid Table 2 Accent 4" w:uiPriority="47"/>
-    <w:lsdException w:name="Grid Table 3 Accent 4" w:uiPriority="48"/>
-    <w:lsdException w:name="Grid Table 4 Accent 4" w:uiPriority="49"/>
-    <w:lsdException w:name="Grid Table 5 Dark Accent 4" w:uiPriority="50"/>
-    <w:lsdException w:name="Grid Table 6 Colorful Accent 4" w:uiPriority="51"/>
-    <w:lsdException w:name="Grid Table 7 Colorful Accent 4" w:uiPriority="52"/>
-    <w:lsdException w:name="Grid Table 1 Light Accent 5" w:uiPriority="46"/>
-    <w:lsdException w:name="Grid Table 2 Accent 5" w:uiPriority="47"/>
-    <w:lsdException w:name="Grid Table 3 Accent 5" w:uiPriority="48"/>
-    <w:lsdException w:name="Grid Table 4 Accent 5" w:uiPriority="49"/>
-    <w:lsdException w:name="Grid Table 5 Dark Accent 5" w:uiPriority="50"/>
-    <w:lsdException w:name="Grid Table 6 Colorful Accent 5" w:uiPriority="51"/>
-    <w:lsdException w:name="Grid Table 7 Colorful Accent 5" w:uiPriority="52"/>
-    <w:lsdException w:name="Grid Table 1 Light Accent 6" w:uiPriority="46"/>
-    <w:lsdException w:name="Grid Table 2 Accent 6" w:uiPriority="47"/>
-    <w:lsdException w:name="Grid Table 3 Accent 6" w:uiPriority="48"/>
-    <w:lsdException w:name="Grid Table 4 Accent 6" w:uiPriority="49"/>
-    <w:lsdException w:name="Grid Table 5 Dark Accent 6" w:uiPriority="50"/>
-    <w:lsdException w:name="Grid Table 6 Colorful Accent 6" w:uiPriority="51"/>
-    <w:lsdException w:name="Grid Table 7 Colorful Accent 6" w:uiPriority="52"/>
-    <w:lsdException w:name="List Table 1 Light" w:uiPriority="46"/>
-    <w:lsdException w:name="List Table 2" w:uiPriority="47"/>
-    <w:lsdException w:name="List Table 3" w:uiPriority="48"/>
-    <w:lsdException w:name="List Table 4" w:uiPriority="49"/>
-    <w:lsdException w:name="List Table 5 Dark" w:uiPriority="50"/>
-    <w:lsdException w:name="List Table 6 Colorful" w:uiPriority="51"/>
-    <w:lsdException w:name="List Table 7 Colorful" w:uiPriority="52"/>
-    <w:lsdException w:name="List Table 1 Light Accent 1" w:uiPriority="46"/>
-    <w:lsdException w:name="List Table 2 Accent 1" w:uiPriority="47"/>
-    <w:lsdException w:name="List Table 3 Accent 1" w:uiPriority="48"/>
-    <w:lsdException w:name="List Table 4 Accent 1" w:uiPriority="49"/>
-    <w:lsdException w:name="List Table 5 Dark Accent 1" w:uiPriority="50"/>
-    <w:lsdException w:name="List Table 6 Colorful Accent 1" w:uiPriority="51"/>
-    <w:lsdException w:name="List Table 7 Colorful Accent 1" w:uiPriority="52"/>
-    <w:lsdException w:name="List Table 1 Light Accent 2" w:uiPriority="46"/>
-    <w:lsdException w:name="List Table 2 Accent 2" w:uiPriority="47"/>
-    <w:lsdException w:name="List Table 3 Accent 2" w:uiPriority="48"/>
-    <w:lsdException w:name="List Table 4 Accent 2" w:uiPriority="49"/>
-    <w:lsdException w:name="List Table 5 Dark Accent 2" w:uiPriority="50"/>
-    <w:lsdException w:name="List Table 6 Colorful Accent 2" w:uiPriority="51"/>
-    <w:lsdException w:name="List Table 7 Colorful Accent 2" w:uiPriority="52"/>
-    <w:lsdException w:name="List Table 1 Light Accent 3" w:uiPriority="46"/>
-    <w:lsdException w:name="List Table 2 Accent 3" w:uiPriority="47"/>
-    <w:lsdException w:name="List Table 3 Accent 3" w:uiPriority="48"/>
-    <w:lsdException w:name="List Table 4 Accent 3" w:uiPriority="49"/>
-    <w:lsdException w:name="List Table 5 Dark Accent 3" w:uiPriority="50"/>
-    <w:lsdException w:name="List Table 6 Colorful Accent 3" w:uiPriority="51"/>
-    <w:lsdException w:name="List Table 7 Colorful Accent 3" w:uiPriority="52"/>
-    <w:lsdException w:name="List Table 1 Light Accent 4" w:uiPriority="46"/>
-    <w:lsdException w:name="List Table 2 Accent 4" w:uiPriority="47"/>
-    <w:lsdException w:name="List Table 3 Accent 4" w:uiPriority="48"/>
-    <w:lsdException w:name="List Table 4 Accent 4" w:uiPriority="49"/>
-    <w:lsdException w:name="List Table 5 Dark Accent 4" w:uiPriority="50"/>
-    <w:lsdException w:name="List Table 6 Colorful Accent 4" w:uiPriority="51"/>
-    <w:lsdException w:name="List Table 7 Colorful Accent 4" w:uiPriority="52"/>
-    <w:lsdException w:name="List Table 1 Light Accent 5" w:uiPriority="46"/>
-    <w:lsdException w:name="List Table 2 Accent 5" w:uiPriority="47"/>
-    <w:lsdException w:name="List Table 3 Accent 5" w:uiPriority="48"/>
-    <w:lsdException w:name="List Table 4 Accent 5" w:uiPriority="49"/>
-    <w:lsdException w:name="List Table 5 Dark Accent 5" w:uiPriority="50"/>
-    <w:lsdException w:name="List Table 6 Colorful Accent 5" w:uiPriority="51"/>
-    <w:lsdException w:name="List Table 7 Colorful Accent 5" w:uiPriority="52"/>
-    <w:lsdException w:name="List Table 1 Light Accent 6" w:uiPriority="46"/>
-    <w:lsdException w:name="List Table 2 Accent 6" w:uiPriority="47"/>
-    <w:lsdException w:name="List Table 3 Accent 6" w:uiPriority="48"/>
-    <w:lsdException w:name="List Table 4 Accent 6" w:uiPriority="49"/>
-    <w:lsdException w:name="List Table 5 Dark Accent 6" w:uiPriority="50"/>
-    <w:lsdException w:name="List Table 6 Colorful Accent 6" w:uiPriority="51"/>
-    <w:lsdException w:name="List Table 7 Colorful Accent 6" w:uiPriority="52"/>
-    <w:lsdException w:name="Mention" w:semiHidden="1" w:unhideWhenUsed="1"/>
-    <w:lsdException w:name="Smart Hyperlink" w:semiHidden="1" w:unhideWhenUsed="1"/>
-    <w:lsdException w:name="Hashtag" w:semiHidden="1" w:unhideWhenUsed="1"/>
-    <w:lsdException w:name="Unresolved Mention" w:semiHidden="1" w:unhideWhenUsed="1"/>
-    <w:lsdException w:name="Smart Link" w:semiHidden="1" w:unhideWhenUsed="1"/>
-  </w:latentStyles>
-  <w:style w:type="paragraph" w:default="1" w:styleId="Normal">
-    <w:name w:val="Normal"/>
-    <w:qFormat/>
-  </w:style>
-  <w:style w:type="character" w:default="1" w:styleId="DefaultParagraphFont">
-    <w:name w:val="Default Paragraph Font"/>
-    <w:uiPriority w:val="1"/>
-    <w:semiHidden/>
-    <w:unhideWhenUsed/>
-  </w:style>
-  <w:style w:type="table" w:default="1" w:styleId="TableNormal">
-    <w:name w:val="Normal Table"/>
-    <w:uiPriority w:val="99"/>
-    <w:semiHidden/>
-    <w:unhideWhenUsed/>
-    <w:tblPr>
-      <w:tblInd w:w="0" w:type="dxa"/>
-      <w:tblCellMar>
-        <w:top w:w="0" w:type="dxa"/>
-        <w:left w:w="108" w:type="dxa"/>
-        <w:bottom w:w="0" w:type="dxa"/>
-        <w:right w:w="108" w:type="dxa"/>
-      </w:tblCellMar>
-    </w:tblPr>
-  </w:style>
-  <w:style w:type="numbering" w:default="1" w:styleId="NoList">
-    <w:name w:val="No List"/>
-    <w:uiPriority w:val="99"/>
-    <w:semiHidden/>
-    <w:unhideWhenUsed/>
-  </w:style>
-  <w:style w:type="character" w:styleId="PlaceholderText">
-    <w:name w:val="Placeholder Text"/>
-    <w:basedOn w:val="DefaultParagraphFont"/>
-    <w:uiPriority w:val="99"/>
-    <w:semiHidden/>
-    <w:rsid w:val="0026586F"/>
-    <w:rPr>
-      <w:color w:val="666666"/>
-    </w:rPr>
-  </w:style>
-</w:styles>
-</file>
-
-<file path=word/glossary/webSettings.xml><?xml version="1.0" encoding="utf-8"?>
-<w:webSettings xmlns:mc="http://schemas.openxmlformats.org/markup-compatibility/2006" xmlns:r="http://schemas.openxmlformats.org/officeDocument/2006/relationships" xmlns:w="http://schemas.openxmlformats.org/wordprocessingml/2006/main" xmlns:w14="http://schemas.microsoft.com/office/word/2010/wordml" xmlns:w15="http://schemas.microsoft.com/office/word/2012/wordml" xmlns:w16cex="http://schemas.microsoft.com/office/word/2018/wordml/cex" xmlns:w16cid="http://schemas.microsoft.com/office/word/2016/wordml/cid" xmlns:w16="http://schemas.microsoft.com/office/word/2018/wordml" xmlns:w16du="http://schemas.microsoft.com/office/word/2023/wordml/word16du" xmlns:w16sdtdh="http://schemas.microsoft.com/office/word/2020/wordml/sdtdatahash" xmlns:w16sdtfl="http://schemas.microsoft.com/office/word/2024/wordml/sdtformatlock" xmlns:w16se="http://schemas.microsoft.com/office/word/2015/wordml/symex" mc:Ignorable="w14 w15 w16se w16cid w16 w16cex w16sdtdh w16sdtfl w16du">
-  <w:optimizeForBrowser/>
-  <w:allowPNG/>
-</w:webSettings>
-</file>
-
 <file path=word/theme/theme1.xml><?xml version="1.0" encoding="utf-8"?>
 <a:theme xmlns:a="http://schemas.openxmlformats.org/drawingml/2006/main" name="Office Theme">
   <a:themeElements>
